--- a/docs/tables/auc3/sec5_grade_2_aes.docx
+++ b/docs/tables/auc3/sec5_grade_2_aes.docx
@@ -838,7 +838,7 @@
                 <w:szCs w:val="22"/>
                 <w:color w:val="000000"/>
               </w:rPr>
-              <w:t xml:space="preserve">143</w:t>
+              <w:t xml:space="preserve">142</w:t>
             </w:r>
           </w:p>
         </w:tc>
@@ -944,7 +944,7 @@
                 <w:szCs w:val="22"/>
                 <w:color w:val="000000"/>
               </w:rPr>
-              <w:t xml:space="preserve">0.95, 1.21</w:t>
+              <w:t xml:space="preserve">0.95, 1.20</w:t>
             </w:r>
           </w:p>
         </w:tc>
@@ -997,7 +997,7 @@
                 <w:szCs w:val="22"/>
                 <w:color w:val="000000"/>
               </w:rPr>
-              <w:t xml:space="preserve">0.240</w:t>
+              <w:t xml:space="preserve">0.300</w:t>
             </w:r>
           </w:p>
         </w:tc>
@@ -1050,7 +1050,7 @@
                 <w:szCs w:val="22"/>
                 <w:color w:val="000000"/>
               </w:rPr>
-              <w:t xml:space="preserve">143</w:t>
+              <w:t xml:space="preserve">142</w:t>
             </w:r>
           </w:p>
         </w:tc>
@@ -1156,7 +1156,7 @@
                 <w:szCs w:val="22"/>
                 <w:color w:val="000000"/>
               </w:rPr>
-              <w:t xml:space="preserve">1.07, 1.62</w:t>
+              <w:t xml:space="preserve">1.07, 1.63</w:t>
             </w:r>
           </w:p>
         </w:tc>
@@ -1209,7 +1209,7 @@
                 <w:szCs w:val="22"/>
                 <w:color w:val="000000"/>
               </w:rPr>
-              <w:t xml:space="preserve">0.010</w:t>
+              <w:t xml:space="preserve">0.011</w:t>
             </w:r>
           </w:p>
         </w:tc>
@@ -1321,7 +1321,7 @@
                 <w:szCs w:val="22"/>
                 <w:color w:val="000000"/>
               </w:rPr>
-              <w:t xml:space="preserve">143</w:t>
+              <w:t xml:space="preserve">142</w:t>
             </w:r>
           </w:p>
         </w:tc>
@@ -1480,60 +1480,60 @@
                 <w:szCs w:val="22"/>
                 <w:color w:val="000000"/>
               </w:rPr>
-              <w:t xml:space="preserve">0.360</w:t>
-            </w:r>
-          </w:p>
-        </w:tc>
-        <w:tc>
-          <w:tcPr>
-            <w:tcBorders>
-              <w:bottom w:val="none" w:sz="0" w:space="0" w:color="000000"/>
-              <w:top w:val="none" w:sz="0" w:space="0" w:color="000000"/>
-              <w:left w:val="none" w:sz="0" w:space="0" w:color="000000"/>
-              <w:right w:val="none" w:sz="0" w:space="0" w:color="000000"/>
-            </w:tcBorders>
-            <w:shd w:val="clear" w:color="auto" w:fill="FFFFFF"/>
-            <w:tcMar>
-              <w:top w:w="0" w:type="dxa"/>
-              <w:bottom w:w="0" w:type="dxa"/>
-              <w:left w:w="0" w:type="dxa"/>
-              <w:right w:w="0" w:type="dxa"/>
-            </w:tcMar>
-            <w:vAlign w:val="top"/>
-          </w:tcPr>
-          <w:p>
-            <w:pPr>
-              <w:pStyle w:val="Normal"/>
-              <w:jc w:val="center"/>
-              <w:pBdr>
-                <w:bottom w:val="none" w:sz="0" w:space="0" w:color="000000"/>
-                <w:top w:val="none" w:sz="0" w:space="0" w:color="000000"/>
-                <w:left w:val="none" w:sz="0" w:space="0" w:color="000000"/>
-                <w:right w:val="none" w:sz="0" w:space="0" w:color="000000"/>
-              </w:pBdr>
-              <w:spacing w:after="100" w:before="100" w:line="240"/>
-              <w:ind w:left="100" w:right="100" w:firstLine="0" w:firstLineChars="0"/>
-              <w:rPr>
-                <w:rFonts w:ascii="Helvetica" w:hAnsi="Helvetica" w:eastAsia="Helvetica" w:cs="Helvetica"/>
-                <w:i w:val="false"/>
-                <w:b w:val="false"/>
-                <w:u w:val="none"/>
-                <w:sz w:val="22"/>
-                <w:szCs w:val="22"/>
-                <w:color w:val="000000"/>
-              </w:rPr>
-            </w:pPr>
-            <w:r>
-              <w:rPr>
-                <w:rFonts w:ascii="Helvetica" w:hAnsi="Helvetica" w:eastAsia="Helvetica" w:cs="Helvetica"/>
-                <w:i w:val="false"/>
-                <w:b w:val="false"/>
-                <w:u w:val="none"/>
-                <w:sz w:val="22"/>
-                <w:szCs w:val="22"/>
-                <w:color w:val="000000"/>
-              </w:rPr>
-              <w:t xml:space="preserve">143</w:t>
+              <w:t xml:space="preserve">0.330</w:t>
+            </w:r>
+          </w:p>
+        </w:tc>
+        <w:tc>
+          <w:tcPr>
+            <w:tcBorders>
+              <w:bottom w:val="none" w:sz="0" w:space="0" w:color="000000"/>
+              <w:top w:val="none" w:sz="0" w:space="0" w:color="000000"/>
+              <w:left w:val="none" w:sz="0" w:space="0" w:color="000000"/>
+              <w:right w:val="none" w:sz="0" w:space="0" w:color="000000"/>
+            </w:tcBorders>
+            <w:shd w:val="clear" w:color="auto" w:fill="FFFFFF"/>
+            <w:tcMar>
+              <w:top w:w="0" w:type="dxa"/>
+              <w:bottom w:w="0" w:type="dxa"/>
+              <w:left w:w="0" w:type="dxa"/>
+              <w:right w:w="0" w:type="dxa"/>
+            </w:tcMar>
+            <w:vAlign w:val="top"/>
+          </w:tcPr>
+          <w:p>
+            <w:pPr>
+              <w:pStyle w:val="Normal"/>
+              <w:jc w:val="center"/>
+              <w:pBdr>
+                <w:bottom w:val="none" w:sz="0" w:space="0" w:color="000000"/>
+                <w:top w:val="none" w:sz="0" w:space="0" w:color="000000"/>
+                <w:left w:val="none" w:sz="0" w:space="0" w:color="000000"/>
+                <w:right w:val="none" w:sz="0" w:space="0" w:color="000000"/>
+              </w:pBdr>
+              <w:spacing w:after="100" w:before="100" w:line="240"/>
+              <w:ind w:left="100" w:right="100" w:firstLine="0" w:firstLineChars="0"/>
+              <w:rPr>
+                <w:rFonts w:ascii="Helvetica" w:hAnsi="Helvetica" w:eastAsia="Helvetica" w:cs="Helvetica"/>
+                <w:i w:val="false"/>
+                <w:b w:val="false"/>
+                <w:u w:val="none"/>
+                <w:sz w:val="22"/>
+                <w:szCs w:val="22"/>
+                <w:color w:val="000000"/>
+              </w:rPr>
+            </w:pPr>
+            <w:r>
+              <w:rPr>
+                <w:rFonts w:ascii="Helvetica" w:hAnsi="Helvetica" w:eastAsia="Helvetica" w:cs="Helvetica"/>
+                <w:i w:val="false"/>
+                <w:b w:val="false"/>
+                <w:u w:val="none"/>
+                <w:sz w:val="22"/>
+                <w:szCs w:val="22"/>
+                <w:color w:val="000000"/>
+              </w:rPr>
+              <w:t xml:space="preserve">142</w:t>
             </w:r>
           </w:p>
         </w:tc>
@@ -1692,14 +1692,14 @@
                 <w:szCs w:val="22"/>
                 <w:color w:val="000000"/>
               </w:rPr>
-              <w:t xml:space="preserve">0.120</w:t>
+              <w:t xml:space="preserve">0.180</w:t>
             </w:r>
           </w:p>
         </w:tc>
       </w:tr>
       <w:tr>
         <w:trPr>
-          <w:trHeight w:val="569" w:hRule="auto"/>
+          <w:trHeight w:val="565" w:hRule="auto"/>
         </w:trPr>
         body 3
         <w:tc>
@@ -1804,7 +1804,7 @@
                 <w:szCs w:val="22"/>
                 <w:color w:val="000000"/>
               </w:rPr>
-              <w:t xml:space="preserve">143</w:t>
+              <w:t xml:space="preserve">142</w:t>
             </w:r>
           </w:p>
         </w:tc>
@@ -2016,7 +2016,7 @@
                 <w:szCs w:val="22"/>
                 <w:color w:val="000000"/>
               </w:rPr>
-              <w:t xml:space="preserve">143</w:t>
+              <w:t xml:space="preserve">142</w:t>
             </w:r>
           </w:p>
         </w:tc>
@@ -2823,113 +2823,113 @@
                 <w:szCs w:val="22"/>
                 <w:color w:val="000000"/>
               </w:rPr>
-              <w:t xml:space="preserve">0.73</w:t>
-            </w:r>
-          </w:p>
-        </w:tc>
-        <w:tc>
-          <w:tcPr>
-            <w:tcBorders>
-              <w:bottom w:val="none" w:sz="0" w:space="0" w:color="000000"/>
-              <w:top w:val="none" w:sz="0" w:space="0" w:color="000000"/>
-              <w:left w:val="none" w:sz="0" w:space="0" w:color="000000"/>
-              <w:right w:val="none" w:sz="0" w:space="0" w:color="000000"/>
-            </w:tcBorders>
-            <w:shd w:val="clear" w:color="auto" w:fill="FFFFFF"/>
-            <w:tcMar>
-              <w:top w:w="0" w:type="dxa"/>
-              <w:bottom w:w="0" w:type="dxa"/>
-              <w:left w:w="0" w:type="dxa"/>
-              <w:right w:w="0" w:type="dxa"/>
-            </w:tcMar>
-            <w:vAlign w:val="top"/>
-          </w:tcPr>
-          <w:p>
-            <w:pPr>
-              <w:pStyle w:val="Normal"/>
-              <w:jc w:val="center"/>
-              <w:pBdr>
-                <w:bottom w:val="none" w:sz="0" w:space="0" w:color="000000"/>
-                <w:top w:val="none" w:sz="0" w:space="0" w:color="000000"/>
-                <w:left w:val="none" w:sz="0" w:space="0" w:color="000000"/>
-                <w:right w:val="none" w:sz="0" w:space="0" w:color="000000"/>
-              </w:pBdr>
-              <w:spacing w:after="100" w:before="100" w:line="240"/>
-              <w:ind w:left="100" w:right="100" w:firstLine="0" w:firstLineChars="0"/>
-              <w:rPr>
-                <w:rFonts w:ascii="Helvetica" w:hAnsi="Helvetica" w:eastAsia="Helvetica" w:cs="Helvetica"/>
-                <w:i w:val="false"/>
-                <w:b w:val="false"/>
-                <w:u w:val="none"/>
-                <w:sz w:val="22"/>
-                <w:szCs w:val="22"/>
-                <w:color w:val="000000"/>
-              </w:rPr>
-            </w:pPr>
-            <w:r>
-              <w:rPr>
-                <w:rFonts w:ascii="Helvetica" w:hAnsi="Helvetica" w:eastAsia="Helvetica" w:cs="Helvetica"/>
-                <w:i w:val="false"/>
-                <w:b w:val="false"/>
-                <w:u w:val="none"/>
-                <w:sz w:val="22"/>
-                <w:szCs w:val="22"/>
-                <w:color w:val="000000"/>
-              </w:rPr>
-              <w:t xml:space="preserve">0.27, 1.93</w:t>
-            </w:r>
-          </w:p>
-        </w:tc>
-        <w:tc>
-          <w:tcPr>
-            <w:tcBorders>
-              <w:bottom w:val="none" w:sz="0" w:space="0" w:color="000000"/>
-              <w:top w:val="none" w:sz="0" w:space="0" w:color="000000"/>
-              <w:left w:val="none" w:sz="0" w:space="0" w:color="000000"/>
-              <w:right w:val="none" w:sz="0" w:space="0" w:color="000000"/>
-            </w:tcBorders>
-            <w:shd w:val="clear" w:color="auto" w:fill="FFFFFF"/>
-            <w:tcMar>
-              <w:top w:w="0" w:type="dxa"/>
-              <w:bottom w:w="0" w:type="dxa"/>
-              <w:left w:w="0" w:type="dxa"/>
-              <w:right w:w="0" w:type="dxa"/>
-            </w:tcMar>
-            <w:vAlign w:val="top"/>
-          </w:tcPr>
-          <w:p>
-            <w:pPr>
-              <w:pStyle w:val="Normal"/>
-              <w:jc w:val="center"/>
-              <w:pBdr>
-                <w:bottom w:val="none" w:sz="0" w:space="0" w:color="000000"/>
-                <w:top w:val="none" w:sz="0" w:space="0" w:color="000000"/>
-                <w:left w:val="none" w:sz="0" w:space="0" w:color="000000"/>
-                <w:right w:val="none" w:sz="0" w:space="0" w:color="000000"/>
-              </w:pBdr>
-              <w:spacing w:after="100" w:before="100" w:line="240"/>
-              <w:ind w:left="100" w:right="100" w:firstLine="0" w:firstLineChars="0"/>
-              <w:rPr>
-                <w:rFonts w:ascii="Helvetica" w:hAnsi="Helvetica" w:eastAsia="Helvetica" w:cs="Helvetica"/>
-                <w:i w:val="false"/>
-                <w:b w:val="false"/>
-                <w:u w:val="none"/>
-                <w:sz w:val="22"/>
-                <w:szCs w:val="22"/>
-                <w:color w:val="000000"/>
-              </w:rPr>
-            </w:pPr>
-            <w:r>
-              <w:rPr>
-                <w:rFonts w:ascii="Helvetica" w:hAnsi="Helvetica" w:eastAsia="Helvetica" w:cs="Helvetica"/>
-                <w:i w:val="false"/>
-                <w:b w:val="false"/>
-                <w:u w:val="none"/>
-                <w:sz w:val="22"/>
-                <w:szCs w:val="22"/>
-                <w:color w:val="000000"/>
-              </w:rPr>
-              <w:t xml:space="preserve">0.520</w:t>
+              <w:t xml:space="preserve">0.74</w:t>
+            </w:r>
+          </w:p>
+        </w:tc>
+        <w:tc>
+          <w:tcPr>
+            <w:tcBorders>
+              <w:bottom w:val="none" w:sz="0" w:space="0" w:color="000000"/>
+              <w:top w:val="none" w:sz="0" w:space="0" w:color="000000"/>
+              <w:left w:val="none" w:sz="0" w:space="0" w:color="000000"/>
+              <w:right w:val="none" w:sz="0" w:space="0" w:color="000000"/>
+            </w:tcBorders>
+            <w:shd w:val="clear" w:color="auto" w:fill="FFFFFF"/>
+            <w:tcMar>
+              <w:top w:w="0" w:type="dxa"/>
+              <w:bottom w:w="0" w:type="dxa"/>
+              <w:left w:w="0" w:type="dxa"/>
+              <w:right w:w="0" w:type="dxa"/>
+            </w:tcMar>
+            <w:vAlign w:val="top"/>
+          </w:tcPr>
+          <w:p>
+            <w:pPr>
+              <w:pStyle w:val="Normal"/>
+              <w:jc w:val="center"/>
+              <w:pBdr>
+                <w:bottom w:val="none" w:sz="0" w:space="0" w:color="000000"/>
+                <w:top w:val="none" w:sz="0" w:space="0" w:color="000000"/>
+                <w:left w:val="none" w:sz="0" w:space="0" w:color="000000"/>
+                <w:right w:val="none" w:sz="0" w:space="0" w:color="000000"/>
+              </w:pBdr>
+              <w:spacing w:after="100" w:before="100" w:line="240"/>
+              <w:ind w:left="100" w:right="100" w:firstLine="0" w:firstLineChars="0"/>
+              <w:rPr>
+                <w:rFonts w:ascii="Helvetica" w:hAnsi="Helvetica" w:eastAsia="Helvetica" w:cs="Helvetica"/>
+                <w:i w:val="false"/>
+                <w:b w:val="false"/>
+                <w:u w:val="none"/>
+                <w:sz w:val="22"/>
+                <w:szCs w:val="22"/>
+                <w:color w:val="000000"/>
+              </w:rPr>
+            </w:pPr>
+            <w:r>
+              <w:rPr>
+                <w:rFonts w:ascii="Helvetica" w:hAnsi="Helvetica" w:eastAsia="Helvetica" w:cs="Helvetica"/>
+                <w:i w:val="false"/>
+                <w:b w:val="false"/>
+                <w:u w:val="none"/>
+                <w:sz w:val="22"/>
+                <w:szCs w:val="22"/>
+                <w:color w:val="000000"/>
+              </w:rPr>
+              <w:t xml:space="preserve">0.28, 1.96</w:t>
+            </w:r>
+          </w:p>
+        </w:tc>
+        <w:tc>
+          <w:tcPr>
+            <w:tcBorders>
+              <w:bottom w:val="none" w:sz="0" w:space="0" w:color="000000"/>
+              <w:top w:val="none" w:sz="0" w:space="0" w:color="000000"/>
+              <w:left w:val="none" w:sz="0" w:space="0" w:color="000000"/>
+              <w:right w:val="none" w:sz="0" w:space="0" w:color="000000"/>
+            </w:tcBorders>
+            <w:shd w:val="clear" w:color="auto" w:fill="FFFFFF"/>
+            <w:tcMar>
+              <w:top w:w="0" w:type="dxa"/>
+              <w:bottom w:w="0" w:type="dxa"/>
+              <w:left w:w="0" w:type="dxa"/>
+              <w:right w:w="0" w:type="dxa"/>
+            </w:tcMar>
+            <w:vAlign w:val="top"/>
+          </w:tcPr>
+          <w:p>
+            <w:pPr>
+              <w:pStyle w:val="Normal"/>
+              <w:jc w:val="center"/>
+              <w:pBdr>
+                <w:bottom w:val="none" w:sz="0" w:space="0" w:color="000000"/>
+                <w:top w:val="none" w:sz="0" w:space="0" w:color="000000"/>
+                <w:left w:val="none" w:sz="0" w:space="0" w:color="000000"/>
+                <w:right w:val="none" w:sz="0" w:space="0" w:color="000000"/>
+              </w:pBdr>
+              <w:spacing w:after="100" w:before="100" w:line="240"/>
+              <w:ind w:left="100" w:right="100" w:firstLine="0" w:firstLineChars="0"/>
+              <w:rPr>
+                <w:rFonts w:ascii="Helvetica" w:hAnsi="Helvetica" w:eastAsia="Helvetica" w:cs="Helvetica"/>
+                <w:i w:val="false"/>
+                <w:b w:val="false"/>
+                <w:u w:val="none"/>
+                <w:sz w:val="22"/>
+                <w:szCs w:val="22"/>
+                <w:color w:val="000000"/>
+              </w:rPr>
+            </w:pPr>
+            <w:r>
+              <w:rPr>
+                <w:rFonts w:ascii="Helvetica" w:hAnsi="Helvetica" w:eastAsia="Helvetica" w:cs="Helvetica"/>
+                <w:i w:val="false"/>
+                <w:b w:val="false"/>
+                <w:u w:val="none"/>
+                <w:sz w:val="22"/>
+                <w:szCs w:val="22"/>
+                <w:color w:val="000000"/>
+              </w:rPr>
+              <w:t xml:space="preserve">0.540</w:t>
             </w:r>
           </w:p>
         </w:tc>
@@ -3088,60 +3088,60 @@
                 <w:szCs w:val="22"/>
                 <w:color w:val="000000"/>
               </w:rPr>
-              <w:t xml:space="preserve">0.04, 1.00</w:t>
-            </w:r>
-          </w:p>
-        </w:tc>
-        <w:tc>
-          <w:tcPr>
-            <w:tcBorders>
-              <w:bottom w:val="none" w:sz="0" w:space="0" w:color="000000"/>
-              <w:top w:val="none" w:sz="0" w:space="0" w:color="000000"/>
-              <w:left w:val="none" w:sz="0" w:space="0" w:color="000000"/>
-              <w:right w:val="none" w:sz="0" w:space="0" w:color="000000"/>
-            </w:tcBorders>
-            <w:shd w:val="clear" w:color="auto" w:fill="FFFFFF"/>
-            <w:tcMar>
-              <w:top w:w="0" w:type="dxa"/>
-              <w:bottom w:w="0" w:type="dxa"/>
-              <w:left w:w="0" w:type="dxa"/>
-              <w:right w:w="0" w:type="dxa"/>
-            </w:tcMar>
-            <w:vAlign w:val="top"/>
-          </w:tcPr>
-          <w:p>
-            <w:pPr>
-              <w:pStyle w:val="Normal"/>
-              <w:jc w:val="center"/>
-              <w:pBdr>
-                <w:bottom w:val="none" w:sz="0" w:space="0" w:color="000000"/>
-                <w:top w:val="none" w:sz="0" w:space="0" w:color="000000"/>
-                <w:left w:val="none" w:sz="0" w:space="0" w:color="000000"/>
-                <w:right w:val="none" w:sz="0" w:space="0" w:color="000000"/>
-              </w:pBdr>
-              <w:spacing w:after="100" w:before="100" w:line="240"/>
-              <w:ind w:left="100" w:right="100" w:firstLine="0" w:firstLineChars="0"/>
-              <w:rPr>
-                <w:rFonts w:ascii="Helvetica" w:hAnsi="Helvetica" w:eastAsia="Helvetica" w:cs="Helvetica"/>
-                <w:i w:val="false"/>
-                <w:b w:val="false"/>
-                <w:u w:val="none"/>
-                <w:sz w:val="22"/>
-                <w:szCs w:val="22"/>
-                <w:color w:val="000000"/>
-              </w:rPr>
-            </w:pPr>
-            <w:r>
-              <w:rPr>
-                <w:rFonts w:ascii="Helvetica" w:hAnsi="Helvetica" w:eastAsia="Helvetica" w:cs="Helvetica"/>
-                <w:i w:val="false"/>
-                <w:b w:val="false"/>
-                <w:u w:val="none"/>
-                <w:sz w:val="22"/>
-                <w:szCs w:val="22"/>
-                <w:color w:val="000000"/>
-              </w:rPr>
-              <w:t xml:space="preserve">0.051</w:t>
+              <w:t xml:space="preserve">0.04, 1.06</w:t>
+            </w:r>
+          </w:p>
+        </w:tc>
+        <w:tc>
+          <w:tcPr>
+            <w:tcBorders>
+              <w:bottom w:val="none" w:sz="0" w:space="0" w:color="000000"/>
+              <w:top w:val="none" w:sz="0" w:space="0" w:color="000000"/>
+              <w:left w:val="none" w:sz="0" w:space="0" w:color="000000"/>
+              <w:right w:val="none" w:sz="0" w:space="0" w:color="000000"/>
+            </w:tcBorders>
+            <w:shd w:val="clear" w:color="auto" w:fill="FFFFFF"/>
+            <w:tcMar>
+              <w:top w:w="0" w:type="dxa"/>
+              <w:bottom w:w="0" w:type="dxa"/>
+              <w:left w:w="0" w:type="dxa"/>
+              <w:right w:w="0" w:type="dxa"/>
+            </w:tcMar>
+            <w:vAlign w:val="top"/>
+          </w:tcPr>
+          <w:p>
+            <w:pPr>
+              <w:pStyle w:val="Normal"/>
+              <w:jc w:val="center"/>
+              <w:pBdr>
+                <w:bottom w:val="none" w:sz="0" w:space="0" w:color="000000"/>
+                <w:top w:val="none" w:sz="0" w:space="0" w:color="000000"/>
+                <w:left w:val="none" w:sz="0" w:space="0" w:color="000000"/>
+                <w:right w:val="none" w:sz="0" w:space="0" w:color="000000"/>
+              </w:pBdr>
+              <w:spacing w:after="100" w:before="100" w:line="240"/>
+              <w:ind w:left="100" w:right="100" w:firstLine="0" w:firstLineChars="0"/>
+              <w:rPr>
+                <w:rFonts w:ascii="Helvetica" w:hAnsi="Helvetica" w:eastAsia="Helvetica" w:cs="Helvetica"/>
+                <w:i w:val="false"/>
+                <w:b w:val="false"/>
+                <w:u w:val="none"/>
+                <w:sz w:val="22"/>
+                <w:szCs w:val="22"/>
+                <w:color w:val="000000"/>
+              </w:rPr>
+            </w:pPr>
+            <w:r>
+              <w:rPr>
+                <w:rFonts w:ascii="Helvetica" w:hAnsi="Helvetica" w:eastAsia="Helvetica" w:cs="Helvetica"/>
+                <w:i w:val="false"/>
+                <w:b w:val="false"/>
+                <w:u w:val="none"/>
+                <w:sz w:val="22"/>
+                <w:szCs w:val="22"/>
+                <w:color w:val="000000"/>
+              </w:rPr>
+              <w:t xml:space="preserve">0.059</w:t>
             </w:r>
           </w:p>
         </w:tc>
@@ -3253,60 +3253,60 @@
                 <w:szCs w:val="22"/>
                 <w:color w:val="000000"/>
               </w:rPr>
-              <w:t xml:space="preserve">143</w:t>
-            </w:r>
-          </w:p>
-        </w:tc>
-        <w:tc>
-          <w:tcPr>
-            <w:tcBorders>
-              <w:bottom w:val="none" w:sz="0" w:space="0" w:color="000000"/>
-              <w:top w:val="none" w:sz="0" w:space="0" w:color="000000"/>
-              <w:left w:val="none" w:sz="0" w:space="0" w:color="000000"/>
-              <w:right w:val="none" w:sz="0" w:space="0" w:color="000000"/>
-            </w:tcBorders>
-            <w:shd w:val="clear" w:color="auto" w:fill="FFFFFF"/>
-            <w:tcMar>
-              <w:top w:w="0" w:type="dxa"/>
-              <w:bottom w:w="0" w:type="dxa"/>
-              <w:left w:w="0" w:type="dxa"/>
-              <w:right w:w="0" w:type="dxa"/>
-            </w:tcMar>
-            <w:vAlign w:val="top"/>
-          </w:tcPr>
-          <w:p>
-            <w:pPr>
-              <w:pStyle w:val="Normal"/>
-              <w:jc w:val="center"/>
-              <w:pBdr>
-                <w:bottom w:val="none" w:sz="0" w:space="0" w:color="000000"/>
-                <w:top w:val="none" w:sz="0" w:space="0" w:color="000000"/>
-                <w:left w:val="none" w:sz="0" w:space="0" w:color="000000"/>
-                <w:right w:val="none" w:sz="0" w:space="0" w:color="000000"/>
-              </w:pBdr>
-              <w:spacing w:after="100" w:before="100" w:line="240"/>
-              <w:ind w:left="100" w:right="100" w:firstLine="0" w:firstLineChars="0"/>
-              <w:rPr>
-                <w:rFonts w:ascii="Helvetica" w:hAnsi="Helvetica" w:eastAsia="Helvetica" w:cs="Helvetica"/>
-                <w:i w:val="false"/>
-                <w:b w:val="false"/>
-                <w:u w:val="none"/>
-                <w:sz w:val="22"/>
-                <w:szCs w:val="22"/>
-                <w:color w:val="000000"/>
-              </w:rPr>
-            </w:pPr>
-            <w:r>
-              <w:rPr>
-                <w:rFonts w:ascii="Helvetica" w:hAnsi="Helvetica" w:eastAsia="Helvetica" w:cs="Helvetica"/>
-                <w:i w:val="false"/>
-                <w:b w:val="false"/>
-                <w:u w:val="none"/>
-                <w:sz w:val="22"/>
-                <w:szCs w:val="22"/>
-                <w:color w:val="000000"/>
-              </w:rPr>
-              <w:t xml:space="preserve">1.21</w:t>
+              <w:t xml:space="preserve">142</w:t>
+            </w:r>
+          </w:p>
+        </w:tc>
+        <w:tc>
+          <w:tcPr>
+            <w:tcBorders>
+              <w:bottom w:val="none" w:sz="0" w:space="0" w:color="000000"/>
+              <w:top w:val="none" w:sz="0" w:space="0" w:color="000000"/>
+              <w:left w:val="none" w:sz="0" w:space="0" w:color="000000"/>
+              <w:right w:val="none" w:sz="0" w:space="0" w:color="000000"/>
+            </w:tcBorders>
+            <w:shd w:val="clear" w:color="auto" w:fill="FFFFFF"/>
+            <w:tcMar>
+              <w:top w:w="0" w:type="dxa"/>
+              <w:bottom w:w="0" w:type="dxa"/>
+              <w:left w:w="0" w:type="dxa"/>
+              <w:right w:w="0" w:type="dxa"/>
+            </w:tcMar>
+            <w:vAlign w:val="top"/>
+          </w:tcPr>
+          <w:p>
+            <w:pPr>
+              <w:pStyle w:val="Normal"/>
+              <w:jc w:val="center"/>
+              <w:pBdr>
+                <w:bottom w:val="none" w:sz="0" w:space="0" w:color="000000"/>
+                <w:top w:val="none" w:sz="0" w:space="0" w:color="000000"/>
+                <w:left w:val="none" w:sz="0" w:space="0" w:color="000000"/>
+                <w:right w:val="none" w:sz="0" w:space="0" w:color="000000"/>
+              </w:pBdr>
+              <w:spacing w:after="100" w:before="100" w:line="240"/>
+              <w:ind w:left="100" w:right="100" w:firstLine="0" w:firstLineChars="0"/>
+              <w:rPr>
+                <w:rFonts w:ascii="Helvetica" w:hAnsi="Helvetica" w:eastAsia="Helvetica" w:cs="Helvetica"/>
+                <w:i w:val="false"/>
+                <w:b w:val="false"/>
+                <w:u w:val="none"/>
+                <w:sz w:val="22"/>
+                <w:szCs w:val="22"/>
+                <w:color w:val="000000"/>
+              </w:rPr>
+            </w:pPr>
+            <w:r>
+              <w:rPr>
+                <w:rFonts w:ascii="Helvetica" w:hAnsi="Helvetica" w:eastAsia="Helvetica" w:cs="Helvetica"/>
+                <w:i w:val="false"/>
+                <w:b w:val="false"/>
+                <w:u w:val="none"/>
+                <w:sz w:val="22"/>
+                <w:szCs w:val="22"/>
+                <w:color w:val="000000"/>
+              </w:rPr>
+              <w:t xml:space="preserve">1.20</w:t>
             </w:r>
           </w:p>
         </w:tc>
@@ -3465,60 +3465,60 @@
                 <w:szCs w:val="22"/>
                 <w:color w:val="000000"/>
               </w:rPr>
-              <w:t xml:space="preserve">143</w:t>
-            </w:r>
-          </w:p>
-        </w:tc>
-        <w:tc>
-          <w:tcPr>
-            <w:tcBorders>
-              <w:bottom w:val="none" w:sz="0" w:space="0" w:color="000000"/>
-              <w:top w:val="none" w:sz="0" w:space="0" w:color="000000"/>
-              <w:left w:val="none" w:sz="0" w:space="0" w:color="000000"/>
-              <w:right w:val="none" w:sz="0" w:space="0" w:color="000000"/>
-            </w:tcBorders>
-            <w:shd w:val="clear" w:color="auto" w:fill="FFFFFF"/>
-            <w:tcMar>
-              <w:top w:w="0" w:type="dxa"/>
-              <w:bottom w:w="0" w:type="dxa"/>
-              <w:left w:w="0" w:type="dxa"/>
-              <w:right w:w="0" w:type="dxa"/>
-            </w:tcMar>
-            <w:vAlign w:val="top"/>
-          </w:tcPr>
-          <w:p>
-            <w:pPr>
-              <w:pStyle w:val="Normal"/>
-              <w:jc w:val="center"/>
-              <w:pBdr>
-                <w:bottom w:val="none" w:sz="0" w:space="0" w:color="000000"/>
-                <w:top w:val="none" w:sz="0" w:space="0" w:color="000000"/>
-                <w:left w:val="none" w:sz="0" w:space="0" w:color="000000"/>
-                <w:right w:val="none" w:sz="0" w:space="0" w:color="000000"/>
-              </w:pBdr>
-              <w:spacing w:after="100" w:before="100" w:line="240"/>
-              <w:ind w:left="100" w:right="100" w:firstLine="0" w:firstLineChars="0"/>
-              <w:rPr>
-                <w:rFonts w:ascii="Helvetica" w:hAnsi="Helvetica" w:eastAsia="Helvetica" w:cs="Helvetica"/>
-                <w:i w:val="false"/>
-                <w:b w:val="false"/>
-                <w:u w:val="none"/>
-                <w:sz w:val="22"/>
-                <w:szCs w:val="22"/>
-                <w:color w:val="000000"/>
-              </w:rPr>
-            </w:pPr>
-            <w:r>
-              <w:rPr>
-                <w:rFonts w:ascii="Helvetica" w:hAnsi="Helvetica" w:eastAsia="Helvetica" w:cs="Helvetica"/>
-                <w:i w:val="false"/>
-                <w:b w:val="false"/>
-                <w:u w:val="none"/>
-                <w:sz w:val="22"/>
-                <w:szCs w:val="22"/>
-                <w:color w:val="000000"/>
-              </w:rPr>
-              <w:t xml:space="preserve">1.26</w:t>
+              <w:t xml:space="preserve">142</w:t>
+            </w:r>
+          </w:p>
+        </w:tc>
+        <w:tc>
+          <w:tcPr>
+            <w:tcBorders>
+              <w:bottom w:val="none" w:sz="0" w:space="0" w:color="000000"/>
+              <w:top w:val="none" w:sz="0" w:space="0" w:color="000000"/>
+              <w:left w:val="none" w:sz="0" w:space="0" w:color="000000"/>
+              <w:right w:val="none" w:sz="0" w:space="0" w:color="000000"/>
+            </w:tcBorders>
+            <w:shd w:val="clear" w:color="auto" w:fill="FFFFFF"/>
+            <w:tcMar>
+              <w:top w:w="0" w:type="dxa"/>
+              <w:bottom w:w="0" w:type="dxa"/>
+              <w:left w:w="0" w:type="dxa"/>
+              <w:right w:w="0" w:type="dxa"/>
+            </w:tcMar>
+            <w:vAlign w:val="top"/>
+          </w:tcPr>
+          <w:p>
+            <w:pPr>
+              <w:pStyle w:val="Normal"/>
+              <w:jc w:val="center"/>
+              <w:pBdr>
+                <w:bottom w:val="none" w:sz="0" w:space="0" w:color="000000"/>
+                <w:top w:val="none" w:sz="0" w:space="0" w:color="000000"/>
+                <w:left w:val="none" w:sz="0" w:space="0" w:color="000000"/>
+                <w:right w:val="none" w:sz="0" w:space="0" w:color="000000"/>
+              </w:pBdr>
+              <w:spacing w:after="100" w:before="100" w:line="240"/>
+              <w:ind w:left="100" w:right="100" w:firstLine="0" w:firstLineChars="0"/>
+              <w:rPr>
+                <w:rFonts w:ascii="Helvetica" w:hAnsi="Helvetica" w:eastAsia="Helvetica" w:cs="Helvetica"/>
+                <w:i w:val="false"/>
+                <w:b w:val="false"/>
+                <w:u w:val="none"/>
+                <w:sz w:val="22"/>
+                <w:szCs w:val="22"/>
+                <w:color w:val="000000"/>
+              </w:rPr>
+            </w:pPr>
+            <w:r>
+              <w:rPr>
+                <w:rFonts w:ascii="Helvetica" w:hAnsi="Helvetica" w:eastAsia="Helvetica" w:cs="Helvetica"/>
+                <w:i w:val="false"/>
+                <w:b w:val="false"/>
+                <w:u w:val="none"/>
+                <w:sz w:val="22"/>
+                <w:szCs w:val="22"/>
+                <w:color w:val="000000"/>
+              </w:rPr>
+              <w:t xml:space="preserve">1.25</w:t>
             </w:r>
           </w:p>
         </w:tc>
@@ -3736,7 +3736,7 @@
                 <w:szCs w:val="22"/>
                 <w:color w:val="000000"/>
               </w:rPr>
-              <w:t xml:space="preserve">143</w:t>
+              <w:t xml:space="preserve">142</w:t>
             </w:r>
           </w:p>
         </w:tc>
@@ -3948,7 +3948,7 @@
                 <w:szCs w:val="22"/>
                 <w:color w:val="000000"/>
               </w:rPr>
-              <w:t xml:space="preserve">143</w:t>
+              <w:t xml:space="preserve">142</w:t>
             </w:r>
           </w:p>
         </w:tc>
@@ -4755,6 +4755,218 @@
                 <w:szCs w:val="22"/>
                 <w:color w:val="000000"/>
               </w:rPr>
+              <w:t xml:space="preserve">1.27</w:t>
+            </w:r>
+          </w:p>
+        </w:tc>
+        <w:tc>
+          <w:tcPr>
+            <w:tcBorders>
+              <w:bottom w:val="none" w:sz="0" w:space="0" w:color="000000"/>
+              <w:top w:val="none" w:sz="0" w:space="0" w:color="000000"/>
+              <w:left w:val="none" w:sz="0" w:space="0" w:color="000000"/>
+              <w:right w:val="none" w:sz="0" w:space="0" w:color="000000"/>
+            </w:tcBorders>
+            <w:shd w:val="clear" w:color="auto" w:fill="FFFFFF"/>
+            <w:tcMar>
+              <w:top w:w="0" w:type="dxa"/>
+              <w:bottom w:w="0" w:type="dxa"/>
+              <w:left w:w="0" w:type="dxa"/>
+              <w:right w:w="0" w:type="dxa"/>
+            </w:tcMar>
+            <w:vAlign w:val="top"/>
+          </w:tcPr>
+          <w:p>
+            <w:pPr>
+              <w:pStyle w:val="Normal"/>
+              <w:jc w:val="center"/>
+              <w:pBdr>
+                <w:bottom w:val="none" w:sz="0" w:space="0" w:color="000000"/>
+                <w:top w:val="none" w:sz="0" w:space="0" w:color="000000"/>
+                <w:left w:val="none" w:sz="0" w:space="0" w:color="000000"/>
+                <w:right w:val="none" w:sz="0" w:space="0" w:color="000000"/>
+              </w:pBdr>
+              <w:spacing w:after="100" w:before="100" w:line="240"/>
+              <w:ind w:left="100" w:right="100" w:firstLine="0" w:firstLineChars="0"/>
+              <w:rPr>
+                <w:rFonts w:ascii="Helvetica" w:hAnsi="Helvetica" w:eastAsia="Helvetica" w:cs="Helvetica"/>
+                <w:i w:val="false"/>
+                <w:b w:val="false"/>
+                <w:u w:val="none"/>
+                <w:sz w:val="22"/>
+                <w:szCs w:val="22"/>
+                <w:color w:val="000000"/>
+              </w:rPr>
+            </w:pPr>
+            <w:r>
+              <w:rPr>
+                <w:rFonts w:ascii="Helvetica" w:hAnsi="Helvetica" w:eastAsia="Helvetica" w:cs="Helvetica"/>
+                <w:i w:val="false"/>
+                <w:b w:val="false"/>
+                <w:u w:val="none"/>
+                <w:sz w:val="22"/>
+                <w:szCs w:val="22"/>
+                <w:color w:val="000000"/>
+              </w:rPr>
+              <w:t xml:space="preserve">0.77, 2.12</w:t>
+            </w:r>
+          </w:p>
+        </w:tc>
+        <w:tc>
+          <w:tcPr>
+            <w:tcBorders>
+              <w:bottom w:val="none" w:sz="0" w:space="0" w:color="000000"/>
+              <w:top w:val="none" w:sz="0" w:space="0" w:color="000000"/>
+              <w:left w:val="none" w:sz="0" w:space="0" w:color="000000"/>
+              <w:right w:val="none" w:sz="0" w:space="0" w:color="000000"/>
+            </w:tcBorders>
+            <w:shd w:val="clear" w:color="auto" w:fill="FFFFFF"/>
+            <w:tcMar>
+              <w:top w:w="0" w:type="dxa"/>
+              <w:bottom w:w="0" w:type="dxa"/>
+              <w:left w:w="0" w:type="dxa"/>
+              <w:right w:w="0" w:type="dxa"/>
+            </w:tcMar>
+            <w:vAlign w:val="top"/>
+          </w:tcPr>
+          <w:p>
+            <w:pPr>
+              <w:pStyle w:val="Normal"/>
+              <w:jc w:val="center"/>
+              <w:pBdr>
+                <w:bottom w:val="none" w:sz="0" w:space="0" w:color="000000"/>
+                <w:top w:val="none" w:sz="0" w:space="0" w:color="000000"/>
+                <w:left w:val="none" w:sz="0" w:space="0" w:color="000000"/>
+                <w:right w:val="none" w:sz="0" w:space="0" w:color="000000"/>
+              </w:pBdr>
+              <w:spacing w:after="100" w:before="100" w:line="240"/>
+              <w:ind w:left="100" w:right="100" w:firstLine="0" w:firstLineChars="0"/>
+              <w:rPr>
+                <w:rFonts w:ascii="Helvetica" w:hAnsi="Helvetica" w:eastAsia="Helvetica" w:cs="Helvetica"/>
+                <w:i w:val="false"/>
+                <w:b w:val="false"/>
+                <w:u w:val="none"/>
+                <w:sz w:val="22"/>
+                <w:szCs w:val="22"/>
+                <w:color w:val="000000"/>
+              </w:rPr>
+            </w:pPr>
+            <w:r>
+              <w:rPr>
+                <w:rFonts w:ascii="Helvetica" w:hAnsi="Helvetica" w:eastAsia="Helvetica" w:cs="Helvetica"/>
+                <w:i w:val="false"/>
+                <w:b w:val="false"/>
+                <w:u w:val="none"/>
+                <w:sz w:val="22"/>
+                <w:szCs w:val="22"/>
+                <w:color w:val="000000"/>
+              </w:rPr>
+              <w:t xml:space="preserve">0.350</w:t>
+            </w:r>
+          </w:p>
+        </w:tc>
+        <w:tc>
+          <w:tcPr>
+            <w:tcBorders>
+              <w:bottom w:val="none" w:sz="0" w:space="0" w:color="000000"/>
+              <w:top w:val="none" w:sz="0" w:space="0" w:color="000000"/>
+              <w:left w:val="none" w:sz="0" w:space="0" w:color="000000"/>
+              <w:right w:val="none" w:sz="0" w:space="0" w:color="000000"/>
+            </w:tcBorders>
+            <w:shd w:val="clear" w:color="auto" w:fill="FFFFFF"/>
+            <w:tcMar>
+              <w:top w:w="0" w:type="dxa"/>
+              <w:bottom w:w="0" w:type="dxa"/>
+              <w:left w:w="0" w:type="dxa"/>
+              <w:right w:w="0" w:type="dxa"/>
+            </w:tcMar>
+            <w:vAlign w:val="top"/>
+          </w:tcPr>
+          <w:p>
+            <w:pPr>
+              <w:pStyle w:val="Normal"/>
+              <w:jc w:val="center"/>
+              <w:pBdr>
+                <w:bottom w:val="none" w:sz="0" w:space="0" w:color="000000"/>
+                <w:top w:val="none" w:sz="0" w:space="0" w:color="000000"/>
+                <w:left w:val="none" w:sz="0" w:space="0" w:color="000000"/>
+                <w:right w:val="none" w:sz="0" w:space="0" w:color="000000"/>
+              </w:pBdr>
+              <w:spacing w:after="100" w:before="100" w:line="240"/>
+              <w:ind w:left="100" w:right="100" w:firstLine="0" w:firstLineChars="0"/>
+              <w:rPr>
+                <w:rFonts w:ascii="Helvetica" w:hAnsi="Helvetica" w:eastAsia="Helvetica" w:cs="Helvetica"/>
+                <w:i w:val="false"/>
+                <w:b w:val="false"/>
+                <w:u w:val="none"/>
+                <w:sz w:val="22"/>
+                <w:szCs w:val="22"/>
+                <w:color w:val="000000"/>
+              </w:rPr>
+            </w:pPr>
+            <w:r>
+              <w:rPr>
+                <w:rFonts w:ascii="Helvetica" w:hAnsi="Helvetica" w:eastAsia="Helvetica" w:cs="Helvetica"/>
+                <w:i w:val="false"/>
+                <w:b w:val="false"/>
+                <w:u w:val="none"/>
+                <w:sz w:val="22"/>
+                <w:szCs w:val="22"/>
+                <w:color w:val="000000"/>
+              </w:rPr>
+              <w:t xml:space="preserve"/>
+            </w:r>
+          </w:p>
+        </w:tc>
+        <w:tc>
+          <w:tcPr>
+            <w:tcBorders>
+              <w:bottom w:val="none" w:sz="0" w:space="0" w:color="000000"/>
+              <w:top w:val="none" w:sz="0" w:space="0" w:color="000000"/>
+              <w:left w:val="none" w:sz="0" w:space="0" w:color="000000"/>
+              <w:right w:val="none" w:sz="0" w:space="0" w:color="000000"/>
+            </w:tcBorders>
+            <w:shd w:val="clear" w:color="auto" w:fill="FFFFFF"/>
+            <w:tcMar>
+              <w:top w:w="0" w:type="dxa"/>
+              <w:bottom w:w="0" w:type="dxa"/>
+              <w:left w:w="0" w:type="dxa"/>
+              <w:right w:w="0" w:type="dxa"/>
+            </w:tcMar>
+            <w:vAlign w:val="top"/>
+          </w:tcPr>
+          <w:p>
+            <w:pPr>
+              <w:pStyle w:val="Normal"/>
+              <w:jc w:val="center"/>
+              <w:pBdr>
+                <w:bottom w:val="none" w:sz="0" w:space="0" w:color="000000"/>
+                <w:top w:val="none" w:sz="0" w:space="0" w:color="000000"/>
+                <w:left w:val="none" w:sz="0" w:space="0" w:color="000000"/>
+                <w:right w:val="none" w:sz="0" w:space="0" w:color="000000"/>
+              </w:pBdr>
+              <w:spacing w:after="100" w:before="100" w:line="240"/>
+              <w:ind w:left="100" w:right="100" w:firstLine="0" w:firstLineChars="0"/>
+              <w:rPr>
+                <w:rFonts w:ascii="Helvetica" w:hAnsi="Helvetica" w:eastAsia="Helvetica" w:cs="Helvetica"/>
+                <w:i w:val="false"/>
+                <w:b w:val="false"/>
+                <w:u w:val="none"/>
+                <w:sz w:val="22"/>
+                <w:szCs w:val="22"/>
+                <w:color w:val="000000"/>
+              </w:rPr>
+            </w:pPr>
+            <w:r>
+              <w:rPr>
+                <w:rFonts w:ascii="Helvetica" w:hAnsi="Helvetica" w:eastAsia="Helvetica" w:cs="Helvetica"/>
+                <w:i w:val="false"/>
+                <w:b w:val="false"/>
+                <w:u w:val="none"/>
+                <w:sz w:val="22"/>
+                <w:szCs w:val="22"/>
+                <w:color w:val="000000"/>
+              </w:rPr>
               <w:t xml:space="preserve">1.32</w:t>
             </w:r>
           </w:p>
@@ -4808,219 +5020,7 @@
                 <w:szCs w:val="22"/>
                 <w:color w:val="000000"/>
               </w:rPr>
-              <w:t xml:space="preserve">0.80, 2.18</w:t>
-            </w:r>
-          </w:p>
-        </w:tc>
-        <w:tc>
-          <w:tcPr>
-            <w:tcBorders>
-              <w:bottom w:val="none" w:sz="0" w:space="0" w:color="000000"/>
-              <w:top w:val="none" w:sz="0" w:space="0" w:color="000000"/>
-              <w:left w:val="none" w:sz="0" w:space="0" w:color="000000"/>
-              <w:right w:val="none" w:sz="0" w:space="0" w:color="000000"/>
-            </w:tcBorders>
-            <w:shd w:val="clear" w:color="auto" w:fill="FFFFFF"/>
-            <w:tcMar>
-              <w:top w:w="0" w:type="dxa"/>
-              <w:bottom w:w="0" w:type="dxa"/>
-              <w:left w:w="0" w:type="dxa"/>
-              <w:right w:w="0" w:type="dxa"/>
-            </w:tcMar>
-            <w:vAlign w:val="top"/>
-          </w:tcPr>
-          <w:p>
-            <w:pPr>
-              <w:pStyle w:val="Normal"/>
-              <w:jc w:val="center"/>
-              <w:pBdr>
-                <w:bottom w:val="none" w:sz="0" w:space="0" w:color="000000"/>
-                <w:top w:val="none" w:sz="0" w:space="0" w:color="000000"/>
-                <w:left w:val="none" w:sz="0" w:space="0" w:color="000000"/>
-                <w:right w:val="none" w:sz="0" w:space="0" w:color="000000"/>
-              </w:pBdr>
-              <w:spacing w:after="100" w:before="100" w:line="240"/>
-              <w:ind w:left="100" w:right="100" w:firstLine="0" w:firstLineChars="0"/>
-              <w:rPr>
-                <w:rFonts w:ascii="Helvetica" w:hAnsi="Helvetica" w:eastAsia="Helvetica" w:cs="Helvetica"/>
-                <w:i w:val="false"/>
-                <w:b w:val="false"/>
-                <w:u w:val="none"/>
-                <w:sz w:val="22"/>
-                <w:szCs w:val="22"/>
-                <w:color w:val="000000"/>
-              </w:rPr>
-            </w:pPr>
-            <w:r>
-              <w:rPr>
-                <w:rFonts w:ascii="Helvetica" w:hAnsi="Helvetica" w:eastAsia="Helvetica" w:cs="Helvetica"/>
-                <w:i w:val="false"/>
-                <w:b w:val="false"/>
-                <w:u w:val="none"/>
-                <w:sz w:val="22"/>
-                <w:szCs w:val="22"/>
-                <w:color w:val="000000"/>
-              </w:rPr>
-              <w:t xml:space="preserve">0.280</w:t>
-            </w:r>
-          </w:p>
-        </w:tc>
-        <w:tc>
-          <w:tcPr>
-            <w:tcBorders>
-              <w:bottom w:val="none" w:sz="0" w:space="0" w:color="000000"/>
-              <w:top w:val="none" w:sz="0" w:space="0" w:color="000000"/>
-              <w:left w:val="none" w:sz="0" w:space="0" w:color="000000"/>
-              <w:right w:val="none" w:sz="0" w:space="0" w:color="000000"/>
-            </w:tcBorders>
-            <w:shd w:val="clear" w:color="auto" w:fill="FFFFFF"/>
-            <w:tcMar>
-              <w:top w:w="0" w:type="dxa"/>
-              <w:bottom w:w="0" w:type="dxa"/>
-              <w:left w:w="0" w:type="dxa"/>
-              <w:right w:w="0" w:type="dxa"/>
-            </w:tcMar>
-            <w:vAlign w:val="top"/>
-          </w:tcPr>
-          <w:p>
-            <w:pPr>
-              <w:pStyle w:val="Normal"/>
-              <w:jc w:val="center"/>
-              <w:pBdr>
-                <w:bottom w:val="none" w:sz="0" w:space="0" w:color="000000"/>
-                <w:top w:val="none" w:sz="0" w:space="0" w:color="000000"/>
-                <w:left w:val="none" w:sz="0" w:space="0" w:color="000000"/>
-                <w:right w:val="none" w:sz="0" w:space="0" w:color="000000"/>
-              </w:pBdr>
-              <w:spacing w:after="100" w:before="100" w:line="240"/>
-              <w:ind w:left="100" w:right="100" w:firstLine="0" w:firstLineChars="0"/>
-              <w:rPr>
-                <w:rFonts w:ascii="Helvetica" w:hAnsi="Helvetica" w:eastAsia="Helvetica" w:cs="Helvetica"/>
-                <w:i w:val="false"/>
-                <w:b w:val="false"/>
-                <w:u w:val="none"/>
-                <w:sz w:val="22"/>
-                <w:szCs w:val="22"/>
-                <w:color w:val="000000"/>
-              </w:rPr>
-            </w:pPr>
-            <w:r>
-              <w:rPr>
-                <w:rFonts w:ascii="Helvetica" w:hAnsi="Helvetica" w:eastAsia="Helvetica" w:cs="Helvetica"/>
-                <w:i w:val="false"/>
-                <w:b w:val="false"/>
-                <w:u w:val="none"/>
-                <w:sz w:val="22"/>
-                <w:szCs w:val="22"/>
-                <w:color w:val="000000"/>
-              </w:rPr>
-              <w:t xml:space="preserve"/>
-            </w:r>
-          </w:p>
-        </w:tc>
-        <w:tc>
-          <w:tcPr>
-            <w:tcBorders>
-              <w:bottom w:val="none" w:sz="0" w:space="0" w:color="000000"/>
-              <w:top w:val="none" w:sz="0" w:space="0" w:color="000000"/>
-              <w:left w:val="none" w:sz="0" w:space="0" w:color="000000"/>
-              <w:right w:val="none" w:sz="0" w:space="0" w:color="000000"/>
-            </w:tcBorders>
-            <w:shd w:val="clear" w:color="auto" w:fill="FFFFFF"/>
-            <w:tcMar>
-              <w:top w:w="0" w:type="dxa"/>
-              <w:bottom w:w="0" w:type="dxa"/>
-              <w:left w:w="0" w:type="dxa"/>
-              <w:right w:w="0" w:type="dxa"/>
-            </w:tcMar>
-            <w:vAlign w:val="top"/>
-          </w:tcPr>
-          <w:p>
-            <w:pPr>
-              <w:pStyle w:val="Normal"/>
-              <w:jc w:val="center"/>
-              <w:pBdr>
-                <w:bottom w:val="none" w:sz="0" w:space="0" w:color="000000"/>
-                <w:top w:val="none" w:sz="0" w:space="0" w:color="000000"/>
-                <w:left w:val="none" w:sz="0" w:space="0" w:color="000000"/>
-                <w:right w:val="none" w:sz="0" w:space="0" w:color="000000"/>
-              </w:pBdr>
-              <w:spacing w:after="100" w:before="100" w:line="240"/>
-              <w:ind w:left="100" w:right="100" w:firstLine="0" w:firstLineChars="0"/>
-              <w:rPr>
-                <w:rFonts w:ascii="Helvetica" w:hAnsi="Helvetica" w:eastAsia="Helvetica" w:cs="Helvetica"/>
-                <w:i w:val="false"/>
-                <w:b w:val="false"/>
-                <w:u w:val="none"/>
-                <w:sz w:val="22"/>
-                <w:szCs w:val="22"/>
-                <w:color w:val="000000"/>
-              </w:rPr>
-            </w:pPr>
-            <w:r>
-              <w:rPr>
-                <w:rFonts w:ascii="Helvetica" w:hAnsi="Helvetica" w:eastAsia="Helvetica" w:cs="Helvetica"/>
-                <w:i w:val="false"/>
-                <w:b w:val="false"/>
-                <w:u w:val="none"/>
-                <w:sz w:val="22"/>
-                <w:szCs w:val="22"/>
-                <w:color w:val="000000"/>
-              </w:rPr>
-              <w:t xml:space="preserve">1.32</w:t>
-            </w:r>
-          </w:p>
-        </w:tc>
-        <w:tc>
-          <w:tcPr>
-            <w:tcBorders>
-              <w:bottom w:val="none" w:sz="0" w:space="0" w:color="000000"/>
-              <w:top w:val="none" w:sz="0" w:space="0" w:color="000000"/>
-              <w:left w:val="none" w:sz="0" w:space="0" w:color="000000"/>
-              <w:right w:val="none" w:sz="0" w:space="0" w:color="000000"/>
-            </w:tcBorders>
-            <w:shd w:val="clear" w:color="auto" w:fill="FFFFFF"/>
-            <w:tcMar>
-              <w:top w:w="0" w:type="dxa"/>
-              <w:bottom w:w="0" w:type="dxa"/>
-              <w:left w:w="0" w:type="dxa"/>
-              <w:right w:w="0" w:type="dxa"/>
-            </w:tcMar>
-            <w:vAlign w:val="top"/>
-          </w:tcPr>
-          <w:p>
-            <w:pPr>
-              <w:pStyle w:val="Normal"/>
-              <w:jc w:val="center"/>
-              <w:pBdr>
-                <w:bottom w:val="none" w:sz="0" w:space="0" w:color="000000"/>
-                <w:top w:val="none" w:sz="0" w:space="0" w:color="000000"/>
-                <w:left w:val="none" w:sz="0" w:space="0" w:color="000000"/>
-                <w:right w:val="none" w:sz="0" w:space="0" w:color="000000"/>
-              </w:pBdr>
-              <w:spacing w:after="100" w:before="100" w:line="240"/>
-              <w:ind w:left="100" w:right="100" w:firstLine="0" w:firstLineChars="0"/>
-              <w:rPr>
-                <w:rFonts w:ascii="Helvetica" w:hAnsi="Helvetica" w:eastAsia="Helvetica" w:cs="Helvetica"/>
-                <w:i w:val="false"/>
-                <w:b w:val="false"/>
-                <w:u w:val="none"/>
-                <w:sz w:val="22"/>
-                <w:szCs w:val="22"/>
-                <w:color w:val="000000"/>
-              </w:rPr>
-            </w:pPr>
-            <w:r>
-              <w:rPr>
-                <w:rFonts w:ascii="Helvetica" w:hAnsi="Helvetica" w:eastAsia="Helvetica" w:cs="Helvetica"/>
-                <w:i w:val="false"/>
-                <w:b w:val="false"/>
-                <w:u w:val="none"/>
-                <w:sz w:val="22"/>
-                <w:szCs w:val="22"/>
-                <w:color w:val="000000"/>
-              </w:rPr>
-              <w:t xml:space="preserve">0.77, 2.28</w:t>
+              <w:t xml:space="preserve">0.77, 2.25</w:t>
             </w:r>
           </w:p>
         </w:tc>
@@ -5185,7 +5185,7 @@
                 <w:szCs w:val="22"/>
                 <w:color w:val="000000"/>
               </w:rPr>
-              <w:t xml:space="preserve">143</w:t>
+              <w:t xml:space="preserve">142</w:t>
             </w:r>
           </w:p>
         </w:tc>
@@ -5397,7 +5397,7 @@
                 <w:szCs w:val="22"/>
                 <w:color w:val="000000"/>
               </w:rPr>
-              <w:t xml:space="preserve">143</w:t>
+              <w:t xml:space="preserve">142</w:t>
             </w:r>
           </w:p>
         </w:tc>
@@ -6204,113 +6204,113 @@
                 <w:szCs w:val="22"/>
                 <w:color w:val="000000"/>
               </w:rPr>
-              <w:t xml:space="preserve">1.03</w:t>
-            </w:r>
-          </w:p>
-        </w:tc>
-        <w:tc>
-          <w:tcPr>
-            <w:tcBorders>
-              <w:bottom w:val="none" w:sz="0" w:space="0" w:color="000000"/>
-              <w:top w:val="none" w:sz="0" w:space="0" w:color="000000"/>
-              <w:left w:val="none" w:sz="0" w:space="0" w:color="000000"/>
-              <w:right w:val="none" w:sz="0" w:space="0" w:color="000000"/>
-            </w:tcBorders>
-            <w:shd w:val="clear" w:color="auto" w:fill="FFFFFF"/>
-            <w:tcMar>
-              <w:top w:w="0" w:type="dxa"/>
-              <w:bottom w:w="0" w:type="dxa"/>
-              <w:left w:w="0" w:type="dxa"/>
-              <w:right w:w="0" w:type="dxa"/>
-            </w:tcMar>
-            <w:vAlign w:val="top"/>
-          </w:tcPr>
-          <w:p>
-            <w:pPr>
-              <w:pStyle w:val="Normal"/>
-              <w:jc w:val="center"/>
-              <w:pBdr>
-                <w:bottom w:val="none" w:sz="0" w:space="0" w:color="000000"/>
-                <w:top w:val="none" w:sz="0" w:space="0" w:color="000000"/>
-                <w:left w:val="none" w:sz="0" w:space="0" w:color="000000"/>
-                <w:right w:val="none" w:sz="0" w:space="0" w:color="000000"/>
-              </w:pBdr>
-              <w:spacing w:after="100" w:before="100" w:line="240"/>
-              <w:ind w:left="100" w:right="100" w:firstLine="0" w:firstLineChars="0"/>
-              <w:rPr>
-                <w:rFonts w:ascii="Helvetica" w:hAnsi="Helvetica" w:eastAsia="Helvetica" w:cs="Helvetica"/>
-                <w:i w:val="false"/>
-                <w:b w:val="false"/>
-                <w:u w:val="none"/>
-                <w:sz w:val="22"/>
-                <w:szCs w:val="22"/>
-                <w:color w:val="000000"/>
-              </w:rPr>
-            </w:pPr>
-            <w:r>
-              <w:rPr>
-                <w:rFonts w:ascii="Helvetica" w:hAnsi="Helvetica" w:eastAsia="Helvetica" w:cs="Helvetica"/>
-                <w:i w:val="false"/>
-                <w:b w:val="false"/>
-                <w:u w:val="none"/>
-                <w:sz w:val="22"/>
-                <w:szCs w:val="22"/>
-                <w:color w:val="000000"/>
-              </w:rPr>
-              <w:t xml:space="preserve">0.43, 2.48</w:t>
-            </w:r>
-          </w:p>
-        </w:tc>
-        <w:tc>
-          <w:tcPr>
-            <w:tcBorders>
-              <w:bottom w:val="none" w:sz="0" w:space="0" w:color="000000"/>
-              <w:top w:val="none" w:sz="0" w:space="0" w:color="000000"/>
-              <w:left w:val="none" w:sz="0" w:space="0" w:color="000000"/>
-              <w:right w:val="none" w:sz="0" w:space="0" w:color="000000"/>
-            </w:tcBorders>
-            <w:shd w:val="clear" w:color="auto" w:fill="FFFFFF"/>
-            <w:tcMar>
-              <w:top w:w="0" w:type="dxa"/>
-              <w:bottom w:w="0" w:type="dxa"/>
-              <w:left w:w="0" w:type="dxa"/>
-              <w:right w:w="0" w:type="dxa"/>
-            </w:tcMar>
-            <w:vAlign w:val="top"/>
-          </w:tcPr>
-          <w:p>
-            <w:pPr>
-              <w:pStyle w:val="Normal"/>
-              <w:jc w:val="center"/>
-              <w:pBdr>
-                <w:bottom w:val="none" w:sz="0" w:space="0" w:color="000000"/>
-                <w:top w:val="none" w:sz="0" w:space="0" w:color="000000"/>
-                <w:left w:val="none" w:sz="0" w:space="0" w:color="000000"/>
-                <w:right w:val="none" w:sz="0" w:space="0" w:color="000000"/>
-              </w:pBdr>
-              <w:spacing w:after="100" w:before="100" w:line="240"/>
-              <w:ind w:left="100" w:right="100" w:firstLine="0" w:firstLineChars="0"/>
-              <w:rPr>
-                <w:rFonts w:ascii="Helvetica" w:hAnsi="Helvetica" w:eastAsia="Helvetica" w:cs="Helvetica"/>
-                <w:i w:val="false"/>
-                <w:b w:val="false"/>
-                <w:u w:val="none"/>
-                <w:sz w:val="22"/>
-                <w:szCs w:val="22"/>
-                <w:color w:val="000000"/>
-              </w:rPr>
-            </w:pPr>
-            <w:r>
-              <w:rPr>
-                <w:rFonts w:ascii="Helvetica" w:hAnsi="Helvetica" w:eastAsia="Helvetica" w:cs="Helvetica"/>
-                <w:i w:val="false"/>
-                <w:b w:val="false"/>
-                <w:u w:val="none"/>
-                <w:sz w:val="22"/>
-                <w:szCs w:val="22"/>
-                <w:color w:val="000000"/>
-              </w:rPr>
-              <w:t xml:space="preserve">0.950</w:t>
+              <w:t xml:space="preserve">1.15</w:t>
+            </w:r>
+          </w:p>
+        </w:tc>
+        <w:tc>
+          <w:tcPr>
+            <w:tcBorders>
+              <w:bottom w:val="none" w:sz="0" w:space="0" w:color="000000"/>
+              <w:top w:val="none" w:sz="0" w:space="0" w:color="000000"/>
+              <w:left w:val="none" w:sz="0" w:space="0" w:color="000000"/>
+              <w:right w:val="none" w:sz="0" w:space="0" w:color="000000"/>
+            </w:tcBorders>
+            <w:shd w:val="clear" w:color="auto" w:fill="FFFFFF"/>
+            <w:tcMar>
+              <w:top w:w="0" w:type="dxa"/>
+              <w:bottom w:w="0" w:type="dxa"/>
+              <w:left w:w="0" w:type="dxa"/>
+              <w:right w:w="0" w:type="dxa"/>
+            </w:tcMar>
+            <w:vAlign w:val="top"/>
+          </w:tcPr>
+          <w:p>
+            <w:pPr>
+              <w:pStyle w:val="Normal"/>
+              <w:jc w:val="center"/>
+              <w:pBdr>
+                <w:bottom w:val="none" w:sz="0" w:space="0" w:color="000000"/>
+                <w:top w:val="none" w:sz="0" w:space="0" w:color="000000"/>
+                <w:left w:val="none" w:sz="0" w:space="0" w:color="000000"/>
+                <w:right w:val="none" w:sz="0" w:space="0" w:color="000000"/>
+              </w:pBdr>
+              <w:spacing w:after="100" w:before="100" w:line="240"/>
+              <w:ind w:left="100" w:right="100" w:firstLine="0" w:firstLineChars="0"/>
+              <w:rPr>
+                <w:rFonts w:ascii="Helvetica" w:hAnsi="Helvetica" w:eastAsia="Helvetica" w:cs="Helvetica"/>
+                <w:i w:val="false"/>
+                <w:b w:val="false"/>
+                <w:u w:val="none"/>
+                <w:sz w:val="22"/>
+                <w:szCs w:val="22"/>
+                <w:color w:val="000000"/>
+              </w:rPr>
+            </w:pPr>
+            <w:r>
+              <w:rPr>
+                <w:rFonts w:ascii="Helvetica" w:hAnsi="Helvetica" w:eastAsia="Helvetica" w:cs="Helvetica"/>
+                <w:i w:val="false"/>
+                <w:b w:val="false"/>
+                <w:u w:val="none"/>
+                <w:sz w:val="22"/>
+                <w:szCs w:val="22"/>
+                <w:color w:val="000000"/>
+              </w:rPr>
+              <w:t xml:space="preserve">0.45, 2.90</w:t>
+            </w:r>
+          </w:p>
+        </w:tc>
+        <w:tc>
+          <w:tcPr>
+            <w:tcBorders>
+              <w:bottom w:val="none" w:sz="0" w:space="0" w:color="000000"/>
+              <w:top w:val="none" w:sz="0" w:space="0" w:color="000000"/>
+              <w:left w:val="none" w:sz="0" w:space="0" w:color="000000"/>
+              <w:right w:val="none" w:sz="0" w:space="0" w:color="000000"/>
+            </w:tcBorders>
+            <w:shd w:val="clear" w:color="auto" w:fill="FFFFFF"/>
+            <w:tcMar>
+              <w:top w:w="0" w:type="dxa"/>
+              <w:bottom w:w="0" w:type="dxa"/>
+              <w:left w:w="0" w:type="dxa"/>
+              <w:right w:w="0" w:type="dxa"/>
+            </w:tcMar>
+            <w:vAlign w:val="top"/>
+          </w:tcPr>
+          <w:p>
+            <w:pPr>
+              <w:pStyle w:val="Normal"/>
+              <w:jc w:val="center"/>
+              <w:pBdr>
+                <w:bottom w:val="none" w:sz="0" w:space="0" w:color="000000"/>
+                <w:top w:val="none" w:sz="0" w:space="0" w:color="000000"/>
+                <w:left w:val="none" w:sz="0" w:space="0" w:color="000000"/>
+                <w:right w:val="none" w:sz="0" w:space="0" w:color="000000"/>
+              </w:pBdr>
+              <w:spacing w:after="100" w:before="100" w:line="240"/>
+              <w:ind w:left="100" w:right="100" w:firstLine="0" w:firstLineChars="0"/>
+              <w:rPr>
+                <w:rFonts w:ascii="Helvetica" w:hAnsi="Helvetica" w:eastAsia="Helvetica" w:cs="Helvetica"/>
+                <w:i w:val="false"/>
+                <w:b w:val="false"/>
+                <w:u w:val="none"/>
+                <w:sz w:val="22"/>
+                <w:szCs w:val="22"/>
+                <w:color w:val="000000"/>
+              </w:rPr>
+            </w:pPr>
+            <w:r>
+              <w:rPr>
+                <w:rFonts w:ascii="Helvetica" w:hAnsi="Helvetica" w:eastAsia="Helvetica" w:cs="Helvetica"/>
+                <w:i w:val="false"/>
+                <w:b w:val="false"/>
+                <w:u w:val="none"/>
+                <w:sz w:val="22"/>
+                <w:szCs w:val="22"/>
+                <w:color w:val="000000"/>
+              </w:rPr>
+              <w:t xml:space="preserve">0.770</w:t>
             </w:r>
           </w:p>
         </w:tc>
@@ -6416,113 +6416,113 @@
                 <w:szCs w:val="22"/>
                 <w:color w:val="000000"/>
               </w:rPr>
-              <w:t xml:space="preserve">1.21</w:t>
-            </w:r>
-          </w:p>
-        </w:tc>
-        <w:tc>
-          <w:tcPr>
-            <w:tcBorders>
-              <w:bottom w:val="none" w:sz="0" w:space="0" w:color="000000"/>
-              <w:top w:val="none" w:sz="0" w:space="0" w:color="000000"/>
-              <w:left w:val="none" w:sz="0" w:space="0" w:color="000000"/>
-              <w:right w:val="none" w:sz="0" w:space="0" w:color="000000"/>
-            </w:tcBorders>
-            <w:shd w:val="clear" w:color="auto" w:fill="FFFFFF"/>
-            <w:tcMar>
-              <w:top w:w="0" w:type="dxa"/>
-              <w:bottom w:w="0" w:type="dxa"/>
-              <w:left w:w="0" w:type="dxa"/>
-              <w:right w:w="0" w:type="dxa"/>
-            </w:tcMar>
-            <w:vAlign w:val="top"/>
-          </w:tcPr>
-          <w:p>
-            <w:pPr>
-              <w:pStyle w:val="Normal"/>
-              <w:jc w:val="center"/>
-              <w:pBdr>
-                <w:bottom w:val="none" w:sz="0" w:space="0" w:color="000000"/>
-                <w:top w:val="none" w:sz="0" w:space="0" w:color="000000"/>
-                <w:left w:val="none" w:sz="0" w:space="0" w:color="000000"/>
-                <w:right w:val="none" w:sz="0" w:space="0" w:color="000000"/>
-              </w:pBdr>
-              <w:spacing w:after="100" w:before="100" w:line="240"/>
-              <w:ind w:left="100" w:right="100" w:firstLine="0" w:firstLineChars="0"/>
-              <w:rPr>
-                <w:rFonts w:ascii="Helvetica" w:hAnsi="Helvetica" w:eastAsia="Helvetica" w:cs="Helvetica"/>
-                <w:i w:val="false"/>
-                <w:b w:val="false"/>
-                <w:u w:val="none"/>
-                <w:sz w:val="22"/>
-                <w:szCs w:val="22"/>
-                <w:color w:val="000000"/>
-              </w:rPr>
-            </w:pPr>
-            <w:r>
-              <w:rPr>
-                <w:rFonts w:ascii="Helvetica" w:hAnsi="Helvetica" w:eastAsia="Helvetica" w:cs="Helvetica"/>
-                <w:i w:val="false"/>
-                <w:b w:val="false"/>
-                <w:u w:val="none"/>
-                <w:sz w:val="22"/>
-                <w:szCs w:val="22"/>
-                <w:color w:val="000000"/>
-              </w:rPr>
-              <w:t xml:space="preserve">0.11, 13.4</w:t>
-            </w:r>
-          </w:p>
-        </w:tc>
-        <w:tc>
-          <w:tcPr>
-            <w:tcBorders>
-              <w:bottom w:val="none" w:sz="0" w:space="0" w:color="000000"/>
-              <w:top w:val="none" w:sz="0" w:space="0" w:color="000000"/>
-              <w:left w:val="none" w:sz="0" w:space="0" w:color="000000"/>
-              <w:right w:val="none" w:sz="0" w:space="0" w:color="000000"/>
-            </w:tcBorders>
-            <w:shd w:val="clear" w:color="auto" w:fill="FFFFFF"/>
-            <w:tcMar>
-              <w:top w:w="0" w:type="dxa"/>
-              <w:bottom w:w="0" w:type="dxa"/>
-              <w:left w:w="0" w:type="dxa"/>
-              <w:right w:w="0" w:type="dxa"/>
-            </w:tcMar>
-            <w:vAlign w:val="top"/>
-          </w:tcPr>
-          <w:p>
-            <w:pPr>
-              <w:pStyle w:val="Normal"/>
-              <w:jc w:val="center"/>
-              <w:pBdr>
-                <w:bottom w:val="none" w:sz="0" w:space="0" w:color="000000"/>
-                <w:top w:val="none" w:sz="0" w:space="0" w:color="000000"/>
-                <w:left w:val="none" w:sz="0" w:space="0" w:color="000000"/>
-                <w:right w:val="none" w:sz="0" w:space="0" w:color="000000"/>
-              </w:pBdr>
-              <w:spacing w:after="100" w:before="100" w:line="240"/>
-              <w:ind w:left="100" w:right="100" w:firstLine="0" w:firstLineChars="0"/>
-              <w:rPr>
-                <w:rFonts w:ascii="Helvetica" w:hAnsi="Helvetica" w:eastAsia="Helvetica" w:cs="Helvetica"/>
-                <w:i w:val="false"/>
-                <w:b w:val="false"/>
-                <w:u w:val="none"/>
-                <w:sz w:val="22"/>
-                <w:szCs w:val="22"/>
-                <w:color w:val="000000"/>
-              </w:rPr>
-            </w:pPr>
-            <w:r>
-              <w:rPr>
-                <w:rFonts w:ascii="Helvetica" w:hAnsi="Helvetica" w:eastAsia="Helvetica" w:cs="Helvetica"/>
-                <w:i w:val="false"/>
-                <w:b w:val="false"/>
-                <w:u w:val="none"/>
-                <w:sz w:val="22"/>
-                <w:szCs w:val="22"/>
-                <w:color w:val="000000"/>
-              </w:rPr>
-              <w:t xml:space="preserve">0.880</w:t>
+              <w:t xml:space="preserve">1.06</w:t>
+            </w:r>
+          </w:p>
+        </w:tc>
+        <w:tc>
+          <w:tcPr>
+            <w:tcBorders>
+              <w:bottom w:val="none" w:sz="0" w:space="0" w:color="000000"/>
+              <w:top w:val="none" w:sz="0" w:space="0" w:color="000000"/>
+              <w:left w:val="none" w:sz="0" w:space="0" w:color="000000"/>
+              <w:right w:val="none" w:sz="0" w:space="0" w:color="000000"/>
+            </w:tcBorders>
+            <w:shd w:val="clear" w:color="auto" w:fill="FFFFFF"/>
+            <w:tcMar>
+              <w:top w:w="0" w:type="dxa"/>
+              <w:bottom w:w="0" w:type="dxa"/>
+              <w:left w:w="0" w:type="dxa"/>
+              <w:right w:w="0" w:type="dxa"/>
+            </w:tcMar>
+            <w:vAlign w:val="top"/>
+          </w:tcPr>
+          <w:p>
+            <w:pPr>
+              <w:pStyle w:val="Normal"/>
+              <w:jc w:val="center"/>
+              <w:pBdr>
+                <w:bottom w:val="none" w:sz="0" w:space="0" w:color="000000"/>
+                <w:top w:val="none" w:sz="0" w:space="0" w:color="000000"/>
+                <w:left w:val="none" w:sz="0" w:space="0" w:color="000000"/>
+                <w:right w:val="none" w:sz="0" w:space="0" w:color="000000"/>
+              </w:pBdr>
+              <w:spacing w:after="100" w:before="100" w:line="240"/>
+              <w:ind w:left="100" w:right="100" w:firstLine="0" w:firstLineChars="0"/>
+              <w:rPr>
+                <w:rFonts w:ascii="Helvetica" w:hAnsi="Helvetica" w:eastAsia="Helvetica" w:cs="Helvetica"/>
+                <w:i w:val="false"/>
+                <w:b w:val="false"/>
+                <w:u w:val="none"/>
+                <w:sz w:val="22"/>
+                <w:szCs w:val="22"/>
+                <w:color w:val="000000"/>
+              </w:rPr>
+            </w:pPr>
+            <w:r>
+              <w:rPr>
+                <w:rFonts w:ascii="Helvetica" w:hAnsi="Helvetica" w:eastAsia="Helvetica" w:cs="Helvetica"/>
+                <w:i w:val="false"/>
+                <w:b w:val="false"/>
+                <w:u w:val="none"/>
+                <w:sz w:val="22"/>
+                <w:szCs w:val="22"/>
+                <w:color w:val="000000"/>
+              </w:rPr>
+              <w:t xml:space="preserve">0.08, 13.6</w:t>
+            </w:r>
+          </w:p>
+        </w:tc>
+        <w:tc>
+          <w:tcPr>
+            <w:tcBorders>
+              <w:bottom w:val="none" w:sz="0" w:space="0" w:color="000000"/>
+              <w:top w:val="none" w:sz="0" w:space="0" w:color="000000"/>
+              <w:left w:val="none" w:sz="0" w:space="0" w:color="000000"/>
+              <w:right w:val="none" w:sz="0" w:space="0" w:color="000000"/>
+            </w:tcBorders>
+            <w:shd w:val="clear" w:color="auto" w:fill="FFFFFF"/>
+            <w:tcMar>
+              <w:top w:w="0" w:type="dxa"/>
+              <w:bottom w:w="0" w:type="dxa"/>
+              <w:left w:w="0" w:type="dxa"/>
+              <w:right w:w="0" w:type="dxa"/>
+            </w:tcMar>
+            <w:vAlign w:val="top"/>
+          </w:tcPr>
+          <w:p>
+            <w:pPr>
+              <w:pStyle w:val="Normal"/>
+              <w:jc w:val="center"/>
+              <w:pBdr>
+                <w:bottom w:val="none" w:sz="0" w:space="0" w:color="000000"/>
+                <w:top w:val="none" w:sz="0" w:space="0" w:color="000000"/>
+                <w:left w:val="none" w:sz="0" w:space="0" w:color="000000"/>
+                <w:right w:val="none" w:sz="0" w:space="0" w:color="000000"/>
+              </w:pBdr>
+              <w:spacing w:after="100" w:before="100" w:line="240"/>
+              <w:ind w:left="100" w:right="100" w:firstLine="0" w:firstLineChars="0"/>
+              <w:rPr>
+                <w:rFonts w:ascii="Helvetica" w:hAnsi="Helvetica" w:eastAsia="Helvetica" w:cs="Helvetica"/>
+                <w:i w:val="false"/>
+                <w:b w:val="false"/>
+                <w:u w:val="none"/>
+                <w:sz w:val="22"/>
+                <w:szCs w:val="22"/>
+                <w:color w:val="000000"/>
+              </w:rPr>
+            </w:pPr>
+            <w:r>
+              <w:rPr>
+                <w:rFonts w:ascii="Helvetica" w:hAnsi="Helvetica" w:eastAsia="Helvetica" w:cs="Helvetica"/>
+                <w:i w:val="false"/>
+                <w:b w:val="false"/>
+                <w:u w:val="none"/>
+                <w:sz w:val="22"/>
+                <w:szCs w:val="22"/>
+                <w:color w:val="000000"/>
+              </w:rPr>
+              <w:t xml:space="preserve">0.970</w:t>
             </w:r>
           </w:p>
         </w:tc>
@@ -6687,113 +6687,113 @@
                 <w:szCs w:val="22"/>
                 <w:color w:val="000000"/>
               </w:rPr>
-              <w:t xml:space="preserve">0.42</w:t>
-            </w:r>
-          </w:p>
-        </w:tc>
-        <w:tc>
-          <w:tcPr>
-            <w:tcBorders>
-              <w:bottom w:val="none" w:sz="0" w:space="0" w:color="000000"/>
-              <w:top w:val="none" w:sz="0" w:space="0" w:color="000000"/>
-              <w:left w:val="none" w:sz="0" w:space="0" w:color="000000"/>
-              <w:right w:val="none" w:sz="0" w:space="0" w:color="000000"/>
-            </w:tcBorders>
-            <w:shd w:val="clear" w:color="auto" w:fill="FFFFFF"/>
-            <w:tcMar>
-              <w:top w:w="0" w:type="dxa"/>
-              <w:bottom w:w="0" w:type="dxa"/>
-              <w:left w:w="0" w:type="dxa"/>
-              <w:right w:w="0" w:type="dxa"/>
-            </w:tcMar>
-            <w:vAlign w:val="top"/>
-          </w:tcPr>
-          <w:p>
-            <w:pPr>
-              <w:pStyle w:val="Normal"/>
-              <w:jc w:val="center"/>
-              <w:pBdr>
-                <w:bottom w:val="none" w:sz="0" w:space="0" w:color="000000"/>
-                <w:top w:val="none" w:sz="0" w:space="0" w:color="000000"/>
-                <w:left w:val="none" w:sz="0" w:space="0" w:color="000000"/>
-                <w:right w:val="none" w:sz="0" w:space="0" w:color="000000"/>
-              </w:pBdr>
-              <w:spacing w:after="100" w:before="100" w:line="240"/>
-              <w:ind w:left="100" w:right="100" w:firstLine="0" w:firstLineChars="0"/>
-              <w:rPr>
-                <w:rFonts w:ascii="Helvetica" w:hAnsi="Helvetica" w:eastAsia="Helvetica" w:cs="Helvetica"/>
-                <w:i w:val="false"/>
-                <w:b w:val="false"/>
-                <w:u w:val="none"/>
-                <w:sz w:val="22"/>
-                <w:szCs w:val="22"/>
-                <w:color w:val="000000"/>
-              </w:rPr>
-            </w:pPr>
-            <w:r>
-              <w:rPr>
-                <w:rFonts w:ascii="Helvetica" w:hAnsi="Helvetica" w:eastAsia="Helvetica" w:cs="Helvetica"/>
-                <w:i w:val="false"/>
-                <w:b w:val="false"/>
-                <w:u w:val="none"/>
-                <w:sz w:val="22"/>
-                <w:szCs w:val="22"/>
-                <w:color w:val="000000"/>
-              </w:rPr>
-              <w:t xml:space="preserve">0.04, 4.05</w:t>
-            </w:r>
-          </w:p>
-        </w:tc>
-        <w:tc>
-          <w:tcPr>
-            <w:tcBorders>
-              <w:bottom w:val="none" w:sz="0" w:space="0" w:color="000000"/>
-              <w:top w:val="none" w:sz="0" w:space="0" w:color="000000"/>
-              <w:left w:val="none" w:sz="0" w:space="0" w:color="000000"/>
-              <w:right w:val="none" w:sz="0" w:space="0" w:color="000000"/>
-            </w:tcBorders>
-            <w:shd w:val="clear" w:color="auto" w:fill="FFFFFF"/>
-            <w:tcMar>
-              <w:top w:w="0" w:type="dxa"/>
-              <w:bottom w:w="0" w:type="dxa"/>
-              <w:left w:w="0" w:type="dxa"/>
-              <w:right w:w="0" w:type="dxa"/>
-            </w:tcMar>
-            <w:vAlign w:val="top"/>
-          </w:tcPr>
-          <w:p>
-            <w:pPr>
-              <w:pStyle w:val="Normal"/>
-              <w:jc w:val="center"/>
-              <w:pBdr>
-                <w:bottom w:val="none" w:sz="0" w:space="0" w:color="000000"/>
-                <w:top w:val="none" w:sz="0" w:space="0" w:color="000000"/>
-                <w:left w:val="none" w:sz="0" w:space="0" w:color="000000"/>
-                <w:right w:val="none" w:sz="0" w:space="0" w:color="000000"/>
-              </w:pBdr>
-              <w:spacing w:after="100" w:before="100" w:line="240"/>
-              <w:ind w:left="100" w:right="100" w:firstLine="0" w:firstLineChars="0"/>
-              <w:rPr>
-                <w:rFonts w:ascii="Helvetica" w:hAnsi="Helvetica" w:eastAsia="Helvetica" w:cs="Helvetica"/>
-                <w:i w:val="false"/>
-                <w:b w:val="false"/>
-                <w:u w:val="none"/>
-                <w:sz w:val="22"/>
-                <w:szCs w:val="22"/>
-                <w:color w:val="000000"/>
-              </w:rPr>
-            </w:pPr>
-            <w:r>
-              <w:rPr>
-                <w:rFonts w:ascii="Helvetica" w:hAnsi="Helvetica" w:eastAsia="Helvetica" w:cs="Helvetica"/>
-                <w:i w:val="false"/>
-                <w:b w:val="false"/>
-                <w:u w:val="none"/>
-                <w:sz w:val="22"/>
-                <w:szCs w:val="22"/>
-                <w:color w:val="000000"/>
-              </w:rPr>
-              <w:t xml:space="preserve">0.450</w:t>
+              <w:t xml:space="preserve">0.47</w:t>
+            </w:r>
+          </w:p>
+        </w:tc>
+        <w:tc>
+          <w:tcPr>
+            <w:tcBorders>
+              <w:bottom w:val="none" w:sz="0" w:space="0" w:color="000000"/>
+              <w:top w:val="none" w:sz="0" w:space="0" w:color="000000"/>
+              <w:left w:val="none" w:sz="0" w:space="0" w:color="000000"/>
+              <w:right w:val="none" w:sz="0" w:space="0" w:color="000000"/>
+            </w:tcBorders>
+            <w:shd w:val="clear" w:color="auto" w:fill="FFFFFF"/>
+            <w:tcMar>
+              <w:top w:w="0" w:type="dxa"/>
+              <w:bottom w:w="0" w:type="dxa"/>
+              <w:left w:w="0" w:type="dxa"/>
+              <w:right w:w="0" w:type="dxa"/>
+            </w:tcMar>
+            <w:vAlign w:val="top"/>
+          </w:tcPr>
+          <w:p>
+            <w:pPr>
+              <w:pStyle w:val="Normal"/>
+              <w:jc w:val="center"/>
+              <w:pBdr>
+                <w:bottom w:val="none" w:sz="0" w:space="0" w:color="000000"/>
+                <w:top w:val="none" w:sz="0" w:space="0" w:color="000000"/>
+                <w:left w:val="none" w:sz="0" w:space="0" w:color="000000"/>
+                <w:right w:val="none" w:sz="0" w:space="0" w:color="000000"/>
+              </w:pBdr>
+              <w:spacing w:after="100" w:before="100" w:line="240"/>
+              <w:ind w:left="100" w:right="100" w:firstLine="0" w:firstLineChars="0"/>
+              <w:rPr>
+                <w:rFonts w:ascii="Helvetica" w:hAnsi="Helvetica" w:eastAsia="Helvetica" w:cs="Helvetica"/>
+                <w:i w:val="false"/>
+                <w:b w:val="false"/>
+                <w:u w:val="none"/>
+                <w:sz w:val="22"/>
+                <w:szCs w:val="22"/>
+                <w:color w:val="000000"/>
+              </w:rPr>
+            </w:pPr>
+            <w:r>
+              <w:rPr>
+                <w:rFonts w:ascii="Helvetica" w:hAnsi="Helvetica" w:eastAsia="Helvetica" w:cs="Helvetica"/>
+                <w:i w:val="false"/>
+                <w:b w:val="false"/>
+                <w:u w:val="none"/>
+                <w:sz w:val="22"/>
+                <w:szCs w:val="22"/>
+                <w:color w:val="000000"/>
+              </w:rPr>
+              <w:t xml:space="preserve">0.05, 4.57</w:t>
+            </w:r>
+          </w:p>
+        </w:tc>
+        <w:tc>
+          <w:tcPr>
+            <w:tcBorders>
+              <w:bottom w:val="none" w:sz="0" w:space="0" w:color="000000"/>
+              <w:top w:val="none" w:sz="0" w:space="0" w:color="000000"/>
+              <w:left w:val="none" w:sz="0" w:space="0" w:color="000000"/>
+              <w:right w:val="none" w:sz="0" w:space="0" w:color="000000"/>
+            </w:tcBorders>
+            <w:shd w:val="clear" w:color="auto" w:fill="FFFFFF"/>
+            <w:tcMar>
+              <w:top w:w="0" w:type="dxa"/>
+              <w:bottom w:w="0" w:type="dxa"/>
+              <w:left w:w="0" w:type="dxa"/>
+              <w:right w:w="0" w:type="dxa"/>
+            </w:tcMar>
+            <w:vAlign w:val="top"/>
+          </w:tcPr>
+          <w:p>
+            <w:pPr>
+              <w:pStyle w:val="Normal"/>
+              <w:jc w:val="center"/>
+              <w:pBdr>
+                <w:bottom w:val="none" w:sz="0" w:space="0" w:color="000000"/>
+                <w:top w:val="none" w:sz="0" w:space="0" w:color="000000"/>
+                <w:left w:val="none" w:sz="0" w:space="0" w:color="000000"/>
+                <w:right w:val="none" w:sz="0" w:space="0" w:color="000000"/>
+              </w:pBdr>
+              <w:spacing w:after="100" w:before="100" w:line="240"/>
+              <w:ind w:left="100" w:right="100" w:firstLine="0" w:firstLineChars="0"/>
+              <w:rPr>
+                <w:rFonts w:ascii="Helvetica" w:hAnsi="Helvetica" w:eastAsia="Helvetica" w:cs="Helvetica"/>
+                <w:i w:val="false"/>
+                <w:b w:val="false"/>
+                <w:u w:val="none"/>
+                <w:sz w:val="22"/>
+                <w:szCs w:val="22"/>
+                <w:color w:val="000000"/>
+              </w:rPr>
+            </w:pPr>
+            <w:r>
+              <w:rPr>
+                <w:rFonts w:ascii="Helvetica" w:hAnsi="Helvetica" w:eastAsia="Helvetica" w:cs="Helvetica"/>
+                <w:i w:val="false"/>
+                <w:b w:val="false"/>
+                <w:u w:val="none"/>
+                <w:sz w:val="22"/>
+                <w:szCs w:val="22"/>
+                <w:color w:val="000000"/>
+              </w:rPr>
+              <w:t xml:space="preserve">0.510</w:t>
             </w:r>
           </w:p>
         </w:tc>
@@ -6899,113 +6899,113 @@
                 <w:szCs w:val="22"/>
                 <w:color w:val="000000"/>
               </w:rPr>
-              <w:t xml:space="preserve">0.58</w:t>
-            </w:r>
-          </w:p>
-        </w:tc>
-        <w:tc>
-          <w:tcPr>
-            <w:tcBorders>
-              <w:bottom w:val="none" w:sz="0" w:space="0" w:color="000000"/>
-              <w:top w:val="none" w:sz="0" w:space="0" w:color="000000"/>
-              <w:left w:val="none" w:sz="0" w:space="0" w:color="000000"/>
-              <w:right w:val="none" w:sz="0" w:space="0" w:color="000000"/>
-            </w:tcBorders>
-            <w:shd w:val="clear" w:color="auto" w:fill="FFFFFF"/>
-            <w:tcMar>
-              <w:top w:w="0" w:type="dxa"/>
-              <w:bottom w:w="0" w:type="dxa"/>
-              <w:left w:w="0" w:type="dxa"/>
-              <w:right w:w="0" w:type="dxa"/>
-            </w:tcMar>
-            <w:vAlign w:val="top"/>
-          </w:tcPr>
-          <w:p>
-            <w:pPr>
-              <w:pStyle w:val="Normal"/>
-              <w:jc w:val="center"/>
-              <w:pBdr>
-                <w:bottom w:val="none" w:sz="0" w:space="0" w:color="000000"/>
-                <w:top w:val="none" w:sz="0" w:space="0" w:color="000000"/>
-                <w:left w:val="none" w:sz="0" w:space="0" w:color="000000"/>
-                <w:right w:val="none" w:sz="0" w:space="0" w:color="000000"/>
-              </w:pBdr>
-              <w:spacing w:after="100" w:before="100" w:line="240"/>
-              <w:ind w:left="100" w:right="100" w:firstLine="0" w:firstLineChars="0"/>
-              <w:rPr>
-                <w:rFonts w:ascii="Helvetica" w:hAnsi="Helvetica" w:eastAsia="Helvetica" w:cs="Helvetica"/>
-                <w:i w:val="false"/>
-                <w:b w:val="false"/>
-                <w:u w:val="none"/>
-                <w:sz w:val="22"/>
-                <w:szCs w:val="22"/>
-                <w:color w:val="000000"/>
-              </w:rPr>
-            </w:pPr>
-            <w:r>
-              <w:rPr>
-                <w:rFonts w:ascii="Helvetica" w:hAnsi="Helvetica" w:eastAsia="Helvetica" w:cs="Helvetica"/>
-                <w:i w:val="false"/>
-                <w:b w:val="false"/>
-                <w:u w:val="none"/>
-                <w:sz w:val="22"/>
-                <w:szCs w:val="22"/>
-                <w:color w:val="000000"/>
-              </w:rPr>
-              <w:t xml:space="preserve">0.06, 6.11</w:t>
-            </w:r>
-          </w:p>
-        </w:tc>
-        <w:tc>
-          <w:tcPr>
-            <w:tcBorders>
-              <w:bottom w:val="none" w:sz="0" w:space="0" w:color="000000"/>
-              <w:top w:val="none" w:sz="0" w:space="0" w:color="000000"/>
-              <w:left w:val="none" w:sz="0" w:space="0" w:color="000000"/>
-              <w:right w:val="none" w:sz="0" w:space="0" w:color="000000"/>
-            </w:tcBorders>
-            <w:shd w:val="clear" w:color="auto" w:fill="FFFFFF"/>
-            <w:tcMar>
-              <w:top w:w="0" w:type="dxa"/>
-              <w:bottom w:w="0" w:type="dxa"/>
-              <w:left w:w="0" w:type="dxa"/>
-              <w:right w:w="0" w:type="dxa"/>
-            </w:tcMar>
-            <w:vAlign w:val="top"/>
-          </w:tcPr>
-          <w:p>
-            <w:pPr>
-              <w:pStyle w:val="Normal"/>
-              <w:jc w:val="center"/>
-              <w:pBdr>
-                <w:bottom w:val="none" w:sz="0" w:space="0" w:color="000000"/>
-                <w:top w:val="none" w:sz="0" w:space="0" w:color="000000"/>
-                <w:left w:val="none" w:sz="0" w:space="0" w:color="000000"/>
-                <w:right w:val="none" w:sz="0" w:space="0" w:color="000000"/>
-              </w:pBdr>
-              <w:spacing w:after="100" w:before="100" w:line="240"/>
-              <w:ind w:left="100" w:right="100" w:firstLine="0" w:firstLineChars="0"/>
-              <w:rPr>
-                <w:rFonts w:ascii="Helvetica" w:hAnsi="Helvetica" w:eastAsia="Helvetica" w:cs="Helvetica"/>
-                <w:i w:val="false"/>
-                <w:b w:val="false"/>
-                <w:u w:val="none"/>
-                <w:sz w:val="22"/>
-                <w:szCs w:val="22"/>
-                <w:color w:val="000000"/>
-              </w:rPr>
-            </w:pPr>
-            <w:r>
-              <w:rPr>
-                <w:rFonts w:ascii="Helvetica" w:hAnsi="Helvetica" w:eastAsia="Helvetica" w:cs="Helvetica"/>
-                <w:i w:val="false"/>
-                <w:b w:val="false"/>
-                <w:u w:val="none"/>
-                <w:sz w:val="22"/>
-                <w:szCs w:val="22"/>
-                <w:color w:val="000000"/>
-              </w:rPr>
-              <w:t xml:space="preserve">0.650</w:t>
+              <w:t xml:space="preserve">0.54</w:t>
+            </w:r>
+          </w:p>
+        </w:tc>
+        <w:tc>
+          <w:tcPr>
+            <w:tcBorders>
+              <w:bottom w:val="none" w:sz="0" w:space="0" w:color="000000"/>
+              <w:top w:val="none" w:sz="0" w:space="0" w:color="000000"/>
+              <w:left w:val="none" w:sz="0" w:space="0" w:color="000000"/>
+              <w:right w:val="none" w:sz="0" w:space="0" w:color="000000"/>
+            </w:tcBorders>
+            <w:shd w:val="clear" w:color="auto" w:fill="FFFFFF"/>
+            <w:tcMar>
+              <w:top w:w="0" w:type="dxa"/>
+              <w:bottom w:w="0" w:type="dxa"/>
+              <w:left w:w="0" w:type="dxa"/>
+              <w:right w:w="0" w:type="dxa"/>
+            </w:tcMar>
+            <w:vAlign w:val="top"/>
+          </w:tcPr>
+          <w:p>
+            <w:pPr>
+              <w:pStyle w:val="Normal"/>
+              <w:jc w:val="center"/>
+              <w:pBdr>
+                <w:bottom w:val="none" w:sz="0" w:space="0" w:color="000000"/>
+                <w:top w:val="none" w:sz="0" w:space="0" w:color="000000"/>
+                <w:left w:val="none" w:sz="0" w:space="0" w:color="000000"/>
+                <w:right w:val="none" w:sz="0" w:space="0" w:color="000000"/>
+              </w:pBdr>
+              <w:spacing w:after="100" w:before="100" w:line="240"/>
+              <w:ind w:left="100" w:right="100" w:firstLine="0" w:firstLineChars="0"/>
+              <w:rPr>
+                <w:rFonts w:ascii="Helvetica" w:hAnsi="Helvetica" w:eastAsia="Helvetica" w:cs="Helvetica"/>
+                <w:i w:val="false"/>
+                <w:b w:val="false"/>
+                <w:u w:val="none"/>
+                <w:sz w:val="22"/>
+                <w:szCs w:val="22"/>
+                <w:color w:val="000000"/>
+              </w:rPr>
+            </w:pPr>
+            <w:r>
+              <w:rPr>
+                <w:rFonts w:ascii="Helvetica" w:hAnsi="Helvetica" w:eastAsia="Helvetica" w:cs="Helvetica"/>
+                <w:i w:val="false"/>
+                <w:b w:val="false"/>
+                <w:u w:val="none"/>
+                <w:sz w:val="22"/>
+                <w:szCs w:val="22"/>
+                <w:color w:val="000000"/>
+              </w:rPr>
+              <w:t xml:space="preserve">0.05, 5.96</w:t>
+            </w:r>
+          </w:p>
+        </w:tc>
+        <w:tc>
+          <w:tcPr>
+            <w:tcBorders>
+              <w:bottom w:val="none" w:sz="0" w:space="0" w:color="000000"/>
+              <w:top w:val="none" w:sz="0" w:space="0" w:color="000000"/>
+              <w:left w:val="none" w:sz="0" w:space="0" w:color="000000"/>
+              <w:right w:val="none" w:sz="0" w:space="0" w:color="000000"/>
+            </w:tcBorders>
+            <w:shd w:val="clear" w:color="auto" w:fill="FFFFFF"/>
+            <w:tcMar>
+              <w:top w:w="0" w:type="dxa"/>
+              <w:bottom w:w="0" w:type="dxa"/>
+              <w:left w:w="0" w:type="dxa"/>
+              <w:right w:w="0" w:type="dxa"/>
+            </w:tcMar>
+            <w:vAlign w:val="top"/>
+          </w:tcPr>
+          <w:p>
+            <w:pPr>
+              <w:pStyle w:val="Normal"/>
+              <w:jc w:val="center"/>
+              <w:pBdr>
+                <w:bottom w:val="none" w:sz="0" w:space="0" w:color="000000"/>
+                <w:top w:val="none" w:sz="0" w:space="0" w:color="000000"/>
+                <w:left w:val="none" w:sz="0" w:space="0" w:color="000000"/>
+                <w:right w:val="none" w:sz="0" w:space="0" w:color="000000"/>
+              </w:pBdr>
+              <w:spacing w:after="100" w:before="100" w:line="240"/>
+              <w:ind w:left="100" w:right="100" w:firstLine="0" w:firstLineChars="0"/>
+              <w:rPr>
+                <w:rFonts w:ascii="Helvetica" w:hAnsi="Helvetica" w:eastAsia="Helvetica" w:cs="Helvetica"/>
+                <w:i w:val="false"/>
+                <w:b w:val="false"/>
+                <w:u w:val="none"/>
+                <w:sz w:val="22"/>
+                <w:szCs w:val="22"/>
+                <w:color w:val="000000"/>
+              </w:rPr>
+            </w:pPr>
+            <w:r>
+              <w:rPr>
+                <w:rFonts w:ascii="Helvetica" w:hAnsi="Helvetica" w:eastAsia="Helvetica" w:cs="Helvetica"/>
+                <w:i w:val="false"/>
+                <w:b w:val="false"/>
+                <w:u w:val="none"/>
+                <w:sz w:val="22"/>
+                <w:szCs w:val="22"/>
+                <w:color w:val="000000"/>
+              </w:rPr>
+              <w:t xml:space="preserve">0.620</w:t>
             </w:r>
           </w:p>
         </w:tc>
@@ -7170,113 +7170,113 @@
                 <w:szCs w:val="22"/>
                 <w:color w:val="000000"/>
               </w:rPr>
-              <w:t xml:space="preserve">0.66</w:t>
-            </w:r>
-          </w:p>
-        </w:tc>
-        <w:tc>
-          <w:tcPr>
-            <w:tcBorders>
-              <w:bottom w:val="none" w:sz="0" w:space="0" w:color="000000"/>
-              <w:top w:val="none" w:sz="0" w:space="0" w:color="000000"/>
-              <w:left w:val="none" w:sz="0" w:space="0" w:color="000000"/>
-              <w:right w:val="none" w:sz="0" w:space="0" w:color="000000"/>
-            </w:tcBorders>
-            <w:shd w:val="clear" w:color="auto" w:fill="FFFFFF"/>
-            <w:tcMar>
-              <w:top w:w="0" w:type="dxa"/>
-              <w:bottom w:w="0" w:type="dxa"/>
-              <w:left w:w="0" w:type="dxa"/>
-              <w:right w:w="0" w:type="dxa"/>
-            </w:tcMar>
-            <w:vAlign w:val="top"/>
-          </w:tcPr>
-          <w:p>
-            <w:pPr>
-              <w:pStyle w:val="Normal"/>
-              <w:jc w:val="center"/>
-              <w:pBdr>
-                <w:bottom w:val="none" w:sz="0" w:space="0" w:color="000000"/>
-                <w:top w:val="none" w:sz="0" w:space="0" w:color="000000"/>
-                <w:left w:val="none" w:sz="0" w:space="0" w:color="000000"/>
-                <w:right w:val="none" w:sz="0" w:space="0" w:color="000000"/>
-              </w:pBdr>
-              <w:spacing w:after="100" w:before="100" w:line="240"/>
-              <w:ind w:left="100" w:right="100" w:firstLine="0" w:firstLineChars="0"/>
-              <w:rPr>
-                <w:rFonts w:ascii="Helvetica" w:hAnsi="Helvetica" w:eastAsia="Helvetica" w:cs="Helvetica"/>
-                <w:i w:val="false"/>
-                <w:b w:val="false"/>
-                <w:u w:val="none"/>
-                <w:sz w:val="22"/>
-                <w:szCs w:val="22"/>
-                <w:color w:val="000000"/>
-              </w:rPr>
-            </w:pPr>
-            <w:r>
-              <w:rPr>
-                <w:rFonts w:ascii="Helvetica" w:hAnsi="Helvetica" w:eastAsia="Helvetica" w:cs="Helvetica"/>
-                <w:i w:val="false"/>
-                <w:b w:val="false"/>
-                <w:u w:val="none"/>
-                <w:sz w:val="22"/>
-                <w:szCs w:val="22"/>
-                <w:color w:val="000000"/>
-              </w:rPr>
-              <w:t xml:space="preserve">0.28, 1.59</w:t>
-            </w:r>
-          </w:p>
-        </w:tc>
-        <w:tc>
-          <w:tcPr>
-            <w:tcBorders>
-              <w:bottom w:val="none" w:sz="0" w:space="0" w:color="000000"/>
-              <w:top w:val="none" w:sz="0" w:space="0" w:color="000000"/>
-              <w:left w:val="none" w:sz="0" w:space="0" w:color="000000"/>
-              <w:right w:val="none" w:sz="0" w:space="0" w:color="000000"/>
-            </w:tcBorders>
-            <w:shd w:val="clear" w:color="auto" w:fill="FFFFFF"/>
-            <w:tcMar>
-              <w:top w:w="0" w:type="dxa"/>
-              <w:bottom w:w="0" w:type="dxa"/>
-              <w:left w:w="0" w:type="dxa"/>
-              <w:right w:w="0" w:type="dxa"/>
-            </w:tcMar>
-            <w:vAlign w:val="top"/>
-          </w:tcPr>
-          <w:p>
-            <w:pPr>
-              <w:pStyle w:val="Normal"/>
-              <w:jc w:val="center"/>
-              <w:pBdr>
-                <w:bottom w:val="none" w:sz="0" w:space="0" w:color="000000"/>
-                <w:top w:val="none" w:sz="0" w:space="0" w:color="000000"/>
-                <w:left w:val="none" w:sz="0" w:space="0" w:color="000000"/>
-                <w:right w:val="none" w:sz="0" w:space="0" w:color="000000"/>
-              </w:pBdr>
-              <w:spacing w:after="100" w:before="100" w:line="240"/>
-              <w:ind w:left="100" w:right="100" w:firstLine="0" w:firstLineChars="0"/>
-              <w:rPr>
-                <w:rFonts w:ascii="Helvetica" w:hAnsi="Helvetica" w:eastAsia="Helvetica" w:cs="Helvetica"/>
-                <w:i w:val="false"/>
-                <w:b w:val="false"/>
-                <w:u w:val="none"/>
-                <w:sz w:val="22"/>
-                <w:szCs w:val="22"/>
-                <w:color w:val="000000"/>
-              </w:rPr>
-            </w:pPr>
-            <w:r>
-              <w:rPr>
-                <w:rFonts w:ascii="Helvetica" w:hAnsi="Helvetica" w:eastAsia="Helvetica" w:cs="Helvetica"/>
-                <w:i w:val="false"/>
-                <w:b w:val="false"/>
-                <w:u w:val="none"/>
-                <w:sz w:val="22"/>
-                <w:szCs w:val="22"/>
-                <w:color w:val="000000"/>
-              </w:rPr>
-              <w:t xml:space="preserve">0.350</w:t>
+              <w:t xml:space="preserve">0.74</w:t>
+            </w:r>
+          </w:p>
+        </w:tc>
+        <w:tc>
+          <w:tcPr>
+            <w:tcBorders>
+              <w:bottom w:val="none" w:sz="0" w:space="0" w:color="000000"/>
+              <w:top w:val="none" w:sz="0" w:space="0" w:color="000000"/>
+              <w:left w:val="none" w:sz="0" w:space="0" w:color="000000"/>
+              <w:right w:val="none" w:sz="0" w:space="0" w:color="000000"/>
+            </w:tcBorders>
+            <w:shd w:val="clear" w:color="auto" w:fill="FFFFFF"/>
+            <w:tcMar>
+              <w:top w:w="0" w:type="dxa"/>
+              <w:bottom w:w="0" w:type="dxa"/>
+              <w:left w:w="0" w:type="dxa"/>
+              <w:right w:w="0" w:type="dxa"/>
+            </w:tcMar>
+            <w:vAlign w:val="top"/>
+          </w:tcPr>
+          <w:p>
+            <w:pPr>
+              <w:pStyle w:val="Normal"/>
+              <w:jc w:val="center"/>
+              <w:pBdr>
+                <w:bottom w:val="none" w:sz="0" w:space="0" w:color="000000"/>
+                <w:top w:val="none" w:sz="0" w:space="0" w:color="000000"/>
+                <w:left w:val="none" w:sz="0" w:space="0" w:color="000000"/>
+                <w:right w:val="none" w:sz="0" w:space="0" w:color="000000"/>
+              </w:pBdr>
+              <w:spacing w:after="100" w:before="100" w:line="240"/>
+              <w:ind w:left="100" w:right="100" w:firstLine="0" w:firstLineChars="0"/>
+              <w:rPr>
+                <w:rFonts w:ascii="Helvetica" w:hAnsi="Helvetica" w:eastAsia="Helvetica" w:cs="Helvetica"/>
+                <w:i w:val="false"/>
+                <w:b w:val="false"/>
+                <w:u w:val="none"/>
+                <w:sz w:val="22"/>
+                <w:szCs w:val="22"/>
+                <w:color w:val="000000"/>
+              </w:rPr>
+            </w:pPr>
+            <w:r>
+              <w:rPr>
+                <w:rFonts w:ascii="Helvetica" w:hAnsi="Helvetica" w:eastAsia="Helvetica" w:cs="Helvetica"/>
+                <w:i w:val="false"/>
+                <w:b w:val="false"/>
+                <w:u w:val="none"/>
+                <w:sz w:val="22"/>
+                <w:szCs w:val="22"/>
+                <w:color w:val="000000"/>
+              </w:rPr>
+              <w:t xml:space="preserve">0.29, 1.86</w:t>
+            </w:r>
+          </w:p>
+        </w:tc>
+        <w:tc>
+          <w:tcPr>
+            <w:tcBorders>
+              <w:bottom w:val="none" w:sz="0" w:space="0" w:color="000000"/>
+              <w:top w:val="none" w:sz="0" w:space="0" w:color="000000"/>
+              <w:left w:val="none" w:sz="0" w:space="0" w:color="000000"/>
+              <w:right w:val="none" w:sz="0" w:space="0" w:color="000000"/>
+            </w:tcBorders>
+            <w:shd w:val="clear" w:color="auto" w:fill="FFFFFF"/>
+            <w:tcMar>
+              <w:top w:w="0" w:type="dxa"/>
+              <w:bottom w:w="0" w:type="dxa"/>
+              <w:left w:w="0" w:type="dxa"/>
+              <w:right w:w="0" w:type="dxa"/>
+            </w:tcMar>
+            <w:vAlign w:val="top"/>
+          </w:tcPr>
+          <w:p>
+            <w:pPr>
+              <w:pStyle w:val="Normal"/>
+              <w:jc w:val="center"/>
+              <w:pBdr>
+                <w:bottom w:val="none" w:sz="0" w:space="0" w:color="000000"/>
+                <w:top w:val="none" w:sz="0" w:space="0" w:color="000000"/>
+                <w:left w:val="none" w:sz="0" w:space="0" w:color="000000"/>
+                <w:right w:val="none" w:sz="0" w:space="0" w:color="000000"/>
+              </w:pBdr>
+              <w:spacing w:after="100" w:before="100" w:line="240"/>
+              <w:ind w:left="100" w:right="100" w:firstLine="0" w:firstLineChars="0"/>
+              <w:rPr>
+                <w:rFonts w:ascii="Helvetica" w:hAnsi="Helvetica" w:eastAsia="Helvetica" w:cs="Helvetica"/>
+                <w:i w:val="false"/>
+                <w:b w:val="false"/>
+                <w:u w:val="none"/>
+                <w:sz w:val="22"/>
+                <w:szCs w:val="22"/>
+                <w:color w:val="000000"/>
+              </w:rPr>
+            </w:pPr>
+            <w:r>
+              <w:rPr>
+                <w:rFonts w:ascii="Helvetica" w:hAnsi="Helvetica" w:eastAsia="Helvetica" w:cs="Helvetica"/>
+                <w:i w:val="false"/>
+                <w:b w:val="false"/>
+                <w:u w:val="none"/>
+                <w:sz w:val="22"/>
+                <w:szCs w:val="22"/>
+                <w:color w:val="000000"/>
+              </w:rPr>
+              <w:t xml:space="preserve">0.520</w:t>
             </w:r>
           </w:p>
         </w:tc>
@@ -7382,113 +7382,113 @@
                 <w:szCs w:val="22"/>
                 <w:color w:val="000000"/>
               </w:rPr>
-              <w:t xml:space="preserve">0.60</w:t>
-            </w:r>
-          </w:p>
-        </w:tc>
-        <w:tc>
-          <w:tcPr>
-            <w:tcBorders>
-              <w:bottom w:val="none" w:sz="0" w:space="0" w:color="000000"/>
-              <w:top w:val="none" w:sz="0" w:space="0" w:color="000000"/>
-              <w:left w:val="none" w:sz="0" w:space="0" w:color="000000"/>
-              <w:right w:val="none" w:sz="0" w:space="0" w:color="000000"/>
-            </w:tcBorders>
-            <w:shd w:val="clear" w:color="auto" w:fill="FFFFFF"/>
-            <w:tcMar>
-              <w:top w:w="0" w:type="dxa"/>
-              <w:bottom w:w="0" w:type="dxa"/>
-              <w:left w:w="0" w:type="dxa"/>
-              <w:right w:w="0" w:type="dxa"/>
-            </w:tcMar>
-            <w:vAlign w:val="top"/>
-          </w:tcPr>
-          <w:p>
-            <w:pPr>
-              <w:pStyle w:val="Normal"/>
-              <w:jc w:val="center"/>
-              <w:pBdr>
-                <w:bottom w:val="none" w:sz="0" w:space="0" w:color="000000"/>
-                <w:top w:val="none" w:sz="0" w:space="0" w:color="000000"/>
-                <w:left w:val="none" w:sz="0" w:space="0" w:color="000000"/>
-                <w:right w:val="none" w:sz="0" w:space="0" w:color="000000"/>
-              </w:pBdr>
-              <w:spacing w:after="100" w:before="100" w:line="240"/>
-              <w:ind w:left="100" w:right="100" w:firstLine="0" w:firstLineChars="0"/>
-              <w:rPr>
-                <w:rFonts w:ascii="Helvetica" w:hAnsi="Helvetica" w:eastAsia="Helvetica" w:cs="Helvetica"/>
-                <w:i w:val="false"/>
-                <w:b w:val="false"/>
-                <w:u w:val="none"/>
-                <w:sz w:val="22"/>
-                <w:szCs w:val="22"/>
-                <w:color w:val="000000"/>
-              </w:rPr>
-            </w:pPr>
-            <w:r>
-              <w:rPr>
-                <w:rFonts w:ascii="Helvetica" w:hAnsi="Helvetica" w:eastAsia="Helvetica" w:cs="Helvetica"/>
-                <w:i w:val="false"/>
-                <w:b w:val="false"/>
-                <w:u w:val="none"/>
-                <w:sz w:val="22"/>
-                <w:szCs w:val="22"/>
-                <w:color w:val="000000"/>
-              </w:rPr>
-              <w:t xml:space="preserve">0.04, 8.68</w:t>
-            </w:r>
-          </w:p>
-        </w:tc>
-        <w:tc>
-          <w:tcPr>
-            <w:tcBorders>
-              <w:bottom w:val="none" w:sz="0" w:space="0" w:color="000000"/>
-              <w:top w:val="none" w:sz="0" w:space="0" w:color="000000"/>
-              <w:left w:val="none" w:sz="0" w:space="0" w:color="000000"/>
-              <w:right w:val="none" w:sz="0" w:space="0" w:color="000000"/>
-            </w:tcBorders>
-            <w:shd w:val="clear" w:color="auto" w:fill="FFFFFF"/>
-            <w:tcMar>
-              <w:top w:w="0" w:type="dxa"/>
-              <w:bottom w:w="0" w:type="dxa"/>
-              <w:left w:w="0" w:type="dxa"/>
-              <w:right w:w="0" w:type="dxa"/>
-            </w:tcMar>
-            <w:vAlign w:val="top"/>
-          </w:tcPr>
-          <w:p>
-            <w:pPr>
-              <w:pStyle w:val="Normal"/>
-              <w:jc w:val="center"/>
-              <w:pBdr>
-                <w:bottom w:val="none" w:sz="0" w:space="0" w:color="000000"/>
-                <w:top w:val="none" w:sz="0" w:space="0" w:color="000000"/>
-                <w:left w:val="none" w:sz="0" w:space="0" w:color="000000"/>
-                <w:right w:val="none" w:sz="0" w:space="0" w:color="000000"/>
-              </w:pBdr>
-              <w:spacing w:after="100" w:before="100" w:line="240"/>
-              <w:ind w:left="100" w:right="100" w:firstLine="0" w:firstLineChars="0"/>
-              <w:rPr>
-                <w:rFonts w:ascii="Helvetica" w:hAnsi="Helvetica" w:eastAsia="Helvetica" w:cs="Helvetica"/>
-                <w:i w:val="false"/>
-                <w:b w:val="false"/>
-                <w:u w:val="none"/>
-                <w:sz w:val="22"/>
-                <w:szCs w:val="22"/>
-                <w:color w:val="000000"/>
-              </w:rPr>
-            </w:pPr>
-            <w:r>
-              <w:rPr>
-                <w:rFonts w:ascii="Helvetica" w:hAnsi="Helvetica" w:eastAsia="Helvetica" w:cs="Helvetica"/>
-                <w:i w:val="false"/>
-                <w:b w:val="false"/>
-                <w:u w:val="none"/>
-                <w:sz w:val="22"/>
-                <w:szCs w:val="22"/>
-                <w:color w:val="000000"/>
-              </w:rPr>
-              <w:t xml:space="preserve">0.710</w:t>
+              <w:t xml:space="preserve">0.52</w:t>
+            </w:r>
+          </w:p>
+        </w:tc>
+        <w:tc>
+          <w:tcPr>
+            <w:tcBorders>
+              <w:bottom w:val="none" w:sz="0" w:space="0" w:color="000000"/>
+              <w:top w:val="none" w:sz="0" w:space="0" w:color="000000"/>
+              <w:left w:val="none" w:sz="0" w:space="0" w:color="000000"/>
+              <w:right w:val="none" w:sz="0" w:space="0" w:color="000000"/>
+            </w:tcBorders>
+            <w:shd w:val="clear" w:color="auto" w:fill="FFFFFF"/>
+            <w:tcMar>
+              <w:top w:w="0" w:type="dxa"/>
+              <w:bottom w:w="0" w:type="dxa"/>
+              <w:left w:w="0" w:type="dxa"/>
+              <w:right w:w="0" w:type="dxa"/>
+            </w:tcMar>
+            <w:vAlign w:val="top"/>
+          </w:tcPr>
+          <w:p>
+            <w:pPr>
+              <w:pStyle w:val="Normal"/>
+              <w:jc w:val="center"/>
+              <w:pBdr>
+                <w:bottom w:val="none" w:sz="0" w:space="0" w:color="000000"/>
+                <w:top w:val="none" w:sz="0" w:space="0" w:color="000000"/>
+                <w:left w:val="none" w:sz="0" w:space="0" w:color="000000"/>
+                <w:right w:val="none" w:sz="0" w:space="0" w:color="000000"/>
+              </w:pBdr>
+              <w:spacing w:after="100" w:before="100" w:line="240"/>
+              <w:ind w:left="100" w:right="100" w:firstLine="0" w:firstLineChars="0"/>
+              <w:rPr>
+                <w:rFonts w:ascii="Helvetica" w:hAnsi="Helvetica" w:eastAsia="Helvetica" w:cs="Helvetica"/>
+                <w:i w:val="false"/>
+                <w:b w:val="false"/>
+                <w:u w:val="none"/>
+                <w:sz w:val="22"/>
+                <w:szCs w:val="22"/>
+                <w:color w:val="000000"/>
+              </w:rPr>
+            </w:pPr>
+            <w:r>
+              <w:rPr>
+                <w:rFonts w:ascii="Helvetica" w:hAnsi="Helvetica" w:eastAsia="Helvetica" w:cs="Helvetica"/>
+                <w:i w:val="false"/>
+                <w:b w:val="false"/>
+                <w:u w:val="none"/>
+                <w:sz w:val="22"/>
+                <w:szCs w:val="22"/>
+                <w:color w:val="000000"/>
+              </w:rPr>
+              <w:t xml:space="preserve">0.03, 9.12</w:t>
+            </w:r>
+          </w:p>
+        </w:tc>
+        <w:tc>
+          <w:tcPr>
+            <w:tcBorders>
+              <w:bottom w:val="none" w:sz="0" w:space="0" w:color="000000"/>
+              <w:top w:val="none" w:sz="0" w:space="0" w:color="000000"/>
+              <w:left w:val="none" w:sz="0" w:space="0" w:color="000000"/>
+              <w:right w:val="none" w:sz="0" w:space="0" w:color="000000"/>
+            </w:tcBorders>
+            <w:shd w:val="clear" w:color="auto" w:fill="FFFFFF"/>
+            <w:tcMar>
+              <w:top w:w="0" w:type="dxa"/>
+              <w:bottom w:w="0" w:type="dxa"/>
+              <w:left w:w="0" w:type="dxa"/>
+              <w:right w:w="0" w:type="dxa"/>
+            </w:tcMar>
+            <w:vAlign w:val="top"/>
+          </w:tcPr>
+          <w:p>
+            <w:pPr>
+              <w:pStyle w:val="Normal"/>
+              <w:jc w:val="center"/>
+              <w:pBdr>
+                <w:bottom w:val="none" w:sz="0" w:space="0" w:color="000000"/>
+                <w:top w:val="none" w:sz="0" w:space="0" w:color="000000"/>
+                <w:left w:val="none" w:sz="0" w:space="0" w:color="000000"/>
+                <w:right w:val="none" w:sz="0" w:space="0" w:color="000000"/>
+              </w:pBdr>
+              <w:spacing w:after="100" w:before="100" w:line="240"/>
+              <w:ind w:left="100" w:right="100" w:firstLine="0" w:firstLineChars="0"/>
+              <w:rPr>
+                <w:rFonts w:ascii="Helvetica" w:hAnsi="Helvetica" w:eastAsia="Helvetica" w:cs="Helvetica"/>
+                <w:i w:val="false"/>
+                <w:b w:val="false"/>
+                <w:u w:val="none"/>
+                <w:sz w:val="22"/>
+                <w:szCs w:val="22"/>
+                <w:color w:val="000000"/>
+              </w:rPr>
+            </w:pPr>
+            <w:r>
+              <w:rPr>
+                <w:rFonts w:ascii="Helvetica" w:hAnsi="Helvetica" w:eastAsia="Helvetica" w:cs="Helvetica"/>
+                <w:i w:val="false"/>
+                <w:b w:val="false"/>
+                <w:u w:val="none"/>
+                <w:sz w:val="22"/>
+                <w:szCs w:val="22"/>
+                <w:color w:val="000000"/>
+              </w:rPr>
+              <w:t xml:space="preserve">0.650</w:t>
             </w:r>
           </w:p>
         </w:tc>
@@ -7653,113 +7653,113 @@
                 <w:szCs w:val="22"/>
                 <w:color w:val="000000"/>
               </w:rPr>
-              <w:t xml:space="preserve">1.31</w:t>
-            </w:r>
-          </w:p>
-        </w:tc>
-        <w:tc>
-          <w:tcPr>
-            <w:tcBorders>
-              <w:bottom w:val="none" w:sz="0" w:space="0" w:color="000000"/>
-              <w:top w:val="none" w:sz="0" w:space="0" w:color="000000"/>
-              <w:left w:val="none" w:sz="0" w:space="0" w:color="000000"/>
-              <w:right w:val="none" w:sz="0" w:space="0" w:color="000000"/>
-            </w:tcBorders>
-            <w:shd w:val="clear" w:color="auto" w:fill="FFFFFF"/>
-            <w:tcMar>
-              <w:top w:w="0" w:type="dxa"/>
-              <w:bottom w:w="0" w:type="dxa"/>
-              <w:left w:w="0" w:type="dxa"/>
-              <w:right w:w="0" w:type="dxa"/>
-            </w:tcMar>
-            <w:vAlign w:val="top"/>
-          </w:tcPr>
-          <w:p>
-            <w:pPr>
-              <w:pStyle w:val="Normal"/>
-              <w:jc w:val="center"/>
-              <w:pBdr>
-                <w:bottom w:val="none" w:sz="0" w:space="0" w:color="000000"/>
-                <w:top w:val="none" w:sz="0" w:space="0" w:color="000000"/>
-                <w:left w:val="none" w:sz="0" w:space="0" w:color="000000"/>
-                <w:right w:val="none" w:sz="0" w:space="0" w:color="000000"/>
-              </w:pBdr>
-              <w:spacing w:after="100" w:before="100" w:line="240"/>
-              <w:ind w:left="100" w:right="100" w:firstLine="0" w:firstLineChars="0"/>
-              <w:rPr>
-                <w:rFonts w:ascii="Helvetica" w:hAnsi="Helvetica" w:eastAsia="Helvetica" w:cs="Helvetica"/>
-                <w:i w:val="false"/>
-                <w:b w:val="false"/>
-                <w:u w:val="none"/>
-                <w:sz w:val="22"/>
-                <w:szCs w:val="22"/>
-                <w:color w:val="000000"/>
-              </w:rPr>
-            </w:pPr>
-            <w:r>
-              <w:rPr>
-                <w:rFonts w:ascii="Helvetica" w:hAnsi="Helvetica" w:eastAsia="Helvetica" w:cs="Helvetica"/>
-                <w:i w:val="false"/>
-                <w:b w:val="false"/>
-                <w:u w:val="none"/>
-                <w:sz w:val="22"/>
-                <w:szCs w:val="22"/>
-                <w:color w:val="000000"/>
-              </w:rPr>
-              <w:t xml:space="preserve">0.31, 5.54</w:t>
-            </w:r>
-          </w:p>
-        </w:tc>
-        <w:tc>
-          <w:tcPr>
-            <w:tcBorders>
-              <w:bottom w:val="none" w:sz="0" w:space="0" w:color="000000"/>
-              <w:top w:val="none" w:sz="0" w:space="0" w:color="000000"/>
-              <w:left w:val="none" w:sz="0" w:space="0" w:color="000000"/>
-              <w:right w:val="none" w:sz="0" w:space="0" w:color="000000"/>
-            </w:tcBorders>
-            <w:shd w:val="clear" w:color="auto" w:fill="FFFFFF"/>
-            <w:tcMar>
-              <w:top w:w="0" w:type="dxa"/>
-              <w:bottom w:w="0" w:type="dxa"/>
-              <w:left w:w="0" w:type="dxa"/>
-              <w:right w:w="0" w:type="dxa"/>
-            </w:tcMar>
-            <w:vAlign w:val="top"/>
-          </w:tcPr>
-          <w:p>
-            <w:pPr>
-              <w:pStyle w:val="Normal"/>
-              <w:jc w:val="center"/>
-              <w:pBdr>
-                <w:bottom w:val="none" w:sz="0" w:space="0" w:color="000000"/>
-                <w:top w:val="none" w:sz="0" w:space="0" w:color="000000"/>
-                <w:left w:val="none" w:sz="0" w:space="0" w:color="000000"/>
-                <w:right w:val="none" w:sz="0" w:space="0" w:color="000000"/>
-              </w:pBdr>
-              <w:spacing w:after="100" w:before="100" w:line="240"/>
-              <w:ind w:left="100" w:right="100" w:firstLine="0" w:firstLineChars="0"/>
-              <w:rPr>
-                <w:rFonts w:ascii="Helvetica" w:hAnsi="Helvetica" w:eastAsia="Helvetica" w:cs="Helvetica"/>
-                <w:i w:val="false"/>
-                <w:b w:val="false"/>
-                <w:u w:val="none"/>
-                <w:sz w:val="22"/>
-                <w:szCs w:val="22"/>
-                <w:color w:val="000000"/>
-              </w:rPr>
-            </w:pPr>
-            <w:r>
-              <w:rPr>
-                <w:rFonts w:ascii="Helvetica" w:hAnsi="Helvetica" w:eastAsia="Helvetica" w:cs="Helvetica"/>
-                <w:i w:val="false"/>
-                <w:b w:val="false"/>
-                <w:u w:val="none"/>
-                <w:sz w:val="22"/>
-                <w:szCs w:val="22"/>
-                <w:color w:val="000000"/>
-              </w:rPr>
-              <w:t xml:space="preserve">0.710</w:t>
+              <w:t xml:space="preserve">1.47</w:t>
+            </w:r>
+          </w:p>
+        </w:tc>
+        <w:tc>
+          <w:tcPr>
+            <w:tcBorders>
+              <w:bottom w:val="none" w:sz="0" w:space="0" w:color="000000"/>
+              <w:top w:val="none" w:sz="0" w:space="0" w:color="000000"/>
+              <w:left w:val="none" w:sz="0" w:space="0" w:color="000000"/>
+              <w:right w:val="none" w:sz="0" w:space="0" w:color="000000"/>
+            </w:tcBorders>
+            <w:shd w:val="clear" w:color="auto" w:fill="FFFFFF"/>
+            <w:tcMar>
+              <w:top w:w="0" w:type="dxa"/>
+              <w:bottom w:w="0" w:type="dxa"/>
+              <w:left w:w="0" w:type="dxa"/>
+              <w:right w:w="0" w:type="dxa"/>
+            </w:tcMar>
+            <w:vAlign w:val="top"/>
+          </w:tcPr>
+          <w:p>
+            <w:pPr>
+              <w:pStyle w:val="Normal"/>
+              <w:jc w:val="center"/>
+              <w:pBdr>
+                <w:bottom w:val="none" w:sz="0" w:space="0" w:color="000000"/>
+                <w:top w:val="none" w:sz="0" w:space="0" w:color="000000"/>
+                <w:left w:val="none" w:sz="0" w:space="0" w:color="000000"/>
+                <w:right w:val="none" w:sz="0" w:space="0" w:color="000000"/>
+              </w:pBdr>
+              <w:spacing w:after="100" w:before="100" w:line="240"/>
+              <w:ind w:left="100" w:right="100" w:firstLine="0" w:firstLineChars="0"/>
+              <w:rPr>
+                <w:rFonts w:ascii="Helvetica" w:hAnsi="Helvetica" w:eastAsia="Helvetica" w:cs="Helvetica"/>
+                <w:i w:val="false"/>
+                <w:b w:val="false"/>
+                <w:u w:val="none"/>
+                <w:sz w:val="22"/>
+                <w:szCs w:val="22"/>
+                <w:color w:val="000000"/>
+              </w:rPr>
+            </w:pPr>
+            <w:r>
+              <w:rPr>
+                <w:rFonts w:ascii="Helvetica" w:hAnsi="Helvetica" w:eastAsia="Helvetica" w:cs="Helvetica"/>
+                <w:i w:val="false"/>
+                <w:b w:val="false"/>
+                <w:u w:val="none"/>
+                <w:sz w:val="22"/>
+                <w:szCs w:val="22"/>
+                <w:color w:val="000000"/>
+              </w:rPr>
+              <w:t xml:space="preserve">0.33, 6.43</w:t>
+            </w:r>
+          </w:p>
+        </w:tc>
+        <w:tc>
+          <w:tcPr>
+            <w:tcBorders>
+              <w:bottom w:val="none" w:sz="0" w:space="0" w:color="000000"/>
+              <w:top w:val="none" w:sz="0" w:space="0" w:color="000000"/>
+              <w:left w:val="none" w:sz="0" w:space="0" w:color="000000"/>
+              <w:right w:val="none" w:sz="0" w:space="0" w:color="000000"/>
+            </w:tcBorders>
+            <w:shd w:val="clear" w:color="auto" w:fill="FFFFFF"/>
+            <w:tcMar>
+              <w:top w:w="0" w:type="dxa"/>
+              <w:bottom w:w="0" w:type="dxa"/>
+              <w:left w:w="0" w:type="dxa"/>
+              <w:right w:w="0" w:type="dxa"/>
+            </w:tcMar>
+            <w:vAlign w:val="top"/>
+          </w:tcPr>
+          <w:p>
+            <w:pPr>
+              <w:pStyle w:val="Normal"/>
+              <w:jc w:val="center"/>
+              <w:pBdr>
+                <w:bottom w:val="none" w:sz="0" w:space="0" w:color="000000"/>
+                <w:top w:val="none" w:sz="0" w:space="0" w:color="000000"/>
+                <w:left w:val="none" w:sz="0" w:space="0" w:color="000000"/>
+                <w:right w:val="none" w:sz="0" w:space="0" w:color="000000"/>
+              </w:pBdr>
+              <w:spacing w:after="100" w:before="100" w:line="240"/>
+              <w:ind w:left="100" w:right="100" w:firstLine="0" w:firstLineChars="0"/>
+              <w:rPr>
+                <w:rFonts w:ascii="Helvetica" w:hAnsi="Helvetica" w:eastAsia="Helvetica" w:cs="Helvetica"/>
+                <w:i w:val="false"/>
+                <w:b w:val="false"/>
+                <w:u w:val="none"/>
+                <w:sz w:val="22"/>
+                <w:szCs w:val="22"/>
+                <w:color w:val="000000"/>
+              </w:rPr>
+            </w:pPr>
+            <w:r>
+              <w:rPr>
+                <w:rFonts w:ascii="Helvetica" w:hAnsi="Helvetica" w:eastAsia="Helvetica" w:cs="Helvetica"/>
+                <w:i w:val="false"/>
+                <w:b w:val="false"/>
+                <w:u w:val="none"/>
+                <w:sz w:val="22"/>
+                <w:szCs w:val="22"/>
+                <w:color w:val="000000"/>
+              </w:rPr>
+              <w:t xml:space="preserve">0.610</w:t>
             </w:r>
           </w:p>
         </w:tc>
@@ -7865,113 +7865,113 @@
                 <w:szCs w:val="22"/>
                 <w:color w:val="000000"/>
               </w:rPr>
-              <w:t xml:space="preserve">0.78</w:t>
-            </w:r>
-          </w:p>
-        </w:tc>
-        <w:tc>
-          <w:tcPr>
-            <w:tcBorders>
-              <w:bottom w:val="none" w:sz="0" w:space="0" w:color="000000"/>
-              <w:top w:val="none" w:sz="0" w:space="0" w:color="000000"/>
-              <w:left w:val="none" w:sz="0" w:space="0" w:color="000000"/>
-              <w:right w:val="none" w:sz="0" w:space="0" w:color="000000"/>
-            </w:tcBorders>
-            <w:shd w:val="clear" w:color="auto" w:fill="FFFFFF"/>
-            <w:tcMar>
-              <w:top w:w="0" w:type="dxa"/>
-              <w:bottom w:w="0" w:type="dxa"/>
-              <w:left w:w="0" w:type="dxa"/>
-              <w:right w:w="0" w:type="dxa"/>
-            </w:tcMar>
-            <w:vAlign w:val="top"/>
-          </w:tcPr>
-          <w:p>
-            <w:pPr>
-              <w:pStyle w:val="Normal"/>
-              <w:jc w:val="center"/>
-              <w:pBdr>
-                <w:bottom w:val="none" w:sz="0" w:space="0" w:color="000000"/>
-                <w:top w:val="none" w:sz="0" w:space="0" w:color="000000"/>
-                <w:left w:val="none" w:sz="0" w:space="0" w:color="000000"/>
-                <w:right w:val="none" w:sz="0" w:space="0" w:color="000000"/>
-              </w:pBdr>
-              <w:spacing w:after="100" w:before="100" w:line="240"/>
-              <w:ind w:left="100" w:right="100" w:firstLine="0" w:firstLineChars="0"/>
-              <w:rPr>
-                <w:rFonts w:ascii="Helvetica" w:hAnsi="Helvetica" w:eastAsia="Helvetica" w:cs="Helvetica"/>
-                <w:i w:val="false"/>
-                <w:b w:val="false"/>
-                <w:u w:val="none"/>
-                <w:sz w:val="22"/>
-                <w:szCs w:val="22"/>
-                <w:color w:val="000000"/>
-              </w:rPr>
-            </w:pPr>
-            <w:r>
-              <w:rPr>
-                <w:rFonts w:ascii="Helvetica" w:hAnsi="Helvetica" w:eastAsia="Helvetica" w:cs="Helvetica"/>
-                <w:i w:val="false"/>
-                <w:b w:val="false"/>
-                <w:u w:val="none"/>
-                <w:sz w:val="22"/>
-                <w:szCs w:val="22"/>
-                <w:color w:val="000000"/>
-              </w:rPr>
-              <w:t xml:space="preserve">0.05, 12.9</w:t>
-            </w:r>
-          </w:p>
-        </w:tc>
-        <w:tc>
-          <w:tcPr>
-            <w:tcBorders>
-              <w:bottom w:val="none" w:sz="0" w:space="0" w:color="000000"/>
-              <w:top w:val="none" w:sz="0" w:space="0" w:color="000000"/>
-              <w:left w:val="none" w:sz="0" w:space="0" w:color="000000"/>
-              <w:right w:val="none" w:sz="0" w:space="0" w:color="000000"/>
-            </w:tcBorders>
-            <w:shd w:val="clear" w:color="auto" w:fill="FFFFFF"/>
-            <w:tcMar>
-              <w:top w:w="0" w:type="dxa"/>
-              <w:bottom w:w="0" w:type="dxa"/>
-              <w:left w:w="0" w:type="dxa"/>
-              <w:right w:w="0" w:type="dxa"/>
-            </w:tcMar>
-            <w:vAlign w:val="top"/>
-          </w:tcPr>
-          <w:p>
-            <w:pPr>
-              <w:pStyle w:val="Normal"/>
-              <w:jc w:val="center"/>
-              <w:pBdr>
-                <w:bottom w:val="none" w:sz="0" w:space="0" w:color="000000"/>
-                <w:top w:val="none" w:sz="0" w:space="0" w:color="000000"/>
-                <w:left w:val="none" w:sz="0" w:space="0" w:color="000000"/>
-                <w:right w:val="none" w:sz="0" w:space="0" w:color="000000"/>
-              </w:pBdr>
-              <w:spacing w:after="100" w:before="100" w:line="240"/>
-              <w:ind w:left="100" w:right="100" w:firstLine="0" w:firstLineChars="0"/>
-              <w:rPr>
-                <w:rFonts w:ascii="Helvetica" w:hAnsi="Helvetica" w:eastAsia="Helvetica" w:cs="Helvetica"/>
-                <w:i w:val="false"/>
-                <w:b w:val="false"/>
-                <w:u w:val="none"/>
-                <w:sz w:val="22"/>
-                <w:szCs w:val="22"/>
-                <w:color w:val="000000"/>
-              </w:rPr>
-            </w:pPr>
-            <w:r>
-              <w:rPr>
-                <w:rFonts w:ascii="Helvetica" w:hAnsi="Helvetica" w:eastAsia="Helvetica" w:cs="Helvetica"/>
-                <w:i w:val="false"/>
-                <w:b w:val="false"/>
-                <w:u w:val="none"/>
-                <w:sz w:val="22"/>
-                <w:szCs w:val="22"/>
-                <w:color w:val="000000"/>
-              </w:rPr>
-              <w:t xml:space="preserve">0.860</w:t>
+              <w:t xml:space="preserve">0.84</w:t>
+            </w:r>
+          </w:p>
+        </w:tc>
+        <w:tc>
+          <w:tcPr>
+            <w:tcBorders>
+              <w:bottom w:val="none" w:sz="0" w:space="0" w:color="000000"/>
+              <w:top w:val="none" w:sz="0" w:space="0" w:color="000000"/>
+              <w:left w:val="none" w:sz="0" w:space="0" w:color="000000"/>
+              <w:right w:val="none" w:sz="0" w:space="0" w:color="000000"/>
+            </w:tcBorders>
+            <w:shd w:val="clear" w:color="auto" w:fill="FFFFFF"/>
+            <w:tcMar>
+              <w:top w:w="0" w:type="dxa"/>
+              <w:bottom w:w="0" w:type="dxa"/>
+              <w:left w:w="0" w:type="dxa"/>
+              <w:right w:w="0" w:type="dxa"/>
+            </w:tcMar>
+            <w:vAlign w:val="top"/>
+          </w:tcPr>
+          <w:p>
+            <w:pPr>
+              <w:pStyle w:val="Normal"/>
+              <w:jc w:val="center"/>
+              <w:pBdr>
+                <w:bottom w:val="none" w:sz="0" w:space="0" w:color="000000"/>
+                <w:top w:val="none" w:sz="0" w:space="0" w:color="000000"/>
+                <w:left w:val="none" w:sz="0" w:space="0" w:color="000000"/>
+                <w:right w:val="none" w:sz="0" w:space="0" w:color="000000"/>
+              </w:pBdr>
+              <w:spacing w:after="100" w:before="100" w:line="240"/>
+              <w:ind w:left="100" w:right="100" w:firstLine="0" w:firstLineChars="0"/>
+              <w:rPr>
+                <w:rFonts w:ascii="Helvetica" w:hAnsi="Helvetica" w:eastAsia="Helvetica" w:cs="Helvetica"/>
+                <w:i w:val="false"/>
+                <w:b w:val="false"/>
+                <w:u w:val="none"/>
+                <w:sz w:val="22"/>
+                <w:szCs w:val="22"/>
+                <w:color w:val="000000"/>
+              </w:rPr>
+            </w:pPr>
+            <w:r>
+              <w:rPr>
+                <w:rFonts w:ascii="Helvetica" w:hAnsi="Helvetica" w:eastAsia="Helvetica" w:cs="Helvetica"/>
+                <w:i w:val="false"/>
+                <w:b w:val="false"/>
+                <w:u w:val="none"/>
+                <w:sz w:val="22"/>
+                <w:szCs w:val="22"/>
+                <w:color w:val="000000"/>
+              </w:rPr>
+              <w:t xml:space="preserve">0.05, 15.3</w:t>
+            </w:r>
+          </w:p>
+        </w:tc>
+        <w:tc>
+          <w:tcPr>
+            <w:tcBorders>
+              <w:bottom w:val="none" w:sz="0" w:space="0" w:color="000000"/>
+              <w:top w:val="none" w:sz="0" w:space="0" w:color="000000"/>
+              <w:left w:val="none" w:sz="0" w:space="0" w:color="000000"/>
+              <w:right w:val="none" w:sz="0" w:space="0" w:color="000000"/>
+            </w:tcBorders>
+            <w:shd w:val="clear" w:color="auto" w:fill="FFFFFF"/>
+            <w:tcMar>
+              <w:top w:w="0" w:type="dxa"/>
+              <w:bottom w:w="0" w:type="dxa"/>
+              <w:left w:w="0" w:type="dxa"/>
+              <w:right w:w="0" w:type="dxa"/>
+            </w:tcMar>
+            <w:vAlign w:val="top"/>
+          </w:tcPr>
+          <w:p>
+            <w:pPr>
+              <w:pStyle w:val="Normal"/>
+              <w:jc w:val="center"/>
+              <w:pBdr>
+                <w:bottom w:val="none" w:sz="0" w:space="0" w:color="000000"/>
+                <w:top w:val="none" w:sz="0" w:space="0" w:color="000000"/>
+                <w:left w:val="none" w:sz="0" w:space="0" w:color="000000"/>
+                <w:right w:val="none" w:sz="0" w:space="0" w:color="000000"/>
+              </w:pBdr>
+              <w:spacing w:after="100" w:before="100" w:line="240"/>
+              <w:ind w:left="100" w:right="100" w:firstLine="0" w:firstLineChars="0"/>
+              <w:rPr>
+                <w:rFonts w:ascii="Helvetica" w:hAnsi="Helvetica" w:eastAsia="Helvetica" w:cs="Helvetica"/>
+                <w:i w:val="false"/>
+                <w:b w:val="false"/>
+                <w:u w:val="none"/>
+                <w:sz w:val="22"/>
+                <w:szCs w:val="22"/>
+                <w:color w:val="000000"/>
+              </w:rPr>
+            </w:pPr>
+            <w:r>
+              <w:rPr>
+                <w:rFonts w:ascii="Helvetica" w:hAnsi="Helvetica" w:eastAsia="Helvetica" w:cs="Helvetica"/>
+                <w:i w:val="false"/>
+                <w:b w:val="false"/>
+                <w:u w:val="none"/>
+                <w:sz w:val="22"/>
+                <w:szCs w:val="22"/>
+                <w:color w:val="000000"/>
+              </w:rPr>
+              <w:t xml:space="preserve">0.910</w:t>
             </w:r>
           </w:p>
         </w:tc>
@@ -8566,7 +8566,7 @@
                 <w:szCs w:val="22"/>
                 <w:color w:val="000000"/>
               </w:rPr>
-              <w:t xml:space="preserve">143</w:t>
+              <w:t xml:space="preserve">142</w:t>
             </w:r>
           </w:p>
         </w:tc>
@@ -8778,7 +8778,7 @@
                 <w:szCs w:val="22"/>
                 <w:color w:val="000000"/>
               </w:rPr>
-              <w:t xml:space="preserve">143</w:t>
+              <w:t xml:space="preserve">142</w:t>
             </w:r>
           </w:p>
         </w:tc>
@@ -9585,113 +9585,113 @@
                 <w:szCs w:val="22"/>
                 <w:color w:val="000000"/>
               </w:rPr>
-              <w:t xml:space="preserve">0.49</w:t>
-            </w:r>
-          </w:p>
-        </w:tc>
-        <w:tc>
-          <w:tcPr>
-            <w:tcBorders>
-              <w:bottom w:val="none" w:sz="0" w:space="0" w:color="000000"/>
-              <w:top w:val="none" w:sz="0" w:space="0" w:color="000000"/>
-              <w:left w:val="none" w:sz="0" w:space="0" w:color="000000"/>
-              <w:right w:val="none" w:sz="0" w:space="0" w:color="000000"/>
-            </w:tcBorders>
-            <w:shd w:val="clear" w:color="auto" w:fill="FFFFFF"/>
-            <w:tcMar>
-              <w:top w:w="0" w:type="dxa"/>
-              <w:bottom w:w="0" w:type="dxa"/>
-              <w:left w:w="0" w:type="dxa"/>
-              <w:right w:w="0" w:type="dxa"/>
-            </w:tcMar>
-            <w:vAlign w:val="top"/>
-          </w:tcPr>
-          <w:p>
-            <w:pPr>
-              <w:pStyle w:val="Normal"/>
-              <w:jc w:val="center"/>
-              <w:pBdr>
-                <w:bottom w:val="none" w:sz="0" w:space="0" w:color="000000"/>
-                <w:top w:val="none" w:sz="0" w:space="0" w:color="000000"/>
-                <w:left w:val="none" w:sz="0" w:space="0" w:color="000000"/>
-                <w:right w:val="none" w:sz="0" w:space="0" w:color="000000"/>
-              </w:pBdr>
-              <w:spacing w:after="100" w:before="100" w:line="240"/>
-              <w:ind w:left="100" w:right="100" w:firstLine="0" w:firstLineChars="0"/>
-              <w:rPr>
-                <w:rFonts w:ascii="Helvetica" w:hAnsi="Helvetica" w:eastAsia="Helvetica" w:cs="Helvetica"/>
-                <w:i w:val="false"/>
-                <w:b w:val="false"/>
-                <w:u w:val="none"/>
-                <w:sz w:val="22"/>
-                <w:szCs w:val="22"/>
-                <w:color w:val="000000"/>
-              </w:rPr>
-            </w:pPr>
-            <w:r>
-              <w:rPr>
-                <w:rFonts w:ascii="Helvetica" w:hAnsi="Helvetica" w:eastAsia="Helvetica" w:cs="Helvetica"/>
-                <w:i w:val="false"/>
-                <w:b w:val="false"/>
-                <w:u w:val="none"/>
-                <w:sz w:val="22"/>
-                <w:szCs w:val="22"/>
-                <w:color w:val="000000"/>
-              </w:rPr>
-              <w:t xml:space="preserve">0.18, 1.32</w:t>
-            </w:r>
-          </w:p>
-        </w:tc>
-        <w:tc>
-          <w:tcPr>
-            <w:tcBorders>
-              <w:bottom w:val="none" w:sz="0" w:space="0" w:color="000000"/>
-              <w:top w:val="none" w:sz="0" w:space="0" w:color="000000"/>
-              <w:left w:val="none" w:sz="0" w:space="0" w:color="000000"/>
-              <w:right w:val="none" w:sz="0" w:space="0" w:color="000000"/>
-            </w:tcBorders>
-            <w:shd w:val="clear" w:color="auto" w:fill="FFFFFF"/>
-            <w:tcMar>
-              <w:top w:w="0" w:type="dxa"/>
-              <w:bottom w:w="0" w:type="dxa"/>
-              <w:left w:w="0" w:type="dxa"/>
-              <w:right w:w="0" w:type="dxa"/>
-            </w:tcMar>
-            <w:vAlign w:val="top"/>
-          </w:tcPr>
-          <w:p>
-            <w:pPr>
-              <w:pStyle w:val="Normal"/>
-              <w:jc w:val="center"/>
-              <w:pBdr>
-                <w:bottom w:val="none" w:sz="0" w:space="0" w:color="000000"/>
-                <w:top w:val="none" w:sz="0" w:space="0" w:color="000000"/>
-                <w:left w:val="none" w:sz="0" w:space="0" w:color="000000"/>
-                <w:right w:val="none" w:sz="0" w:space="0" w:color="000000"/>
-              </w:pBdr>
-              <w:spacing w:after="100" w:before="100" w:line="240"/>
-              <w:ind w:left="100" w:right="100" w:firstLine="0" w:firstLineChars="0"/>
-              <w:rPr>
-                <w:rFonts w:ascii="Helvetica" w:hAnsi="Helvetica" w:eastAsia="Helvetica" w:cs="Helvetica"/>
-                <w:i w:val="false"/>
-                <w:b w:val="false"/>
-                <w:u w:val="none"/>
-                <w:sz w:val="22"/>
-                <w:szCs w:val="22"/>
-                <w:color w:val="000000"/>
-              </w:rPr>
-            </w:pPr>
-            <w:r>
-              <w:rPr>
-                <w:rFonts w:ascii="Helvetica" w:hAnsi="Helvetica" w:eastAsia="Helvetica" w:cs="Helvetica"/>
-                <w:i w:val="false"/>
-                <w:b w:val="false"/>
-                <w:u w:val="none"/>
-                <w:sz w:val="22"/>
-                <w:szCs w:val="22"/>
-                <w:color w:val="000000"/>
-              </w:rPr>
-              <w:t xml:space="preserve">0.160</w:t>
+              <w:t xml:space="preserve">0.55</w:t>
+            </w:r>
+          </w:p>
+        </w:tc>
+        <w:tc>
+          <w:tcPr>
+            <w:tcBorders>
+              <w:bottom w:val="none" w:sz="0" w:space="0" w:color="000000"/>
+              <w:top w:val="none" w:sz="0" w:space="0" w:color="000000"/>
+              <w:left w:val="none" w:sz="0" w:space="0" w:color="000000"/>
+              <w:right w:val="none" w:sz="0" w:space="0" w:color="000000"/>
+            </w:tcBorders>
+            <w:shd w:val="clear" w:color="auto" w:fill="FFFFFF"/>
+            <w:tcMar>
+              <w:top w:w="0" w:type="dxa"/>
+              <w:bottom w:w="0" w:type="dxa"/>
+              <w:left w:w="0" w:type="dxa"/>
+              <w:right w:w="0" w:type="dxa"/>
+            </w:tcMar>
+            <w:vAlign w:val="top"/>
+          </w:tcPr>
+          <w:p>
+            <w:pPr>
+              <w:pStyle w:val="Normal"/>
+              <w:jc w:val="center"/>
+              <w:pBdr>
+                <w:bottom w:val="none" w:sz="0" w:space="0" w:color="000000"/>
+                <w:top w:val="none" w:sz="0" w:space="0" w:color="000000"/>
+                <w:left w:val="none" w:sz="0" w:space="0" w:color="000000"/>
+                <w:right w:val="none" w:sz="0" w:space="0" w:color="000000"/>
+              </w:pBdr>
+              <w:spacing w:after="100" w:before="100" w:line="240"/>
+              <w:ind w:left="100" w:right="100" w:firstLine="0" w:firstLineChars="0"/>
+              <w:rPr>
+                <w:rFonts w:ascii="Helvetica" w:hAnsi="Helvetica" w:eastAsia="Helvetica" w:cs="Helvetica"/>
+                <w:i w:val="false"/>
+                <w:b w:val="false"/>
+                <w:u w:val="none"/>
+                <w:sz w:val="22"/>
+                <w:szCs w:val="22"/>
+                <w:color w:val="000000"/>
+              </w:rPr>
+            </w:pPr>
+            <w:r>
+              <w:rPr>
+                <w:rFonts w:ascii="Helvetica" w:hAnsi="Helvetica" w:eastAsia="Helvetica" w:cs="Helvetica"/>
+                <w:i w:val="false"/>
+                <w:b w:val="false"/>
+                <w:u w:val="none"/>
+                <w:sz w:val="22"/>
+                <w:szCs w:val="22"/>
+                <w:color w:val="000000"/>
+              </w:rPr>
+              <w:t xml:space="preserve">0.19, 1.65</w:t>
+            </w:r>
+          </w:p>
+        </w:tc>
+        <w:tc>
+          <w:tcPr>
+            <w:tcBorders>
+              <w:bottom w:val="none" w:sz="0" w:space="0" w:color="000000"/>
+              <w:top w:val="none" w:sz="0" w:space="0" w:color="000000"/>
+              <w:left w:val="none" w:sz="0" w:space="0" w:color="000000"/>
+              <w:right w:val="none" w:sz="0" w:space="0" w:color="000000"/>
+            </w:tcBorders>
+            <w:shd w:val="clear" w:color="auto" w:fill="FFFFFF"/>
+            <w:tcMar>
+              <w:top w:w="0" w:type="dxa"/>
+              <w:bottom w:w="0" w:type="dxa"/>
+              <w:left w:w="0" w:type="dxa"/>
+              <w:right w:w="0" w:type="dxa"/>
+            </w:tcMar>
+            <w:vAlign w:val="top"/>
+          </w:tcPr>
+          <w:p>
+            <w:pPr>
+              <w:pStyle w:val="Normal"/>
+              <w:jc w:val="center"/>
+              <w:pBdr>
+                <w:bottom w:val="none" w:sz="0" w:space="0" w:color="000000"/>
+                <w:top w:val="none" w:sz="0" w:space="0" w:color="000000"/>
+                <w:left w:val="none" w:sz="0" w:space="0" w:color="000000"/>
+                <w:right w:val="none" w:sz="0" w:space="0" w:color="000000"/>
+              </w:pBdr>
+              <w:spacing w:after="100" w:before="100" w:line="240"/>
+              <w:ind w:left="100" w:right="100" w:firstLine="0" w:firstLineChars="0"/>
+              <w:rPr>
+                <w:rFonts w:ascii="Helvetica" w:hAnsi="Helvetica" w:eastAsia="Helvetica" w:cs="Helvetica"/>
+                <w:i w:val="false"/>
+                <w:b w:val="false"/>
+                <w:u w:val="none"/>
+                <w:sz w:val="22"/>
+                <w:szCs w:val="22"/>
+                <w:color w:val="000000"/>
+              </w:rPr>
+            </w:pPr>
+            <w:r>
+              <w:rPr>
+                <w:rFonts w:ascii="Helvetica" w:hAnsi="Helvetica" w:eastAsia="Helvetica" w:cs="Helvetica"/>
+                <w:i w:val="false"/>
+                <w:b w:val="false"/>
+                <w:u w:val="none"/>
+                <w:sz w:val="22"/>
+                <w:szCs w:val="22"/>
+                <w:color w:val="000000"/>
+              </w:rPr>
+              <w:t xml:space="preserve">0.290</w:t>
             </w:r>
           </w:p>
         </w:tc>
@@ -9797,113 +9797,113 @@
                 <w:szCs w:val="22"/>
                 <w:color w:val="000000"/>
               </w:rPr>
-              <w:t xml:space="preserve">0.65</w:t>
-            </w:r>
-          </w:p>
-        </w:tc>
-        <w:tc>
-          <w:tcPr>
-            <w:tcBorders>
-              <w:bottom w:val="none" w:sz="0" w:space="0" w:color="000000"/>
-              <w:top w:val="none" w:sz="0" w:space="0" w:color="000000"/>
-              <w:left w:val="none" w:sz="0" w:space="0" w:color="000000"/>
-              <w:right w:val="none" w:sz="0" w:space="0" w:color="000000"/>
-            </w:tcBorders>
-            <w:shd w:val="clear" w:color="auto" w:fill="FFFFFF"/>
-            <w:tcMar>
-              <w:top w:w="0" w:type="dxa"/>
-              <w:bottom w:w="0" w:type="dxa"/>
-              <w:left w:w="0" w:type="dxa"/>
-              <w:right w:w="0" w:type="dxa"/>
-            </w:tcMar>
-            <w:vAlign w:val="top"/>
-          </w:tcPr>
-          <w:p>
-            <w:pPr>
-              <w:pStyle w:val="Normal"/>
-              <w:jc w:val="center"/>
-              <w:pBdr>
-                <w:bottom w:val="none" w:sz="0" w:space="0" w:color="000000"/>
-                <w:top w:val="none" w:sz="0" w:space="0" w:color="000000"/>
-                <w:left w:val="none" w:sz="0" w:space="0" w:color="000000"/>
-                <w:right w:val="none" w:sz="0" w:space="0" w:color="000000"/>
-              </w:pBdr>
-              <w:spacing w:after="100" w:before="100" w:line="240"/>
-              <w:ind w:left="100" w:right="100" w:firstLine="0" w:firstLineChars="0"/>
-              <w:rPr>
-                <w:rFonts w:ascii="Helvetica" w:hAnsi="Helvetica" w:eastAsia="Helvetica" w:cs="Helvetica"/>
-                <w:i w:val="false"/>
-                <w:b w:val="false"/>
-                <w:u w:val="none"/>
-                <w:sz w:val="22"/>
-                <w:szCs w:val="22"/>
-                <w:color w:val="000000"/>
-              </w:rPr>
-            </w:pPr>
-            <w:r>
-              <w:rPr>
-                <w:rFonts w:ascii="Helvetica" w:hAnsi="Helvetica" w:eastAsia="Helvetica" w:cs="Helvetica"/>
-                <w:i w:val="false"/>
-                <w:b w:val="false"/>
-                <w:u w:val="none"/>
-                <w:sz w:val="22"/>
-                <w:szCs w:val="22"/>
-                <w:color w:val="000000"/>
-              </w:rPr>
-              <w:t xml:space="preserve">0.06, 6.62</w:t>
-            </w:r>
-          </w:p>
-        </w:tc>
-        <w:tc>
-          <w:tcPr>
-            <w:tcBorders>
-              <w:bottom w:val="none" w:sz="0" w:space="0" w:color="000000"/>
-              <w:top w:val="none" w:sz="0" w:space="0" w:color="000000"/>
-              <w:left w:val="none" w:sz="0" w:space="0" w:color="000000"/>
-              <w:right w:val="none" w:sz="0" w:space="0" w:color="000000"/>
-            </w:tcBorders>
-            <w:shd w:val="clear" w:color="auto" w:fill="FFFFFF"/>
-            <w:tcMar>
-              <w:top w:w="0" w:type="dxa"/>
-              <w:bottom w:w="0" w:type="dxa"/>
-              <w:left w:w="0" w:type="dxa"/>
-              <w:right w:w="0" w:type="dxa"/>
-            </w:tcMar>
-            <w:vAlign w:val="top"/>
-          </w:tcPr>
-          <w:p>
-            <w:pPr>
-              <w:pStyle w:val="Normal"/>
-              <w:jc w:val="center"/>
-              <w:pBdr>
-                <w:bottom w:val="none" w:sz="0" w:space="0" w:color="000000"/>
-                <w:top w:val="none" w:sz="0" w:space="0" w:color="000000"/>
-                <w:left w:val="none" w:sz="0" w:space="0" w:color="000000"/>
-                <w:right w:val="none" w:sz="0" w:space="0" w:color="000000"/>
-              </w:pBdr>
-              <w:spacing w:after="100" w:before="100" w:line="240"/>
-              <w:ind w:left="100" w:right="100" w:firstLine="0" w:firstLineChars="0"/>
-              <w:rPr>
-                <w:rFonts w:ascii="Helvetica" w:hAnsi="Helvetica" w:eastAsia="Helvetica" w:cs="Helvetica"/>
-                <w:i w:val="false"/>
-                <w:b w:val="false"/>
-                <w:u w:val="none"/>
-                <w:sz w:val="22"/>
-                <w:szCs w:val="22"/>
-                <w:color w:val="000000"/>
-              </w:rPr>
-            </w:pPr>
-            <w:r>
-              <w:rPr>
-                <w:rFonts w:ascii="Helvetica" w:hAnsi="Helvetica" w:eastAsia="Helvetica" w:cs="Helvetica"/>
-                <w:i w:val="false"/>
-                <w:b w:val="false"/>
-                <w:u w:val="none"/>
-                <w:sz w:val="22"/>
-                <w:szCs w:val="22"/>
-                <w:color w:val="000000"/>
-              </w:rPr>
-              <w:t xml:space="preserve">0.720</w:t>
+              <w:t xml:space="preserve">0.88</w:t>
+            </w:r>
+          </w:p>
+        </w:tc>
+        <w:tc>
+          <w:tcPr>
+            <w:tcBorders>
+              <w:bottom w:val="none" w:sz="0" w:space="0" w:color="000000"/>
+              <w:top w:val="none" w:sz="0" w:space="0" w:color="000000"/>
+              <w:left w:val="none" w:sz="0" w:space="0" w:color="000000"/>
+              <w:right w:val="none" w:sz="0" w:space="0" w:color="000000"/>
+            </w:tcBorders>
+            <w:shd w:val="clear" w:color="auto" w:fill="FFFFFF"/>
+            <w:tcMar>
+              <w:top w:w="0" w:type="dxa"/>
+              <w:bottom w:w="0" w:type="dxa"/>
+              <w:left w:w="0" w:type="dxa"/>
+              <w:right w:w="0" w:type="dxa"/>
+            </w:tcMar>
+            <w:vAlign w:val="top"/>
+          </w:tcPr>
+          <w:p>
+            <w:pPr>
+              <w:pStyle w:val="Normal"/>
+              <w:jc w:val="center"/>
+              <w:pBdr>
+                <w:bottom w:val="none" w:sz="0" w:space="0" w:color="000000"/>
+                <w:top w:val="none" w:sz="0" w:space="0" w:color="000000"/>
+                <w:left w:val="none" w:sz="0" w:space="0" w:color="000000"/>
+                <w:right w:val="none" w:sz="0" w:space="0" w:color="000000"/>
+              </w:pBdr>
+              <w:spacing w:after="100" w:before="100" w:line="240"/>
+              <w:ind w:left="100" w:right="100" w:firstLine="0" w:firstLineChars="0"/>
+              <w:rPr>
+                <w:rFonts w:ascii="Helvetica" w:hAnsi="Helvetica" w:eastAsia="Helvetica" w:cs="Helvetica"/>
+                <w:i w:val="false"/>
+                <w:b w:val="false"/>
+                <w:u w:val="none"/>
+                <w:sz w:val="22"/>
+                <w:szCs w:val="22"/>
+                <w:color w:val="000000"/>
+              </w:rPr>
+            </w:pPr>
+            <w:r>
+              <w:rPr>
+                <w:rFonts w:ascii="Helvetica" w:hAnsi="Helvetica" w:eastAsia="Helvetica" w:cs="Helvetica"/>
+                <w:i w:val="false"/>
+                <w:b w:val="false"/>
+                <w:u w:val="none"/>
+                <w:sz w:val="22"/>
+                <w:szCs w:val="22"/>
+                <w:color w:val="000000"/>
+              </w:rPr>
+              <w:t xml:space="preserve">0.04, 18.5</w:t>
+            </w:r>
+          </w:p>
+        </w:tc>
+        <w:tc>
+          <w:tcPr>
+            <w:tcBorders>
+              <w:bottom w:val="none" w:sz="0" w:space="0" w:color="000000"/>
+              <w:top w:val="none" w:sz="0" w:space="0" w:color="000000"/>
+              <w:left w:val="none" w:sz="0" w:space="0" w:color="000000"/>
+              <w:right w:val="none" w:sz="0" w:space="0" w:color="000000"/>
+            </w:tcBorders>
+            <w:shd w:val="clear" w:color="auto" w:fill="FFFFFF"/>
+            <w:tcMar>
+              <w:top w:w="0" w:type="dxa"/>
+              <w:bottom w:w="0" w:type="dxa"/>
+              <w:left w:w="0" w:type="dxa"/>
+              <w:right w:w="0" w:type="dxa"/>
+            </w:tcMar>
+            <w:vAlign w:val="top"/>
+          </w:tcPr>
+          <w:p>
+            <w:pPr>
+              <w:pStyle w:val="Normal"/>
+              <w:jc w:val="center"/>
+              <w:pBdr>
+                <w:bottom w:val="none" w:sz="0" w:space="0" w:color="000000"/>
+                <w:top w:val="none" w:sz="0" w:space="0" w:color="000000"/>
+                <w:left w:val="none" w:sz="0" w:space="0" w:color="000000"/>
+                <w:right w:val="none" w:sz="0" w:space="0" w:color="000000"/>
+              </w:pBdr>
+              <w:spacing w:after="100" w:before="100" w:line="240"/>
+              <w:ind w:left="100" w:right="100" w:firstLine="0" w:firstLineChars="0"/>
+              <w:rPr>
+                <w:rFonts w:ascii="Helvetica" w:hAnsi="Helvetica" w:eastAsia="Helvetica" w:cs="Helvetica"/>
+                <w:i w:val="false"/>
+                <w:b w:val="false"/>
+                <w:u w:val="none"/>
+                <w:sz w:val="22"/>
+                <w:szCs w:val="22"/>
+                <w:color w:val="000000"/>
+              </w:rPr>
+            </w:pPr>
+            <w:r>
+              <w:rPr>
+                <w:rFonts w:ascii="Helvetica" w:hAnsi="Helvetica" w:eastAsia="Helvetica" w:cs="Helvetica"/>
+                <w:i w:val="false"/>
+                <w:b w:val="false"/>
+                <w:u w:val="none"/>
+                <w:sz w:val="22"/>
+                <w:szCs w:val="22"/>
+                <w:color w:val="000000"/>
+              </w:rPr>
+              <w:t xml:space="preserve">0.930</w:t>
             </w:r>
           </w:p>
         </w:tc>
@@ -10015,219 +10015,219 @@
                 <w:szCs w:val="22"/>
                 <w:color w:val="000000"/>
               </w:rPr>
-              <w:t xml:space="preserve">143</w:t>
-            </w:r>
-          </w:p>
-        </w:tc>
-        <w:tc>
-          <w:tcPr>
-            <w:tcBorders>
-              <w:bottom w:val="none" w:sz="0" w:space="0" w:color="000000"/>
-              <w:top w:val="none" w:sz="0" w:space="0" w:color="000000"/>
-              <w:left w:val="none" w:sz="0" w:space="0" w:color="000000"/>
-              <w:right w:val="none" w:sz="0" w:space="0" w:color="000000"/>
-            </w:tcBorders>
-            <w:shd w:val="clear" w:color="auto" w:fill="FFFFFF"/>
-            <w:tcMar>
-              <w:top w:w="0" w:type="dxa"/>
-              <w:bottom w:w="0" w:type="dxa"/>
-              <w:left w:w="0" w:type="dxa"/>
-              <w:right w:w="0" w:type="dxa"/>
-            </w:tcMar>
-            <w:vAlign w:val="top"/>
-          </w:tcPr>
-          <w:p>
-            <w:pPr>
-              <w:pStyle w:val="Normal"/>
-              <w:jc w:val="center"/>
-              <w:pBdr>
-                <w:bottom w:val="none" w:sz="0" w:space="0" w:color="000000"/>
-                <w:top w:val="none" w:sz="0" w:space="0" w:color="000000"/>
-                <w:left w:val="none" w:sz="0" w:space="0" w:color="000000"/>
-                <w:right w:val="none" w:sz="0" w:space="0" w:color="000000"/>
-              </w:pBdr>
-              <w:spacing w:after="100" w:before="100" w:line="240"/>
-              <w:ind w:left="100" w:right="100" w:firstLine="0" w:firstLineChars="0"/>
-              <w:rPr>
-                <w:rFonts w:ascii="Helvetica" w:hAnsi="Helvetica" w:eastAsia="Helvetica" w:cs="Helvetica"/>
-                <w:i w:val="false"/>
-                <w:b w:val="false"/>
-                <w:u w:val="none"/>
-                <w:sz w:val="22"/>
-                <w:szCs w:val="22"/>
-                <w:color w:val="000000"/>
-              </w:rPr>
-            </w:pPr>
-            <w:r>
-              <w:rPr>
-                <w:rFonts w:ascii="Helvetica" w:hAnsi="Helvetica" w:eastAsia="Helvetica" w:cs="Helvetica"/>
-                <w:i w:val="false"/>
-                <w:b w:val="false"/>
-                <w:u w:val="none"/>
-                <w:sz w:val="22"/>
-                <w:szCs w:val="22"/>
-                <w:color w:val="000000"/>
-              </w:rPr>
-              <w:t xml:space="preserve">0.82</w:t>
-            </w:r>
-          </w:p>
-        </w:tc>
-        <w:tc>
-          <w:tcPr>
-            <w:tcBorders>
-              <w:bottom w:val="none" w:sz="0" w:space="0" w:color="000000"/>
-              <w:top w:val="none" w:sz="0" w:space="0" w:color="000000"/>
-              <w:left w:val="none" w:sz="0" w:space="0" w:color="000000"/>
-              <w:right w:val="none" w:sz="0" w:space="0" w:color="000000"/>
-            </w:tcBorders>
-            <w:shd w:val="clear" w:color="auto" w:fill="FFFFFF"/>
-            <w:tcMar>
-              <w:top w:w="0" w:type="dxa"/>
-              <w:bottom w:w="0" w:type="dxa"/>
-              <w:left w:w="0" w:type="dxa"/>
-              <w:right w:w="0" w:type="dxa"/>
-            </w:tcMar>
-            <w:vAlign w:val="top"/>
-          </w:tcPr>
-          <w:p>
-            <w:pPr>
-              <w:pStyle w:val="Normal"/>
-              <w:jc w:val="center"/>
-              <w:pBdr>
-                <w:bottom w:val="none" w:sz="0" w:space="0" w:color="000000"/>
-                <w:top w:val="none" w:sz="0" w:space="0" w:color="000000"/>
-                <w:left w:val="none" w:sz="0" w:space="0" w:color="000000"/>
-                <w:right w:val="none" w:sz="0" w:space="0" w:color="000000"/>
-              </w:pBdr>
-              <w:spacing w:after="100" w:before="100" w:line="240"/>
-              <w:ind w:left="100" w:right="100" w:firstLine="0" w:firstLineChars="0"/>
-              <w:rPr>
-                <w:rFonts w:ascii="Helvetica" w:hAnsi="Helvetica" w:eastAsia="Helvetica" w:cs="Helvetica"/>
-                <w:i w:val="false"/>
-                <w:b w:val="false"/>
-                <w:u w:val="none"/>
-                <w:sz w:val="22"/>
-                <w:szCs w:val="22"/>
-                <w:color w:val="000000"/>
-              </w:rPr>
-            </w:pPr>
-            <w:r>
-              <w:rPr>
-                <w:rFonts w:ascii="Helvetica" w:hAnsi="Helvetica" w:eastAsia="Helvetica" w:cs="Helvetica"/>
-                <w:i w:val="false"/>
-                <w:b w:val="false"/>
-                <w:u w:val="none"/>
-                <w:sz w:val="22"/>
-                <w:szCs w:val="22"/>
-                <w:color w:val="000000"/>
-              </w:rPr>
-              <w:t xml:space="preserve">0.51, 1.33</w:t>
-            </w:r>
-          </w:p>
-        </w:tc>
-        <w:tc>
-          <w:tcPr>
-            <w:tcBorders>
-              <w:bottom w:val="none" w:sz="0" w:space="0" w:color="000000"/>
-              <w:top w:val="none" w:sz="0" w:space="0" w:color="000000"/>
-              <w:left w:val="none" w:sz="0" w:space="0" w:color="000000"/>
-              <w:right w:val="none" w:sz="0" w:space="0" w:color="000000"/>
-            </w:tcBorders>
-            <w:shd w:val="clear" w:color="auto" w:fill="FFFFFF"/>
-            <w:tcMar>
-              <w:top w:w="0" w:type="dxa"/>
-              <w:bottom w:w="0" w:type="dxa"/>
-              <w:left w:w="0" w:type="dxa"/>
-              <w:right w:w="0" w:type="dxa"/>
-            </w:tcMar>
-            <w:vAlign w:val="top"/>
-          </w:tcPr>
-          <w:p>
-            <w:pPr>
-              <w:pStyle w:val="Normal"/>
-              <w:jc w:val="center"/>
-              <w:pBdr>
-                <w:bottom w:val="none" w:sz="0" w:space="0" w:color="000000"/>
-                <w:top w:val="none" w:sz="0" w:space="0" w:color="000000"/>
-                <w:left w:val="none" w:sz="0" w:space="0" w:color="000000"/>
-                <w:right w:val="none" w:sz="0" w:space="0" w:color="000000"/>
-              </w:pBdr>
-              <w:spacing w:after="100" w:before="100" w:line="240"/>
-              <w:ind w:left="100" w:right="100" w:firstLine="0" w:firstLineChars="0"/>
-              <w:rPr>
-                <w:rFonts w:ascii="Helvetica" w:hAnsi="Helvetica" w:eastAsia="Helvetica" w:cs="Helvetica"/>
-                <w:i w:val="false"/>
-                <w:b w:val="false"/>
-                <w:u w:val="none"/>
-                <w:sz w:val="22"/>
-                <w:szCs w:val="22"/>
-                <w:color w:val="000000"/>
-              </w:rPr>
-            </w:pPr>
-            <w:r>
-              <w:rPr>
-                <w:rFonts w:ascii="Helvetica" w:hAnsi="Helvetica" w:eastAsia="Helvetica" w:cs="Helvetica"/>
-                <w:i w:val="false"/>
-                <w:b w:val="false"/>
-                <w:u w:val="none"/>
-                <w:sz w:val="22"/>
-                <w:szCs w:val="22"/>
-                <w:color w:val="000000"/>
-              </w:rPr>
-              <w:t xml:space="preserve">0.420</w:t>
-            </w:r>
-          </w:p>
-        </w:tc>
-        <w:tc>
-          <w:tcPr>
-            <w:tcBorders>
-              <w:bottom w:val="none" w:sz="0" w:space="0" w:color="000000"/>
-              <w:top w:val="none" w:sz="0" w:space="0" w:color="000000"/>
-              <w:left w:val="none" w:sz="0" w:space="0" w:color="000000"/>
-              <w:right w:val="none" w:sz="0" w:space="0" w:color="000000"/>
-            </w:tcBorders>
-            <w:shd w:val="clear" w:color="auto" w:fill="FFFFFF"/>
-            <w:tcMar>
-              <w:top w:w="0" w:type="dxa"/>
-              <w:bottom w:w="0" w:type="dxa"/>
-              <w:left w:w="0" w:type="dxa"/>
-              <w:right w:w="0" w:type="dxa"/>
-            </w:tcMar>
-            <w:vAlign w:val="top"/>
-          </w:tcPr>
-          <w:p>
-            <w:pPr>
-              <w:pStyle w:val="Normal"/>
-              <w:jc w:val="center"/>
-              <w:pBdr>
-                <w:bottom w:val="none" w:sz="0" w:space="0" w:color="000000"/>
-                <w:top w:val="none" w:sz="0" w:space="0" w:color="000000"/>
-                <w:left w:val="none" w:sz="0" w:space="0" w:color="000000"/>
-                <w:right w:val="none" w:sz="0" w:space="0" w:color="000000"/>
-              </w:pBdr>
-              <w:spacing w:after="100" w:before="100" w:line="240"/>
-              <w:ind w:left="100" w:right="100" w:firstLine="0" w:firstLineChars="0"/>
-              <w:rPr>
-                <w:rFonts w:ascii="Helvetica" w:hAnsi="Helvetica" w:eastAsia="Helvetica" w:cs="Helvetica"/>
-                <w:i w:val="false"/>
-                <w:b w:val="false"/>
-                <w:u w:val="none"/>
-                <w:sz w:val="22"/>
-                <w:szCs w:val="22"/>
-                <w:color w:val="000000"/>
-              </w:rPr>
-            </w:pPr>
-            <w:r>
-              <w:rPr>
-                <w:rFonts w:ascii="Helvetica" w:hAnsi="Helvetica" w:eastAsia="Helvetica" w:cs="Helvetica"/>
-                <w:i w:val="false"/>
-                <w:b w:val="false"/>
-                <w:u w:val="none"/>
-                <w:sz w:val="22"/>
-                <w:szCs w:val="22"/>
-                <w:color w:val="000000"/>
-              </w:rPr>
-              <w:t xml:space="preserve">143</w:t>
+              <w:t xml:space="preserve">142</w:t>
+            </w:r>
+          </w:p>
+        </w:tc>
+        <w:tc>
+          <w:tcPr>
+            <w:tcBorders>
+              <w:bottom w:val="none" w:sz="0" w:space="0" w:color="000000"/>
+              <w:top w:val="none" w:sz="0" w:space="0" w:color="000000"/>
+              <w:left w:val="none" w:sz="0" w:space="0" w:color="000000"/>
+              <w:right w:val="none" w:sz="0" w:space="0" w:color="000000"/>
+            </w:tcBorders>
+            <w:shd w:val="clear" w:color="auto" w:fill="FFFFFF"/>
+            <w:tcMar>
+              <w:top w:w="0" w:type="dxa"/>
+              <w:bottom w:w="0" w:type="dxa"/>
+              <w:left w:w="0" w:type="dxa"/>
+              <w:right w:w="0" w:type="dxa"/>
+            </w:tcMar>
+            <w:vAlign w:val="top"/>
+          </w:tcPr>
+          <w:p>
+            <w:pPr>
+              <w:pStyle w:val="Normal"/>
+              <w:jc w:val="center"/>
+              <w:pBdr>
+                <w:bottom w:val="none" w:sz="0" w:space="0" w:color="000000"/>
+                <w:top w:val="none" w:sz="0" w:space="0" w:color="000000"/>
+                <w:left w:val="none" w:sz="0" w:space="0" w:color="000000"/>
+                <w:right w:val="none" w:sz="0" w:space="0" w:color="000000"/>
+              </w:pBdr>
+              <w:spacing w:after="100" w:before="100" w:line="240"/>
+              <w:ind w:left="100" w:right="100" w:firstLine="0" w:firstLineChars="0"/>
+              <w:rPr>
+                <w:rFonts w:ascii="Helvetica" w:hAnsi="Helvetica" w:eastAsia="Helvetica" w:cs="Helvetica"/>
+                <w:i w:val="false"/>
+                <w:b w:val="false"/>
+                <w:u w:val="none"/>
+                <w:sz w:val="22"/>
+                <w:szCs w:val="22"/>
+                <w:color w:val="000000"/>
+              </w:rPr>
+            </w:pPr>
+            <w:r>
+              <w:rPr>
+                <w:rFonts w:ascii="Helvetica" w:hAnsi="Helvetica" w:eastAsia="Helvetica" w:cs="Helvetica"/>
+                <w:i w:val="false"/>
+                <w:b w:val="false"/>
+                <w:u w:val="none"/>
+                <w:sz w:val="22"/>
+                <w:szCs w:val="22"/>
+                <w:color w:val="000000"/>
+              </w:rPr>
+              <w:t xml:space="preserve">0.84</w:t>
+            </w:r>
+          </w:p>
+        </w:tc>
+        <w:tc>
+          <w:tcPr>
+            <w:tcBorders>
+              <w:bottom w:val="none" w:sz="0" w:space="0" w:color="000000"/>
+              <w:top w:val="none" w:sz="0" w:space="0" w:color="000000"/>
+              <w:left w:val="none" w:sz="0" w:space="0" w:color="000000"/>
+              <w:right w:val="none" w:sz="0" w:space="0" w:color="000000"/>
+            </w:tcBorders>
+            <w:shd w:val="clear" w:color="auto" w:fill="FFFFFF"/>
+            <w:tcMar>
+              <w:top w:w="0" w:type="dxa"/>
+              <w:bottom w:w="0" w:type="dxa"/>
+              <w:left w:w="0" w:type="dxa"/>
+              <w:right w:w="0" w:type="dxa"/>
+            </w:tcMar>
+            <w:vAlign w:val="top"/>
+          </w:tcPr>
+          <w:p>
+            <w:pPr>
+              <w:pStyle w:val="Normal"/>
+              <w:jc w:val="center"/>
+              <w:pBdr>
+                <w:bottom w:val="none" w:sz="0" w:space="0" w:color="000000"/>
+                <w:top w:val="none" w:sz="0" w:space="0" w:color="000000"/>
+                <w:left w:val="none" w:sz="0" w:space="0" w:color="000000"/>
+                <w:right w:val="none" w:sz="0" w:space="0" w:color="000000"/>
+              </w:pBdr>
+              <w:spacing w:after="100" w:before="100" w:line="240"/>
+              <w:ind w:left="100" w:right="100" w:firstLine="0" w:firstLineChars="0"/>
+              <w:rPr>
+                <w:rFonts w:ascii="Helvetica" w:hAnsi="Helvetica" w:eastAsia="Helvetica" w:cs="Helvetica"/>
+                <w:i w:val="false"/>
+                <w:b w:val="false"/>
+                <w:u w:val="none"/>
+                <w:sz w:val="22"/>
+                <w:szCs w:val="22"/>
+                <w:color w:val="000000"/>
+              </w:rPr>
+            </w:pPr>
+            <w:r>
+              <w:rPr>
+                <w:rFonts w:ascii="Helvetica" w:hAnsi="Helvetica" w:eastAsia="Helvetica" w:cs="Helvetica"/>
+                <w:i w:val="false"/>
+                <w:b w:val="false"/>
+                <w:u w:val="none"/>
+                <w:sz w:val="22"/>
+                <w:szCs w:val="22"/>
+                <w:color w:val="000000"/>
+              </w:rPr>
+              <w:t xml:space="preserve">0.52, 1.37</w:t>
+            </w:r>
+          </w:p>
+        </w:tc>
+        <w:tc>
+          <w:tcPr>
+            <w:tcBorders>
+              <w:bottom w:val="none" w:sz="0" w:space="0" w:color="000000"/>
+              <w:top w:val="none" w:sz="0" w:space="0" w:color="000000"/>
+              <w:left w:val="none" w:sz="0" w:space="0" w:color="000000"/>
+              <w:right w:val="none" w:sz="0" w:space="0" w:color="000000"/>
+            </w:tcBorders>
+            <w:shd w:val="clear" w:color="auto" w:fill="FFFFFF"/>
+            <w:tcMar>
+              <w:top w:w="0" w:type="dxa"/>
+              <w:bottom w:w="0" w:type="dxa"/>
+              <w:left w:w="0" w:type="dxa"/>
+              <w:right w:w="0" w:type="dxa"/>
+            </w:tcMar>
+            <w:vAlign w:val="top"/>
+          </w:tcPr>
+          <w:p>
+            <w:pPr>
+              <w:pStyle w:val="Normal"/>
+              <w:jc w:val="center"/>
+              <w:pBdr>
+                <w:bottom w:val="none" w:sz="0" w:space="0" w:color="000000"/>
+                <w:top w:val="none" w:sz="0" w:space="0" w:color="000000"/>
+                <w:left w:val="none" w:sz="0" w:space="0" w:color="000000"/>
+                <w:right w:val="none" w:sz="0" w:space="0" w:color="000000"/>
+              </w:pBdr>
+              <w:spacing w:after="100" w:before="100" w:line="240"/>
+              <w:ind w:left="100" w:right="100" w:firstLine="0" w:firstLineChars="0"/>
+              <w:rPr>
+                <w:rFonts w:ascii="Helvetica" w:hAnsi="Helvetica" w:eastAsia="Helvetica" w:cs="Helvetica"/>
+                <w:i w:val="false"/>
+                <w:b w:val="false"/>
+                <w:u w:val="none"/>
+                <w:sz w:val="22"/>
+                <w:szCs w:val="22"/>
+                <w:color w:val="000000"/>
+              </w:rPr>
+            </w:pPr>
+            <w:r>
+              <w:rPr>
+                <w:rFonts w:ascii="Helvetica" w:hAnsi="Helvetica" w:eastAsia="Helvetica" w:cs="Helvetica"/>
+                <w:i w:val="false"/>
+                <w:b w:val="false"/>
+                <w:u w:val="none"/>
+                <w:sz w:val="22"/>
+                <w:szCs w:val="22"/>
+                <w:color w:val="000000"/>
+              </w:rPr>
+              <w:t xml:space="preserve">0.490</w:t>
+            </w:r>
+          </w:p>
+        </w:tc>
+        <w:tc>
+          <w:tcPr>
+            <w:tcBorders>
+              <w:bottom w:val="none" w:sz="0" w:space="0" w:color="000000"/>
+              <w:top w:val="none" w:sz="0" w:space="0" w:color="000000"/>
+              <w:left w:val="none" w:sz="0" w:space="0" w:color="000000"/>
+              <w:right w:val="none" w:sz="0" w:space="0" w:color="000000"/>
+            </w:tcBorders>
+            <w:shd w:val="clear" w:color="auto" w:fill="FFFFFF"/>
+            <w:tcMar>
+              <w:top w:w="0" w:type="dxa"/>
+              <w:bottom w:w="0" w:type="dxa"/>
+              <w:left w:w="0" w:type="dxa"/>
+              <w:right w:w="0" w:type="dxa"/>
+            </w:tcMar>
+            <w:vAlign w:val="top"/>
+          </w:tcPr>
+          <w:p>
+            <w:pPr>
+              <w:pStyle w:val="Normal"/>
+              <w:jc w:val="center"/>
+              <w:pBdr>
+                <w:bottom w:val="none" w:sz="0" w:space="0" w:color="000000"/>
+                <w:top w:val="none" w:sz="0" w:space="0" w:color="000000"/>
+                <w:left w:val="none" w:sz="0" w:space="0" w:color="000000"/>
+                <w:right w:val="none" w:sz="0" w:space="0" w:color="000000"/>
+              </w:pBdr>
+              <w:spacing w:after="100" w:before="100" w:line="240"/>
+              <w:ind w:left="100" w:right="100" w:firstLine="0" w:firstLineChars="0"/>
+              <w:rPr>
+                <w:rFonts w:ascii="Helvetica" w:hAnsi="Helvetica" w:eastAsia="Helvetica" w:cs="Helvetica"/>
+                <w:i w:val="false"/>
+                <w:b w:val="false"/>
+                <w:u w:val="none"/>
+                <w:sz w:val="22"/>
+                <w:szCs w:val="22"/>
+                <w:color w:val="000000"/>
+              </w:rPr>
+            </w:pPr>
+            <w:r>
+              <w:rPr>
+                <w:rFonts w:ascii="Helvetica" w:hAnsi="Helvetica" w:eastAsia="Helvetica" w:cs="Helvetica"/>
+                <w:i w:val="false"/>
+                <w:b w:val="false"/>
+                <w:u w:val="none"/>
+                <w:sz w:val="22"/>
+                <w:szCs w:val="22"/>
+                <w:color w:val="000000"/>
+              </w:rPr>
+              <w:t xml:space="preserve">142</w:t>
             </w:r>
           </w:p>
         </w:tc>
@@ -10333,60 +10333,60 @@
                 <w:szCs w:val="22"/>
                 <w:color w:val="000000"/>
               </w:rPr>
-              <w:t xml:space="preserve">0.63, 4.39</w:t>
-            </w:r>
-          </w:p>
-        </w:tc>
-        <w:tc>
-          <w:tcPr>
-            <w:tcBorders>
-              <w:bottom w:val="none" w:sz="0" w:space="0" w:color="000000"/>
-              <w:top w:val="none" w:sz="0" w:space="0" w:color="000000"/>
-              <w:left w:val="none" w:sz="0" w:space="0" w:color="000000"/>
-              <w:right w:val="none" w:sz="0" w:space="0" w:color="000000"/>
-            </w:tcBorders>
-            <w:shd w:val="clear" w:color="auto" w:fill="FFFFFF"/>
-            <w:tcMar>
-              <w:top w:w="0" w:type="dxa"/>
-              <w:bottom w:w="0" w:type="dxa"/>
-              <w:left w:w="0" w:type="dxa"/>
-              <w:right w:w="0" w:type="dxa"/>
-            </w:tcMar>
-            <w:vAlign w:val="top"/>
-          </w:tcPr>
-          <w:p>
-            <w:pPr>
-              <w:pStyle w:val="Normal"/>
-              <w:jc w:val="center"/>
-              <w:pBdr>
-                <w:bottom w:val="none" w:sz="0" w:space="0" w:color="000000"/>
-                <w:top w:val="none" w:sz="0" w:space="0" w:color="000000"/>
-                <w:left w:val="none" w:sz="0" w:space="0" w:color="000000"/>
-                <w:right w:val="none" w:sz="0" w:space="0" w:color="000000"/>
-              </w:pBdr>
-              <w:spacing w:after="100" w:before="100" w:line="240"/>
-              <w:ind w:left="100" w:right="100" w:firstLine="0" w:firstLineChars="0"/>
-              <w:rPr>
-                <w:rFonts w:ascii="Helvetica" w:hAnsi="Helvetica" w:eastAsia="Helvetica" w:cs="Helvetica"/>
-                <w:i w:val="false"/>
-                <w:b w:val="false"/>
-                <w:u w:val="none"/>
-                <w:sz w:val="22"/>
-                <w:szCs w:val="22"/>
-                <w:color w:val="000000"/>
-              </w:rPr>
-            </w:pPr>
-            <w:r>
-              <w:rPr>
-                <w:rFonts w:ascii="Helvetica" w:hAnsi="Helvetica" w:eastAsia="Helvetica" w:cs="Helvetica"/>
-                <w:i w:val="false"/>
-                <w:b w:val="false"/>
-                <w:u w:val="none"/>
-                <w:sz w:val="22"/>
-                <w:szCs w:val="22"/>
-                <w:color w:val="000000"/>
-              </w:rPr>
-              <w:t xml:space="preserve">0.300</w:t>
+              <w:t xml:space="preserve">0.62, 4.50</w:t>
+            </w:r>
+          </w:p>
+        </w:tc>
+        <w:tc>
+          <w:tcPr>
+            <w:tcBorders>
+              <w:bottom w:val="none" w:sz="0" w:space="0" w:color="000000"/>
+              <w:top w:val="none" w:sz="0" w:space="0" w:color="000000"/>
+              <w:left w:val="none" w:sz="0" w:space="0" w:color="000000"/>
+              <w:right w:val="none" w:sz="0" w:space="0" w:color="000000"/>
+            </w:tcBorders>
+            <w:shd w:val="clear" w:color="auto" w:fill="FFFFFF"/>
+            <w:tcMar>
+              <w:top w:w="0" w:type="dxa"/>
+              <w:bottom w:w="0" w:type="dxa"/>
+              <w:left w:w="0" w:type="dxa"/>
+              <w:right w:w="0" w:type="dxa"/>
+            </w:tcMar>
+            <w:vAlign w:val="top"/>
+          </w:tcPr>
+          <w:p>
+            <w:pPr>
+              <w:pStyle w:val="Normal"/>
+              <w:jc w:val="center"/>
+              <w:pBdr>
+                <w:bottom w:val="none" w:sz="0" w:space="0" w:color="000000"/>
+                <w:top w:val="none" w:sz="0" w:space="0" w:color="000000"/>
+                <w:left w:val="none" w:sz="0" w:space="0" w:color="000000"/>
+                <w:right w:val="none" w:sz="0" w:space="0" w:color="000000"/>
+              </w:pBdr>
+              <w:spacing w:after="100" w:before="100" w:line="240"/>
+              <w:ind w:left="100" w:right="100" w:firstLine="0" w:firstLineChars="0"/>
+              <w:rPr>
+                <w:rFonts w:ascii="Helvetica" w:hAnsi="Helvetica" w:eastAsia="Helvetica" w:cs="Helvetica"/>
+                <w:i w:val="false"/>
+                <w:b w:val="false"/>
+                <w:u w:val="none"/>
+                <w:sz w:val="22"/>
+                <w:szCs w:val="22"/>
+                <w:color w:val="000000"/>
+              </w:rPr>
+            </w:pPr>
+            <w:r>
+              <w:rPr>
+                <w:rFonts w:ascii="Helvetica" w:hAnsi="Helvetica" w:eastAsia="Helvetica" w:cs="Helvetica"/>
+                <w:i w:val="false"/>
+                <w:b w:val="false"/>
+                <w:u w:val="none"/>
+                <w:sz w:val="22"/>
+                <w:szCs w:val="22"/>
+                <w:color w:val="000000"/>
+              </w:rPr>
+              <w:t xml:space="preserve">0.310</w:t>
             </w:r>
           </w:p>
         </w:tc>
@@ -10498,378 +10498,378 @@
                 <w:szCs w:val="22"/>
                 <w:color w:val="000000"/>
               </w:rPr>
-              <w:t xml:space="preserve">143</w:t>
-            </w:r>
-          </w:p>
-        </w:tc>
-        <w:tc>
-          <w:tcPr>
-            <w:tcBorders>
-              <w:bottom w:val="none" w:sz="0" w:space="0" w:color="000000"/>
-              <w:top w:val="none" w:sz="0" w:space="0" w:color="000000"/>
-              <w:left w:val="none" w:sz="0" w:space="0" w:color="000000"/>
-              <w:right w:val="none" w:sz="0" w:space="0" w:color="000000"/>
-            </w:tcBorders>
-            <w:shd w:val="clear" w:color="auto" w:fill="FFFFFF"/>
-            <w:tcMar>
-              <w:top w:w="0" w:type="dxa"/>
-              <w:bottom w:w="0" w:type="dxa"/>
-              <w:left w:w="0" w:type="dxa"/>
-              <w:right w:w="0" w:type="dxa"/>
-            </w:tcMar>
-            <w:vAlign w:val="top"/>
-          </w:tcPr>
-          <w:p>
-            <w:pPr>
-              <w:pStyle w:val="Normal"/>
-              <w:jc w:val="center"/>
-              <w:pBdr>
-                <w:bottom w:val="none" w:sz="0" w:space="0" w:color="000000"/>
-                <w:top w:val="none" w:sz="0" w:space="0" w:color="000000"/>
-                <w:left w:val="none" w:sz="0" w:space="0" w:color="000000"/>
-                <w:right w:val="none" w:sz="0" w:space="0" w:color="000000"/>
-              </w:pBdr>
-              <w:spacing w:after="100" w:before="100" w:line="240"/>
-              <w:ind w:left="100" w:right="100" w:firstLine="0" w:firstLineChars="0"/>
-              <w:rPr>
-                <w:rFonts w:ascii="Helvetica" w:hAnsi="Helvetica" w:eastAsia="Helvetica" w:cs="Helvetica"/>
-                <w:i w:val="false"/>
-                <w:b w:val="false"/>
-                <w:u w:val="none"/>
-                <w:sz w:val="22"/>
-                <w:szCs w:val="22"/>
-                <w:color w:val="000000"/>
-              </w:rPr>
-            </w:pPr>
-            <w:r>
-              <w:rPr>
-                <w:rFonts w:ascii="Helvetica" w:hAnsi="Helvetica" w:eastAsia="Helvetica" w:cs="Helvetica"/>
-                <w:i w:val="false"/>
-                <w:b w:val="false"/>
-                <w:u w:val="none"/>
-                <w:sz w:val="22"/>
-                <w:szCs w:val="22"/>
-                <w:color w:val="000000"/>
-              </w:rPr>
-              <w:t xml:space="preserve">1.00</w:t>
-            </w:r>
-          </w:p>
-        </w:tc>
-        <w:tc>
-          <w:tcPr>
-            <w:tcBorders>
-              <w:bottom w:val="none" w:sz="0" w:space="0" w:color="000000"/>
-              <w:top w:val="none" w:sz="0" w:space="0" w:color="000000"/>
-              <w:left w:val="none" w:sz="0" w:space="0" w:color="000000"/>
-              <w:right w:val="none" w:sz="0" w:space="0" w:color="000000"/>
-            </w:tcBorders>
-            <w:shd w:val="clear" w:color="auto" w:fill="FFFFFF"/>
-            <w:tcMar>
-              <w:top w:w="0" w:type="dxa"/>
-              <w:bottom w:w="0" w:type="dxa"/>
-              <w:left w:w="0" w:type="dxa"/>
-              <w:right w:w="0" w:type="dxa"/>
-            </w:tcMar>
-            <w:vAlign w:val="top"/>
-          </w:tcPr>
-          <w:p>
-            <w:pPr>
-              <w:pStyle w:val="Normal"/>
-              <w:jc w:val="center"/>
-              <w:pBdr>
-                <w:bottom w:val="none" w:sz="0" w:space="0" w:color="000000"/>
-                <w:top w:val="none" w:sz="0" w:space="0" w:color="000000"/>
-                <w:left w:val="none" w:sz="0" w:space="0" w:color="000000"/>
-                <w:right w:val="none" w:sz="0" w:space="0" w:color="000000"/>
-              </w:pBdr>
-              <w:spacing w:after="100" w:before="100" w:line="240"/>
-              <w:ind w:left="100" w:right="100" w:firstLine="0" w:firstLineChars="0"/>
-              <w:rPr>
-                <w:rFonts w:ascii="Helvetica" w:hAnsi="Helvetica" w:eastAsia="Helvetica" w:cs="Helvetica"/>
-                <w:i w:val="false"/>
-                <w:b w:val="false"/>
-                <w:u w:val="none"/>
-                <w:sz w:val="22"/>
-                <w:szCs w:val="22"/>
-                <w:color w:val="000000"/>
-              </w:rPr>
-            </w:pPr>
-            <w:r>
-              <w:rPr>
-                <w:rFonts w:ascii="Helvetica" w:hAnsi="Helvetica" w:eastAsia="Helvetica" w:cs="Helvetica"/>
-                <w:i w:val="false"/>
-                <w:b w:val="false"/>
-                <w:u w:val="none"/>
-                <w:sz w:val="22"/>
-                <w:szCs w:val="22"/>
-                <w:color w:val="000000"/>
-              </w:rPr>
-              <w:t xml:space="preserve">0.32, 3.15</w:t>
-            </w:r>
-          </w:p>
-        </w:tc>
-        <w:tc>
-          <w:tcPr>
-            <w:tcBorders>
-              <w:bottom w:val="none" w:sz="0" w:space="0" w:color="000000"/>
-              <w:top w:val="none" w:sz="0" w:space="0" w:color="000000"/>
-              <w:left w:val="none" w:sz="0" w:space="0" w:color="000000"/>
-              <w:right w:val="none" w:sz="0" w:space="0" w:color="000000"/>
-            </w:tcBorders>
-            <w:shd w:val="clear" w:color="auto" w:fill="FFFFFF"/>
-            <w:tcMar>
-              <w:top w:w="0" w:type="dxa"/>
-              <w:bottom w:w="0" w:type="dxa"/>
-              <w:left w:w="0" w:type="dxa"/>
-              <w:right w:w="0" w:type="dxa"/>
-            </w:tcMar>
-            <w:vAlign w:val="top"/>
-          </w:tcPr>
-          <w:p>
-            <w:pPr>
-              <w:pStyle w:val="Normal"/>
-              <w:jc w:val="center"/>
-              <w:pBdr>
-                <w:bottom w:val="none" w:sz="0" w:space="0" w:color="000000"/>
-                <w:top w:val="none" w:sz="0" w:space="0" w:color="000000"/>
-                <w:left w:val="none" w:sz="0" w:space="0" w:color="000000"/>
-                <w:right w:val="none" w:sz="0" w:space="0" w:color="000000"/>
-              </w:pBdr>
-              <w:spacing w:after="100" w:before="100" w:line="240"/>
-              <w:ind w:left="100" w:right="100" w:firstLine="0" w:firstLineChars="0"/>
-              <w:rPr>
-                <w:rFonts w:ascii="Helvetica" w:hAnsi="Helvetica" w:eastAsia="Helvetica" w:cs="Helvetica"/>
-                <w:i w:val="false"/>
-                <w:b w:val="false"/>
-                <w:u w:val="none"/>
-                <w:sz w:val="22"/>
-                <w:szCs w:val="22"/>
-                <w:color w:val="000000"/>
-              </w:rPr>
-            </w:pPr>
-            <w:r>
-              <w:rPr>
-                <w:rFonts w:ascii="Helvetica" w:hAnsi="Helvetica" w:eastAsia="Helvetica" w:cs="Helvetica"/>
-                <w:i w:val="false"/>
-                <w:b w:val="false"/>
-                <w:u w:val="none"/>
-                <w:sz w:val="22"/>
-                <w:szCs w:val="22"/>
-                <w:color w:val="000000"/>
-              </w:rPr>
-              <w:t xml:space="preserve">0.990</w:t>
-            </w:r>
-          </w:p>
-        </w:tc>
-        <w:tc>
-          <w:tcPr>
-            <w:tcBorders>
-              <w:bottom w:val="none" w:sz="0" w:space="0" w:color="000000"/>
-              <w:top w:val="none" w:sz="0" w:space="0" w:color="000000"/>
-              <w:left w:val="none" w:sz="0" w:space="0" w:color="000000"/>
-              <w:right w:val="none" w:sz="0" w:space="0" w:color="000000"/>
-            </w:tcBorders>
-            <w:shd w:val="clear" w:color="auto" w:fill="FFFFFF"/>
-            <w:tcMar>
-              <w:top w:w="0" w:type="dxa"/>
-              <w:bottom w:w="0" w:type="dxa"/>
-              <w:left w:w="0" w:type="dxa"/>
-              <w:right w:w="0" w:type="dxa"/>
-            </w:tcMar>
-            <w:vAlign w:val="top"/>
-          </w:tcPr>
-          <w:p>
-            <w:pPr>
-              <w:pStyle w:val="Normal"/>
-              <w:jc w:val="center"/>
-              <w:pBdr>
-                <w:bottom w:val="none" w:sz="0" w:space="0" w:color="000000"/>
-                <w:top w:val="none" w:sz="0" w:space="0" w:color="000000"/>
-                <w:left w:val="none" w:sz="0" w:space="0" w:color="000000"/>
-                <w:right w:val="none" w:sz="0" w:space="0" w:color="000000"/>
-              </w:pBdr>
-              <w:spacing w:after="100" w:before="100" w:line="240"/>
-              <w:ind w:left="100" w:right="100" w:firstLine="0" w:firstLineChars="0"/>
-              <w:rPr>
-                <w:rFonts w:ascii="Helvetica" w:hAnsi="Helvetica" w:eastAsia="Helvetica" w:cs="Helvetica"/>
-                <w:i w:val="false"/>
-                <w:b w:val="false"/>
-                <w:u w:val="none"/>
-                <w:sz w:val="22"/>
-                <w:szCs w:val="22"/>
-                <w:color w:val="000000"/>
-              </w:rPr>
-            </w:pPr>
-            <w:r>
-              <w:rPr>
-                <w:rFonts w:ascii="Helvetica" w:hAnsi="Helvetica" w:eastAsia="Helvetica" w:cs="Helvetica"/>
-                <w:i w:val="false"/>
-                <w:b w:val="false"/>
-                <w:u w:val="none"/>
-                <w:sz w:val="22"/>
-                <w:szCs w:val="22"/>
-                <w:color w:val="000000"/>
-              </w:rPr>
-              <w:t xml:space="preserve">143</w:t>
-            </w:r>
-          </w:p>
-        </w:tc>
-        <w:tc>
-          <w:tcPr>
-            <w:tcBorders>
-              <w:bottom w:val="none" w:sz="0" w:space="0" w:color="000000"/>
-              <w:top w:val="none" w:sz="0" w:space="0" w:color="000000"/>
-              <w:left w:val="none" w:sz="0" w:space="0" w:color="000000"/>
-              <w:right w:val="none" w:sz="0" w:space="0" w:color="000000"/>
-            </w:tcBorders>
-            <w:shd w:val="clear" w:color="auto" w:fill="FFFFFF"/>
-            <w:tcMar>
-              <w:top w:w="0" w:type="dxa"/>
-              <w:bottom w:w="0" w:type="dxa"/>
-              <w:left w:w="0" w:type="dxa"/>
-              <w:right w:w="0" w:type="dxa"/>
-            </w:tcMar>
-            <w:vAlign w:val="top"/>
-          </w:tcPr>
-          <w:p>
-            <w:pPr>
-              <w:pStyle w:val="Normal"/>
-              <w:jc w:val="center"/>
-              <w:pBdr>
-                <w:bottom w:val="none" w:sz="0" w:space="0" w:color="000000"/>
-                <w:top w:val="none" w:sz="0" w:space="0" w:color="000000"/>
-                <w:left w:val="none" w:sz="0" w:space="0" w:color="000000"/>
-                <w:right w:val="none" w:sz="0" w:space="0" w:color="000000"/>
-              </w:pBdr>
-              <w:spacing w:after="100" w:before="100" w:line="240"/>
-              <w:ind w:left="100" w:right="100" w:firstLine="0" w:firstLineChars="0"/>
-              <w:rPr>
-                <w:rFonts w:ascii="Helvetica" w:hAnsi="Helvetica" w:eastAsia="Helvetica" w:cs="Helvetica"/>
-                <w:i w:val="false"/>
-                <w:b w:val="false"/>
-                <w:u w:val="none"/>
-                <w:sz w:val="22"/>
-                <w:szCs w:val="22"/>
-                <w:color w:val="000000"/>
-              </w:rPr>
-            </w:pPr>
-            <w:r>
-              <w:rPr>
-                <w:rFonts w:ascii="Helvetica" w:hAnsi="Helvetica" w:eastAsia="Helvetica" w:cs="Helvetica"/>
-                <w:i w:val="false"/>
-                <w:b w:val="false"/>
-                <w:u w:val="none"/>
-                <w:sz w:val="22"/>
-                <w:szCs w:val="22"/>
-                <w:color w:val="000000"/>
-              </w:rPr>
-              <w:t xml:space="preserve">0.83</w:t>
-            </w:r>
-          </w:p>
-        </w:tc>
-        <w:tc>
-          <w:tcPr>
-            <w:tcBorders>
-              <w:bottom w:val="none" w:sz="0" w:space="0" w:color="000000"/>
-              <w:top w:val="none" w:sz="0" w:space="0" w:color="000000"/>
-              <w:left w:val="none" w:sz="0" w:space="0" w:color="000000"/>
-              <w:right w:val="none" w:sz="0" w:space="0" w:color="000000"/>
-            </w:tcBorders>
-            <w:shd w:val="clear" w:color="auto" w:fill="FFFFFF"/>
-            <w:tcMar>
-              <w:top w:w="0" w:type="dxa"/>
-              <w:bottom w:w="0" w:type="dxa"/>
-              <w:left w:w="0" w:type="dxa"/>
-              <w:right w:w="0" w:type="dxa"/>
-            </w:tcMar>
-            <w:vAlign w:val="top"/>
-          </w:tcPr>
-          <w:p>
-            <w:pPr>
-              <w:pStyle w:val="Normal"/>
-              <w:jc w:val="center"/>
-              <w:pBdr>
-                <w:bottom w:val="none" w:sz="0" w:space="0" w:color="000000"/>
-                <w:top w:val="none" w:sz="0" w:space="0" w:color="000000"/>
-                <w:left w:val="none" w:sz="0" w:space="0" w:color="000000"/>
-                <w:right w:val="none" w:sz="0" w:space="0" w:color="000000"/>
-              </w:pBdr>
-              <w:spacing w:after="100" w:before="100" w:line="240"/>
-              <w:ind w:left="100" w:right="100" w:firstLine="0" w:firstLineChars="0"/>
-              <w:rPr>
-                <w:rFonts w:ascii="Helvetica" w:hAnsi="Helvetica" w:eastAsia="Helvetica" w:cs="Helvetica"/>
-                <w:i w:val="false"/>
-                <w:b w:val="false"/>
-                <w:u w:val="none"/>
-                <w:sz w:val="22"/>
-                <w:szCs w:val="22"/>
-                <w:color w:val="000000"/>
-              </w:rPr>
-            </w:pPr>
-            <w:r>
-              <w:rPr>
-                <w:rFonts w:ascii="Helvetica" w:hAnsi="Helvetica" w:eastAsia="Helvetica" w:cs="Helvetica"/>
-                <w:i w:val="false"/>
-                <w:b w:val="false"/>
-                <w:u w:val="none"/>
-                <w:sz w:val="22"/>
-                <w:szCs w:val="22"/>
-                <w:color w:val="000000"/>
-              </w:rPr>
-              <w:t xml:space="preserve">0.10, 6.84</w:t>
-            </w:r>
-          </w:p>
-        </w:tc>
-        <w:tc>
-          <w:tcPr>
-            <w:tcBorders>
-              <w:bottom w:val="none" w:sz="0" w:space="0" w:color="000000"/>
-              <w:top w:val="none" w:sz="0" w:space="0" w:color="000000"/>
-              <w:left w:val="none" w:sz="0" w:space="0" w:color="000000"/>
-              <w:right w:val="none" w:sz="0" w:space="0" w:color="000000"/>
-            </w:tcBorders>
-            <w:shd w:val="clear" w:color="auto" w:fill="FFFFFF"/>
-            <w:tcMar>
-              <w:top w:w="0" w:type="dxa"/>
-              <w:bottom w:w="0" w:type="dxa"/>
-              <w:left w:w="0" w:type="dxa"/>
-              <w:right w:w="0" w:type="dxa"/>
-            </w:tcMar>
-            <w:vAlign w:val="top"/>
-          </w:tcPr>
-          <w:p>
-            <w:pPr>
-              <w:pStyle w:val="Normal"/>
-              <w:jc w:val="center"/>
-              <w:pBdr>
-                <w:bottom w:val="none" w:sz="0" w:space="0" w:color="000000"/>
-                <w:top w:val="none" w:sz="0" w:space="0" w:color="000000"/>
-                <w:left w:val="none" w:sz="0" w:space="0" w:color="000000"/>
-                <w:right w:val="none" w:sz="0" w:space="0" w:color="000000"/>
-              </w:pBdr>
-              <w:spacing w:after="100" w:before="100" w:line="240"/>
-              <w:ind w:left="100" w:right="100" w:firstLine="0" w:firstLineChars="0"/>
-              <w:rPr>
-                <w:rFonts w:ascii="Helvetica" w:hAnsi="Helvetica" w:eastAsia="Helvetica" w:cs="Helvetica"/>
-                <w:i w:val="false"/>
-                <w:b w:val="false"/>
-                <w:u w:val="none"/>
-                <w:sz w:val="22"/>
-                <w:szCs w:val="22"/>
-                <w:color w:val="000000"/>
-              </w:rPr>
-            </w:pPr>
-            <w:r>
-              <w:rPr>
-                <w:rFonts w:ascii="Helvetica" w:hAnsi="Helvetica" w:eastAsia="Helvetica" w:cs="Helvetica"/>
-                <w:i w:val="false"/>
-                <w:b w:val="false"/>
-                <w:u w:val="none"/>
-                <w:sz w:val="22"/>
-                <w:szCs w:val="22"/>
-                <w:color w:val="000000"/>
-              </w:rPr>
-              <w:t xml:space="preserve">0.860</w:t>
+              <w:t xml:space="preserve">142</w:t>
+            </w:r>
+          </w:p>
+        </w:tc>
+        <w:tc>
+          <w:tcPr>
+            <w:tcBorders>
+              <w:bottom w:val="none" w:sz="0" w:space="0" w:color="000000"/>
+              <w:top w:val="none" w:sz="0" w:space="0" w:color="000000"/>
+              <w:left w:val="none" w:sz="0" w:space="0" w:color="000000"/>
+              <w:right w:val="none" w:sz="0" w:space="0" w:color="000000"/>
+            </w:tcBorders>
+            <w:shd w:val="clear" w:color="auto" w:fill="FFFFFF"/>
+            <w:tcMar>
+              <w:top w:w="0" w:type="dxa"/>
+              <w:bottom w:w="0" w:type="dxa"/>
+              <w:left w:w="0" w:type="dxa"/>
+              <w:right w:w="0" w:type="dxa"/>
+            </w:tcMar>
+            <w:vAlign w:val="top"/>
+          </w:tcPr>
+          <w:p>
+            <w:pPr>
+              <w:pStyle w:val="Normal"/>
+              <w:jc w:val="center"/>
+              <w:pBdr>
+                <w:bottom w:val="none" w:sz="0" w:space="0" w:color="000000"/>
+                <w:top w:val="none" w:sz="0" w:space="0" w:color="000000"/>
+                <w:left w:val="none" w:sz="0" w:space="0" w:color="000000"/>
+                <w:right w:val="none" w:sz="0" w:space="0" w:color="000000"/>
+              </w:pBdr>
+              <w:spacing w:after="100" w:before="100" w:line="240"/>
+              <w:ind w:left="100" w:right="100" w:firstLine="0" w:firstLineChars="0"/>
+              <w:rPr>
+                <w:rFonts w:ascii="Helvetica" w:hAnsi="Helvetica" w:eastAsia="Helvetica" w:cs="Helvetica"/>
+                <w:i w:val="false"/>
+                <w:b w:val="false"/>
+                <w:u w:val="none"/>
+                <w:sz w:val="22"/>
+                <w:szCs w:val="22"/>
+                <w:color w:val="000000"/>
+              </w:rPr>
+            </w:pPr>
+            <w:r>
+              <w:rPr>
+                <w:rFonts w:ascii="Helvetica" w:hAnsi="Helvetica" w:eastAsia="Helvetica" w:cs="Helvetica"/>
+                <w:i w:val="false"/>
+                <w:b w:val="false"/>
+                <w:u w:val="none"/>
+                <w:sz w:val="22"/>
+                <w:szCs w:val="22"/>
+                <w:color w:val="000000"/>
+              </w:rPr>
+              <w:t xml:space="preserve">0.78</w:t>
+            </w:r>
+          </w:p>
+        </w:tc>
+        <w:tc>
+          <w:tcPr>
+            <w:tcBorders>
+              <w:bottom w:val="none" w:sz="0" w:space="0" w:color="000000"/>
+              <w:top w:val="none" w:sz="0" w:space="0" w:color="000000"/>
+              <w:left w:val="none" w:sz="0" w:space="0" w:color="000000"/>
+              <w:right w:val="none" w:sz="0" w:space="0" w:color="000000"/>
+            </w:tcBorders>
+            <w:shd w:val="clear" w:color="auto" w:fill="FFFFFF"/>
+            <w:tcMar>
+              <w:top w:w="0" w:type="dxa"/>
+              <w:bottom w:w="0" w:type="dxa"/>
+              <w:left w:w="0" w:type="dxa"/>
+              <w:right w:w="0" w:type="dxa"/>
+            </w:tcMar>
+            <w:vAlign w:val="top"/>
+          </w:tcPr>
+          <w:p>
+            <w:pPr>
+              <w:pStyle w:val="Normal"/>
+              <w:jc w:val="center"/>
+              <w:pBdr>
+                <w:bottom w:val="none" w:sz="0" w:space="0" w:color="000000"/>
+                <w:top w:val="none" w:sz="0" w:space="0" w:color="000000"/>
+                <w:left w:val="none" w:sz="0" w:space="0" w:color="000000"/>
+                <w:right w:val="none" w:sz="0" w:space="0" w:color="000000"/>
+              </w:pBdr>
+              <w:spacing w:after="100" w:before="100" w:line="240"/>
+              <w:ind w:left="100" w:right="100" w:firstLine="0" w:firstLineChars="0"/>
+              <w:rPr>
+                <w:rFonts w:ascii="Helvetica" w:hAnsi="Helvetica" w:eastAsia="Helvetica" w:cs="Helvetica"/>
+                <w:i w:val="false"/>
+                <w:b w:val="false"/>
+                <w:u w:val="none"/>
+                <w:sz w:val="22"/>
+                <w:szCs w:val="22"/>
+                <w:color w:val="000000"/>
+              </w:rPr>
+            </w:pPr>
+            <w:r>
+              <w:rPr>
+                <w:rFonts w:ascii="Helvetica" w:hAnsi="Helvetica" w:eastAsia="Helvetica" w:cs="Helvetica"/>
+                <w:i w:val="false"/>
+                <w:b w:val="false"/>
+                <w:u w:val="none"/>
+                <w:sz w:val="22"/>
+                <w:szCs w:val="22"/>
+                <w:color w:val="000000"/>
+              </w:rPr>
+              <w:t xml:space="preserve">0.21, 2.87</w:t>
+            </w:r>
+          </w:p>
+        </w:tc>
+        <w:tc>
+          <w:tcPr>
+            <w:tcBorders>
+              <w:bottom w:val="none" w:sz="0" w:space="0" w:color="000000"/>
+              <w:top w:val="none" w:sz="0" w:space="0" w:color="000000"/>
+              <w:left w:val="none" w:sz="0" w:space="0" w:color="000000"/>
+              <w:right w:val="none" w:sz="0" w:space="0" w:color="000000"/>
+            </w:tcBorders>
+            <w:shd w:val="clear" w:color="auto" w:fill="FFFFFF"/>
+            <w:tcMar>
+              <w:top w:w="0" w:type="dxa"/>
+              <w:bottom w:w="0" w:type="dxa"/>
+              <w:left w:w="0" w:type="dxa"/>
+              <w:right w:w="0" w:type="dxa"/>
+            </w:tcMar>
+            <w:vAlign w:val="top"/>
+          </w:tcPr>
+          <w:p>
+            <w:pPr>
+              <w:pStyle w:val="Normal"/>
+              <w:jc w:val="center"/>
+              <w:pBdr>
+                <w:bottom w:val="none" w:sz="0" w:space="0" w:color="000000"/>
+                <w:top w:val="none" w:sz="0" w:space="0" w:color="000000"/>
+                <w:left w:val="none" w:sz="0" w:space="0" w:color="000000"/>
+                <w:right w:val="none" w:sz="0" w:space="0" w:color="000000"/>
+              </w:pBdr>
+              <w:spacing w:after="100" w:before="100" w:line="240"/>
+              <w:ind w:left="100" w:right="100" w:firstLine="0" w:firstLineChars="0"/>
+              <w:rPr>
+                <w:rFonts w:ascii="Helvetica" w:hAnsi="Helvetica" w:eastAsia="Helvetica" w:cs="Helvetica"/>
+                <w:i w:val="false"/>
+                <w:b w:val="false"/>
+                <w:u w:val="none"/>
+                <w:sz w:val="22"/>
+                <w:szCs w:val="22"/>
+                <w:color w:val="000000"/>
+              </w:rPr>
+            </w:pPr>
+            <w:r>
+              <w:rPr>
+                <w:rFonts w:ascii="Helvetica" w:hAnsi="Helvetica" w:eastAsia="Helvetica" w:cs="Helvetica"/>
+                <w:i w:val="false"/>
+                <w:b w:val="false"/>
+                <w:u w:val="none"/>
+                <w:sz w:val="22"/>
+                <w:szCs w:val="22"/>
+                <w:color w:val="000000"/>
+              </w:rPr>
+              <w:t xml:space="preserve">0.710</w:t>
+            </w:r>
+          </w:p>
+        </w:tc>
+        <w:tc>
+          <w:tcPr>
+            <w:tcBorders>
+              <w:bottom w:val="none" w:sz="0" w:space="0" w:color="000000"/>
+              <w:top w:val="none" w:sz="0" w:space="0" w:color="000000"/>
+              <w:left w:val="none" w:sz="0" w:space="0" w:color="000000"/>
+              <w:right w:val="none" w:sz="0" w:space="0" w:color="000000"/>
+            </w:tcBorders>
+            <w:shd w:val="clear" w:color="auto" w:fill="FFFFFF"/>
+            <w:tcMar>
+              <w:top w:w="0" w:type="dxa"/>
+              <w:bottom w:w="0" w:type="dxa"/>
+              <w:left w:w="0" w:type="dxa"/>
+              <w:right w:w="0" w:type="dxa"/>
+            </w:tcMar>
+            <w:vAlign w:val="top"/>
+          </w:tcPr>
+          <w:p>
+            <w:pPr>
+              <w:pStyle w:val="Normal"/>
+              <w:jc w:val="center"/>
+              <w:pBdr>
+                <w:bottom w:val="none" w:sz="0" w:space="0" w:color="000000"/>
+                <w:top w:val="none" w:sz="0" w:space="0" w:color="000000"/>
+                <w:left w:val="none" w:sz="0" w:space="0" w:color="000000"/>
+                <w:right w:val="none" w:sz="0" w:space="0" w:color="000000"/>
+              </w:pBdr>
+              <w:spacing w:after="100" w:before="100" w:line="240"/>
+              <w:ind w:left="100" w:right="100" w:firstLine="0" w:firstLineChars="0"/>
+              <w:rPr>
+                <w:rFonts w:ascii="Helvetica" w:hAnsi="Helvetica" w:eastAsia="Helvetica" w:cs="Helvetica"/>
+                <w:i w:val="false"/>
+                <w:b w:val="false"/>
+                <w:u w:val="none"/>
+                <w:sz w:val="22"/>
+                <w:szCs w:val="22"/>
+                <w:color w:val="000000"/>
+              </w:rPr>
+            </w:pPr>
+            <w:r>
+              <w:rPr>
+                <w:rFonts w:ascii="Helvetica" w:hAnsi="Helvetica" w:eastAsia="Helvetica" w:cs="Helvetica"/>
+                <w:i w:val="false"/>
+                <w:b w:val="false"/>
+                <w:u w:val="none"/>
+                <w:sz w:val="22"/>
+                <w:szCs w:val="22"/>
+                <w:color w:val="000000"/>
+              </w:rPr>
+              <w:t xml:space="preserve">142</w:t>
+            </w:r>
+          </w:p>
+        </w:tc>
+        <w:tc>
+          <w:tcPr>
+            <w:tcBorders>
+              <w:bottom w:val="none" w:sz="0" w:space="0" w:color="000000"/>
+              <w:top w:val="none" w:sz="0" w:space="0" w:color="000000"/>
+              <w:left w:val="none" w:sz="0" w:space="0" w:color="000000"/>
+              <w:right w:val="none" w:sz="0" w:space="0" w:color="000000"/>
+            </w:tcBorders>
+            <w:shd w:val="clear" w:color="auto" w:fill="FFFFFF"/>
+            <w:tcMar>
+              <w:top w:w="0" w:type="dxa"/>
+              <w:bottom w:w="0" w:type="dxa"/>
+              <w:left w:w="0" w:type="dxa"/>
+              <w:right w:w="0" w:type="dxa"/>
+            </w:tcMar>
+            <w:vAlign w:val="top"/>
+          </w:tcPr>
+          <w:p>
+            <w:pPr>
+              <w:pStyle w:val="Normal"/>
+              <w:jc w:val="center"/>
+              <w:pBdr>
+                <w:bottom w:val="none" w:sz="0" w:space="0" w:color="000000"/>
+                <w:top w:val="none" w:sz="0" w:space="0" w:color="000000"/>
+                <w:left w:val="none" w:sz="0" w:space="0" w:color="000000"/>
+                <w:right w:val="none" w:sz="0" w:space="0" w:color="000000"/>
+              </w:pBdr>
+              <w:spacing w:after="100" w:before="100" w:line="240"/>
+              <w:ind w:left="100" w:right="100" w:firstLine="0" w:firstLineChars="0"/>
+              <w:rPr>
+                <w:rFonts w:ascii="Helvetica" w:hAnsi="Helvetica" w:eastAsia="Helvetica" w:cs="Helvetica"/>
+                <w:i w:val="false"/>
+                <w:b w:val="false"/>
+                <w:u w:val="none"/>
+                <w:sz w:val="22"/>
+                <w:szCs w:val="22"/>
+                <w:color w:val="000000"/>
+              </w:rPr>
+            </w:pPr>
+            <w:r>
+              <w:rPr>
+                <w:rFonts w:ascii="Helvetica" w:hAnsi="Helvetica" w:eastAsia="Helvetica" w:cs="Helvetica"/>
+                <w:i w:val="false"/>
+                <w:b w:val="false"/>
+                <w:u w:val="none"/>
+                <w:sz w:val="22"/>
+                <w:szCs w:val="22"/>
+                <w:color w:val="000000"/>
+              </w:rPr>
+              <w:t xml:space="preserve">0.63</w:t>
+            </w:r>
+          </w:p>
+        </w:tc>
+        <w:tc>
+          <w:tcPr>
+            <w:tcBorders>
+              <w:bottom w:val="none" w:sz="0" w:space="0" w:color="000000"/>
+              <w:top w:val="none" w:sz="0" w:space="0" w:color="000000"/>
+              <w:left w:val="none" w:sz="0" w:space="0" w:color="000000"/>
+              <w:right w:val="none" w:sz="0" w:space="0" w:color="000000"/>
+            </w:tcBorders>
+            <w:shd w:val="clear" w:color="auto" w:fill="FFFFFF"/>
+            <w:tcMar>
+              <w:top w:w="0" w:type="dxa"/>
+              <w:bottom w:w="0" w:type="dxa"/>
+              <w:left w:w="0" w:type="dxa"/>
+              <w:right w:w="0" w:type="dxa"/>
+            </w:tcMar>
+            <w:vAlign w:val="top"/>
+          </w:tcPr>
+          <w:p>
+            <w:pPr>
+              <w:pStyle w:val="Normal"/>
+              <w:jc w:val="center"/>
+              <w:pBdr>
+                <w:bottom w:val="none" w:sz="0" w:space="0" w:color="000000"/>
+                <w:top w:val="none" w:sz="0" w:space="0" w:color="000000"/>
+                <w:left w:val="none" w:sz="0" w:space="0" w:color="000000"/>
+                <w:right w:val="none" w:sz="0" w:space="0" w:color="000000"/>
+              </w:pBdr>
+              <w:spacing w:after="100" w:before="100" w:line="240"/>
+              <w:ind w:left="100" w:right="100" w:firstLine="0" w:firstLineChars="0"/>
+              <w:rPr>
+                <w:rFonts w:ascii="Helvetica" w:hAnsi="Helvetica" w:eastAsia="Helvetica" w:cs="Helvetica"/>
+                <w:i w:val="false"/>
+                <w:b w:val="false"/>
+                <w:u w:val="none"/>
+                <w:sz w:val="22"/>
+                <w:szCs w:val="22"/>
+                <w:color w:val="000000"/>
+              </w:rPr>
+            </w:pPr>
+            <w:r>
+              <w:rPr>
+                <w:rFonts w:ascii="Helvetica" w:hAnsi="Helvetica" w:eastAsia="Helvetica" w:cs="Helvetica"/>
+                <w:i w:val="false"/>
+                <w:b w:val="false"/>
+                <w:u w:val="none"/>
+                <w:sz w:val="22"/>
+                <w:szCs w:val="22"/>
+                <w:color w:val="000000"/>
+              </w:rPr>
+              <w:t xml:space="preserve">0.04, 9.20</w:t>
+            </w:r>
+          </w:p>
+        </w:tc>
+        <w:tc>
+          <w:tcPr>
+            <w:tcBorders>
+              <w:bottom w:val="none" w:sz="0" w:space="0" w:color="000000"/>
+              <w:top w:val="none" w:sz="0" w:space="0" w:color="000000"/>
+              <w:left w:val="none" w:sz="0" w:space="0" w:color="000000"/>
+              <w:right w:val="none" w:sz="0" w:space="0" w:color="000000"/>
+            </w:tcBorders>
+            <w:shd w:val="clear" w:color="auto" w:fill="FFFFFF"/>
+            <w:tcMar>
+              <w:top w:w="0" w:type="dxa"/>
+              <w:bottom w:w="0" w:type="dxa"/>
+              <w:left w:w="0" w:type="dxa"/>
+              <w:right w:w="0" w:type="dxa"/>
+            </w:tcMar>
+            <w:vAlign w:val="top"/>
+          </w:tcPr>
+          <w:p>
+            <w:pPr>
+              <w:pStyle w:val="Normal"/>
+              <w:jc w:val="center"/>
+              <w:pBdr>
+                <w:bottom w:val="none" w:sz="0" w:space="0" w:color="000000"/>
+                <w:top w:val="none" w:sz="0" w:space="0" w:color="000000"/>
+                <w:left w:val="none" w:sz="0" w:space="0" w:color="000000"/>
+                <w:right w:val="none" w:sz="0" w:space="0" w:color="000000"/>
+              </w:pBdr>
+              <w:spacing w:after="100" w:before="100" w:line="240"/>
+              <w:ind w:left="100" w:right="100" w:firstLine="0" w:firstLineChars="0"/>
+              <w:rPr>
+                <w:rFonts w:ascii="Helvetica" w:hAnsi="Helvetica" w:eastAsia="Helvetica" w:cs="Helvetica"/>
+                <w:i w:val="false"/>
+                <w:b w:val="false"/>
+                <w:u w:val="none"/>
+                <w:sz w:val="22"/>
+                <w:szCs w:val="22"/>
+                <w:color w:val="000000"/>
+              </w:rPr>
+            </w:pPr>
+            <w:r>
+              <w:rPr>
+                <w:rFonts w:ascii="Helvetica" w:hAnsi="Helvetica" w:eastAsia="Helvetica" w:cs="Helvetica"/>
+                <w:i w:val="false"/>
+                <w:b w:val="false"/>
+                <w:u w:val="none"/>
+                <w:sz w:val="22"/>
+                <w:szCs w:val="22"/>
+                <w:color w:val="000000"/>
+              </w:rPr>
+              <w:t xml:space="preserve">0.740</w:t>
             </w:r>
           </w:p>
         </w:tc>
@@ -10981,7 +10981,7 @@
                 <w:szCs w:val="22"/>
                 <w:color w:val="000000"/>
               </w:rPr>
-              <w:t xml:space="preserve">143</w:t>
+              <w:t xml:space="preserve">142</w:t>
             </w:r>
           </w:p>
         </w:tc>
@@ -11087,272 +11087,272 @@
                 <w:szCs w:val="22"/>
                 <w:color w:val="000000"/>
               </w:rPr>
-              <w:t xml:space="preserve">0.06, 4.44</w:t>
-            </w:r>
-          </w:p>
-        </w:tc>
-        <w:tc>
-          <w:tcPr>
-            <w:tcBorders>
-              <w:bottom w:val="none" w:sz="0" w:space="0" w:color="000000"/>
-              <w:top w:val="none" w:sz="0" w:space="0" w:color="000000"/>
-              <w:left w:val="none" w:sz="0" w:space="0" w:color="000000"/>
-              <w:right w:val="none" w:sz="0" w:space="0" w:color="000000"/>
-            </w:tcBorders>
-            <w:shd w:val="clear" w:color="auto" w:fill="FFFFFF"/>
-            <w:tcMar>
-              <w:top w:w="0" w:type="dxa"/>
-              <w:bottom w:w="0" w:type="dxa"/>
-              <w:left w:w="0" w:type="dxa"/>
-              <w:right w:w="0" w:type="dxa"/>
-            </w:tcMar>
-            <w:vAlign w:val="top"/>
-          </w:tcPr>
-          <w:p>
-            <w:pPr>
-              <w:pStyle w:val="Normal"/>
-              <w:jc w:val="center"/>
-              <w:pBdr>
-                <w:bottom w:val="none" w:sz="0" w:space="0" w:color="000000"/>
-                <w:top w:val="none" w:sz="0" w:space="0" w:color="000000"/>
-                <w:left w:val="none" w:sz="0" w:space="0" w:color="000000"/>
-                <w:right w:val="none" w:sz="0" w:space="0" w:color="000000"/>
-              </w:pBdr>
-              <w:spacing w:after="100" w:before="100" w:line="240"/>
-              <w:ind w:left="100" w:right="100" w:firstLine="0" w:firstLineChars="0"/>
-              <w:rPr>
-                <w:rFonts w:ascii="Helvetica" w:hAnsi="Helvetica" w:eastAsia="Helvetica" w:cs="Helvetica"/>
-                <w:i w:val="false"/>
-                <w:b w:val="false"/>
-                <w:u w:val="none"/>
-                <w:sz w:val="22"/>
-                <w:szCs w:val="22"/>
-                <w:color w:val="000000"/>
-              </w:rPr>
-            </w:pPr>
-            <w:r>
-              <w:rPr>
-                <w:rFonts w:ascii="Helvetica" w:hAnsi="Helvetica" w:eastAsia="Helvetica" w:cs="Helvetica"/>
-                <w:i w:val="false"/>
-                <w:b w:val="false"/>
-                <w:u w:val="none"/>
-                <w:sz w:val="22"/>
-                <w:szCs w:val="22"/>
-                <w:color w:val="000000"/>
-              </w:rPr>
-              <w:t xml:space="preserve">0.550</w:t>
-            </w:r>
-          </w:p>
-        </w:tc>
-        <w:tc>
-          <w:tcPr>
-            <w:tcBorders>
-              <w:bottom w:val="none" w:sz="0" w:space="0" w:color="000000"/>
-              <w:top w:val="none" w:sz="0" w:space="0" w:color="000000"/>
-              <w:left w:val="none" w:sz="0" w:space="0" w:color="000000"/>
-              <w:right w:val="none" w:sz="0" w:space="0" w:color="000000"/>
-            </w:tcBorders>
-            <w:shd w:val="clear" w:color="auto" w:fill="FFFFFF"/>
-            <w:tcMar>
-              <w:top w:w="0" w:type="dxa"/>
-              <w:bottom w:w="0" w:type="dxa"/>
-              <w:left w:w="0" w:type="dxa"/>
-              <w:right w:w="0" w:type="dxa"/>
-            </w:tcMar>
-            <w:vAlign w:val="top"/>
-          </w:tcPr>
-          <w:p>
-            <w:pPr>
-              <w:pStyle w:val="Normal"/>
-              <w:jc w:val="center"/>
-              <w:pBdr>
-                <w:bottom w:val="none" w:sz="0" w:space="0" w:color="000000"/>
-                <w:top w:val="none" w:sz="0" w:space="0" w:color="000000"/>
-                <w:left w:val="none" w:sz="0" w:space="0" w:color="000000"/>
-                <w:right w:val="none" w:sz="0" w:space="0" w:color="000000"/>
-              </w:pBdr>
-              <w:spacing w:after="100" w:before="100" w:line="240"/>
-              <w:ind w:left="100" w:right="100" w:firstLine="0" w:firstLineChars="0"/>
-              <w:rPr>
-                <w:rFonts w:ascii="Helvetica" w:hAnsi="Helvetica" w:eastAsia="Helvetica" w:cs="Helvetica"/>
-                <w:i w:val="false"/>
-                <w:b w:val="false"/>
-                <w:u w:val="none"/>
-                <w:sz w:val="22"/>
-                <w:szCs w:val="22"/>
-                <w:color w:val="000000"/>
-              </w:rPr>
-            </w:pPr>
-            <w:r>
-              <w:rPr>
-                <w:rFonts w:ascii="Helvetica" w:hAnsi="Helvetica" w:eastAsia="Helvetica" w:cs="Helvetica"/>
-                <w:i w:val="false"/>
-                <w:b w:val="false"/>
-                <w:u w:val="none"/>
-                <w:sz w:val="22"/>
-                <w:szCs w:val="22"/>
-                <w:color w:val="000000"/>
-              </w:rPr>
-              <w:t xml:space="preserve">143</w:t>
-            </w:r>
-          </w:p>
-        </w:tc>
-        <w:tc>
-          <w:tcPr>
-            <w:tcBorders>
-              <w:bottom w:val="none" w:sz="0" w:space="0" w:color="000000"/>
-              <w:top w:val="none" w:sz="0" w:space="0" w:color="000000"/>
-              <w:left w:val="none" w:sz="0" w:space="0" w:color="000000"/>
-              <w:right w:val="none" w:sz="0" w:space="0" w:color="000000"/>
-            </w:tcBorders>
-            <w:shd w:val="clear" w:color="auto" w:fill="FFFFFF"/>
-            <w:tcMar>
-              <w:top w:w="0" w:type="dxa"/>
-              <w:bottom w:w="0" w:type="dxa"/>
-              <w:left w:w="0" w:type="dxa"/>
-              <w:right w:w="0" w:type="dxa"/>
-            </w:tcMar>
-            <w:vAlign w:val="top"/>
-          </w:tcPr>
-          <w:p>
-            <w:pPr>
-              <w:pStyle w:val="Normal"/>
-              <w:jc w:val="center"/>
-              <w:pBdr>
-                <w:bottom w:val="none" w:sz="0" w:space="0" w:color="000000"/>
-                <w:top w:val="none" w:sz="0" w:space="0" w:color="000000"/>
-                <w:left w:val="none" w:sz="0" w:space="0" w:color="000000"/>
-                <w:right w:val="none" w:sz="0" w:space="0" w:color="000000"/>
-              </w:pBdr>
-              <w:spacing w:after="100" w:before="100" w:line="240"/>
-              <w:ind w:left="100" w:right="100" w:firstLine="0" w:firstLineChars="0"/>
-              <w:rPr>
-                <w:rFonts w:ascii="Helvetica" w:hAnsi="Helvetica" w:eastAsia="Helvetica" w:cs="Helvetica"/>
-                <w:i w:val="false"/>
-                <w:b w:val="false"/>
-                <w:u w:val="none"/>
-                <w:sz w:val="22"/>
-                <w:szCs w:val="22"/>
-                <w:color w:val="000000"/>
-              </w:rPr>
-            </w:pPr>
-            <w:r>
-              <w:rPr>
-                <w:rFonts w:ascii="Helvetica" w:hAnsi="Helvetica" w:eastAsia="Helvetica" w:cs="Helvetica"/>
-                <w:i w:val="false"/>
-                <w:b w:val="false"/>
-                <w:u w:val="none"/>
-                <w:sz w:val="22"/>
-                <w:szCs w:val="22"/>
-                <w:color w:val="000000"/>
-              </w:rPr>
-              <w:t xml:space="preserve">0.39</w:t>
-            </w:r>
-          </w:p>
-        </w:tc>
-        <w:tc>
-          <w:tcPr>
-            <w:tcBorders>
-              <w:bottom w:val="none" w:sz="0" w:space="0" w:color="000000"/>
-              <w:top w:val="none" w:sz="0" w:space="0" w:color="000000"/>
-              <w:left w:val="none" w:sz="0" w:space="0" w:color="000000"/>
-              <w:right w:val="none" w:sz="0" w:space="0" w:color="000000"/>
-            </w:tcBorders>
-            <w:shd w:val="clear" w:color="auto" w:fill="FFFFFF"/>
-            <w:tcMar>
-              <w:top w:w="0" w:type="dxa"/>
-              <w:bottom w:w="0" w:type="dxa"/>
-              <w:left w:w="0" w:type="dxa"/>
-              <w:right w:w="0" w:type="dxa"/>
-            </w:tcMar>
-            <w:vAlign w:val="top"/>
-          </w:tcPr>
-          <w:p>
-            <w:pPr>
-              <w:pStyle w:val="Normal"/>
-              <w:jc w:val="center"/>
-              <w:pBdr>
-                <w:bottom w:val="none" w:sz="0" w:space="0" w:color="000000"/>
-                <w:top w:val="none" w:sz="0" w:space="0" w:color="000000"/>
-                <w:left w:val="none" w:sz="0" w:space="0" w:color="000000"/>
-                <w:right w:val="none" w:sz="0" w:space="0" w:color="000000"/>
-              </w:pBdr>
-              <w:spacing w:after="100" w:before="100" w:line="240"/>
-              <w:ind w:left="100" w:right="100" w:firstLine="0" w:firstLineChars="0"/>
-              <w:rPr>
-                <w:rFonts w:ascii="Helvetica" w:hAnsi="Helvetica" w:eastAsia="Helvetica" w:cs="Helvetica"/>
-                <w:i w:val="false"/>
-                <w:b w:val="false"/>
-                <w:u w:val="none"/>
-                <w:sz w:val="22"/>
-                <w:szCs w:val="22"/>
-                <w:color w:val="000000"/>
-              </w:rPr>
-            </w:pPr>
-            <w:r>
-              <w:rPr>
-                <w:rFonts w:ascii="Helvetica" w:hAnsi="Helvetica" w:eastAsia="Helvetica" w:cs="Helvetica"/>
-                <w:i w:val="false"/>
-                <w:b w:val="false"/>
-                <w:u w:val="none"/>
-                <w:sz w:val="22"/>
-                <w:szCs w:val="22"/>
-                <w:color w:val="000000"/>
-              </w:rPr>
-              <w:t xml:space="preserve">0.06, 2.55</w:t>
-            </w:r>
-          </w:p>
-        </w:tc>
-        <w:tc>
-          <w:tcPr>
-            <w:tcBorders>
-              <w:bottom w:val="none" w:sz="0" w:space="0" w:color="000000"/>
-              <w:top w:val="none" w:sz="0" w:space="0" w:color="000000"/>
-              <w:left w:val="none" w:sz="0" w:space="0" w:color="000000"/>
-              <w:right w:val="none" w:sz="0" w:space="0" w:color="000000"/>
-            </w:tcBorders>
-            <w:shd w:val="clear" w:color="auto" w:fill="FFFFFF"/>
-            <w:tcMar>
-              <w:top w:w="0" w:type="dxa"/>
-              <w:bottom w:w="0" w:type="dxa"/>
-              <w:left w:w="0" w:type="dxa"/>
-              <w:right w:w="0" w:type="dxa"/>
-            </w:tcMar>
-            <w:vAlign w:val="top"/>
-          </w:tcPr>
-          <w:p>
-            <w:pPr>
-              <w:pStyle w:val="Normal"/>
-              <w:jc w:val="center"/>
-              <w:pBdr>
-                <w:bottom w:val="none" w:sz="0" w:space="0" w:color="000000"/>
-                <w:top w:val="none" w:sz="0" w:space="0" w:color="000000"/>
-                <w:left w:val="none" w:sz="0" w:space="0" w:color="000000"/>
-                <w:right w:val="none" w:sz="0" w:space="0" w:color="000000"/>
-              </w:pBdr>
-              <w:spacing w:after="100" w:before="100" w:line="240"/>
-              <w:ind w:left="100" w:right="100" w:firstLine="0" w:firstLineChars="0"/>
-              <w:rPr>
-                <w:rFonts w:ascii="Helvetica" w:hAnsi="Helvetica" w:eastAsia="Helvetica" w:cs="Helvetica"/>
-                <w:i w:val="false"/>
-                <w:b w:val="false"/>
-                <w:u w:val="none"/>
-                <w:sz w:val="22"/>
-                <w:szCs w:val="22"/>
-                <w:color w:val="000000"/>
-              </w:rPr>
-            </w:pPr>
-            <w:r>
-              <w:rPr>
-                <w:rFonts w:ascii="Helvetica" w:hAnsi="Helvetica" w:eastAsia="Helvetica" w:cs="Helvetica"/>
-                <w:i w:val="false"/>
-                <w:b w:val="false"/>
-                <w:u w:val="none"/>
-                <w:sz w:val="22"/>
-                <w:szCs w:val="22"/>
-                <w:color w:val="000000"/>
-              </w:rPr>
-              <w:t xml:space="preserve">0.320</w:t>
+              <w:t xml:space="preserve">0.06, 4.48</w:t>
+            </w:r>
+          </w:p>
+        </w:tc>
+        <w:tc>
+          <w:tcPr>
+            <w:tcBorders>
+              <w:bottom w:val="none" w:sz="0" w:space="0" w:color="000000"/>
+              <w:top w:val="none" w:sz="0" w:space="0" w:color="000000"/>
+              <w:left w:val="none" w:sz="0" w:space="0" w:color="000000"/>
+              <w:right w:val="none" w:sz="0" w:space="0" w:color="000000"/>
+            </w:tcBorders>
+            <w:shd w:val="clear" w:color="auto" w:fill="FFFFFF"/>
+            <w:tcMar>
+              <w:top w:w="0" w:type="dxa"/>
+              <w:bottom w:w="0" w:type="dxa"/>
+              <w:left w:w="0" w:type="dxa"/>
+              <w:right w:w="0" w:type="dxa"/>
+            </w:tcMar>
+            <w:vAlign w:val="top"/>
+          </w:tcPr>
+          <w:p>
+            <w:pPr>
+              <w:pStyle w:val="Normal"/>
+              <w:jc w:val="center"/>
+              <w:pBdr>
+                <w:bottom w:val="none" w:sz="0" w:space="0" w:color="000000"/>
+                <w:top w:val="none" w:sz="0" w:space="0" w:color="000000"/>
+                <w:left w:val="none" w:sz="0" w:space="0" w:color="000000"/>
+                <w:right w:val="none" w:sz="0" w:space="0" w:color="000000"/>
+              </w:pBdr>
+              <w:spacing w:after="100" w:before="100" w:line="240"/>
+              <w:ind w:left="100" w:right="100" w:firstLine="0" w:firstLineChars="0"/>
+              <w:rPr>
+                <w:rFonts w:ascii="Helvetica" w:hAnsi="Helvetica" w:eastAsia="Helvetica" w:cs="Helvetica"/>
+                <w:i w:val="false"/>
+                <w:b w:val="false"/>
+                <w:u w:val="none"/>
+                <w:sz w:val="22"/>
+                <w:szCs w:val="22"/>
+                <w:color w:val="000000"/>
+              </w:rPr>
+            </w:pPr>
+            <w:r>
+              <w:rPr>
+                <w:rFonts w:ascii="Helvetica" w:hAnsi="Helvetica" w:eastAsia="Helvetica" w:cs="Helvetica"/>
+                <w:i w:val="false"/>
+                <w:b w:val="false"/>
+                <w:u w:val="none"/>
+                <w:sz w:val="22"/>
+                <w:szCs w:val="22"/>
+                <w:color w:val="000000"/>
+              </w:rPr>
+              <w:t xml:space="preserve">0.560</w:t>
+            </w:r>
+          </w:p>
+        </w:tc>
+        <w:tc>
+          <w:tcPr>
+            <w:tcBorders>
+              <w:bottom w:val="none" w:sz="0" w:space="0" w:color="000000"/>
+              <w:top w:val="none" w:sz="0" w:space="0" w:color="000000"/>
+              <w:left w:val="none" w:sz="0" w:space="0" w:color="000000"/>
+              <w:right w:val="none" w:sz="0" w:space="0" w:color="000000"/>
+            </w:tcBorders>
+            <w:shd w:val="clear" w:color="auto" w:fill="FFFFFF"/>
+            <w:tcMar>
+              <w:top w:w="0" w:type="dxa"/>
+              <w:bottom w:w="0" w:type="dxa"/>
+              <w:left w:w="0" w:type="dxa"/>
+              <w:right w:w="0" w:type="dxa"/>
+            </w:tcMar>
+            <w:vAlign w:val="top"/>
+          </w:tcPr>
+          <w:p>
+            <w:pPr>
+              <w:pStyle w:val="Normal"/>
+              <w:jc w:val="center"/>
+              <w:pBdr>
+                <w:bottom w:val="none" w:sz="0" w:space="0" w:color="000000"/>
+                <w:top w:val="none" w:sz="0" w:space="0" w:color="000000"/>
+                <w:left w:val="none" w:sz="0" w:space="0" w:color="000000"/>
+                <w:right w:val="none" w:sz="0" w:space="0" w:color="000000"/>
+              </w:pBdr>
+              <w:spacing w:after="100" w:before="100" w:line="240"/>
+              <w:ind w:left="100" w:right="100" w:firstLine="0" w:firstLineChars="0"/>
+              <w:rPr>
+                <w:rFonts w:ascii="Helvetica" w:hAnsi="Helvetica" w:eastAsia="Helvetica" w:cs="Helvetica"/>
+                <w:i w:val="false"/>
+                <w:b w:val="false"/>
+                <w:u w:val="none"/>
+                <w:sz w:val="22"/>
+                <w:szCs w:val="22"/>
+                <w:color w:val="000000"/>
+              </w:rPr>
+            </w:pPr>
+            <w:r>
+              <w:rPr>
+                <w:rFonts w:ascii="Helvetica" w:hAnsi="Helvetica" w:eastAsia="Helvetica" w:cs="Helvetica"/>
+                <w:i w:val="false"/>
+                <w:b w:val="false"/>
+                <w:u w:val="none"/>
+                <w:sz w:val="22"/>
+                <w:szCs w:val="22"/>
+                <w:color w:val="000000"/>
+              </w:rPr>
+              <w:t xml:space="preserve">142</w:t>
+            </w:r>
+          </w:p>
+        </w:tc>
+        <w:tc>
+          <w:tcPr>
+            <w:tcBorders>
+              <w:bottom w:val="none" w:sz="0" w:space="0" w:color="000000"/>
+              <w:top w:val="none" w:sz="0" w:space="0" w:color="000000"/>
+              <w:left w:val="none" w:sz="0" w:space="0" w:color="000000"/>
+              <w:right w:val="none" w:sz="0" w:space="0" w:color="000000"/>
+            </w:tcBorders>
+            <w:shd w:val="clear" w:color="auto" w:fill="FFFFFF"/>
+            <w:tcMar>
+              <w:top w:w="0" w:type="dxa"/>
+              <w:bottom w:w="0" w:type="dxa"/>
+              <w:left w:w="0" w:type="dxa"/>
+              <w:right w:w="0" w:type="dxa"/>
+            </w:tcMar>
+            <w:vAlign w:val="top"/>
+          </w:tcPr>
+          <w:p>
+            <w:pPr>
+              <w:pStyle w:val="Normal"/>
+              <w:jc w:val="center"/>
+              <w:pBdr>
+                <w:bottom w:val="none" w:sz="0" w:space="0" w:color="000000"/>
+                <w:top w:val="none" w:sz="0" w:space="0" w:color="000000"/>
+                <w:left w:val="none" w:sz="0" w:space="0" w:color="000000"/>
+                <w:right w:val="none" w:sz="0" w:space="0" w:color="000000"/>
+              </w:pBdr>
+              <w:spacing w:after="100" w:before="100" w:line="240"/>
+              <w:ind w:left="100" w:right="100" w:firstLine="0" w:firstLineChars="0"/>
+              <w:rPr>
+                <w:rFonts w:ascii="Helvetica" w:hAnsi="Helvetica" w:eastAsia="Helvetica" w:cs="Helvetica"/>
+                <w:i w:val="false"/>
+                <w:b w:val="false"/>
+                <w:u w:val="none"/>
+                <w:sz w:val="22"/>
+                <w:szCs w:val="22"/>
+                <w:color w:val="000000"/>
+              </w:rPr>
+            </w:pPr>
+            <w:r>
+              <w:rPr>
+                <w:rFonts w:ascii="Helvetica" w:hAnsi="Helvetica" w:eastAsia="Helvetica" w:cs="Helvetica"/>
+                <w:i w:val="false"/>
+                <w:b w:val="false"/>
+                <w:u w:val="none"/>
+                <w:sz w:val="22"/>
+                <w:szCs w:val="22"/>
+                <w:color w:val="000000"/>
+              </w:rPr>
+              <w:t xml:space="preserve">0.36</w:t>
+            </w:r>
+          </w:p>
+        </w:tc>
+        <w:tc>
+          <w:tcPr>
+            <w:tcBorders>
+              <w:bottom w:val="none" w:sz="0" w:space="0" w:color="000000"/>
+              <w:top w:val="none" w:sz="0" w:space="0" w:color="000000"/>
+              <w:left w:val="none" w:sz="0" w:space="0" w:color="000000"/>
+              <w:right w:val="none" w:sz="0" w:space="0" w:color="000000"/>
+            </w:tcBorders>
+            <w:shd w:val="clear" w:color="auto" w:fill="FFFFFF"/>
+            <w:tcMar>
+              <w:top w:w="0" w:type="dxa"/>
+              <w:bottom w:w="0" w:type="dxa"/>
+              <w:left w:w="0" w:type="dxa"/>
+              <w:right w:w="0" w:type="dxa"/>
+            </w:tcMar>
+            <w:vAlign w:val="top"/>
+          </w:tcPr>
+          <w:p>
+            <w:pPr>
+              <w:pStyle w:val="Normal"/>
+              <w:jc w:val="center"/>
+              <w:pBdr>
+                <w:bottom w:val="none" w:sz="0" w:space="0" w:color="000000"/>
+                <w:top w:val="none" w:sz="0" w:space="0" w:color="000000"/>
+                <w:left w:val="none" w:sz="0" w:space="0" w:color="000000"/>
+                <w:right w:val="none" w:sz="0" w:space="0" w:color="000000"/>
+              </w:pBdr>
+              <w:spacing w:after="100" w:before="100" w:line="240"/>
+              <w:ind w:left="100" w:right="100" w:firstLine="0" w:firstLineChars="0"/>
+              <w:rPr>
+                <w:rFonts w:ascii="Helvetica" w:hAnsi="Helvetica" w:eastAsia="Helvetica" w:cs="Helvetica"/>
+                <w:i w:val="false"/>
+                <w:b w:val="false"/>
+                <w:u w:val="none"/>
+                <w:sz w:val="22"/>
+                <w:szCs w:val="22"/>
+                <w:color w:val="000000"/>
+              </w:rPr>
+            </w:pPr>
+            <w:r>
+              <w:rPr>
+                <w:rFonts w:ascii="Helvetica" w:hAnsi="Helvetica" w:eastAsia="Helvetica" w:cs="Helvetica"/>
+                <w:i w:val="false"/>
+                <w:b w:val="false"/>
+                <w:u w:val="none"/>
+                <w:sz w:val="22"/>
+                <w:szCs w:val="22"/>
+                <w:color w:val="000000"/>
+              </w:rPr>
+              <w:t xml:space="preserve">0.05, 2.45</w:t>
+            </w:r>
+          </w:p>
+        </w:tc>
+        <w:tc>
+          <w:tcPr>
+            <w:tcBorders>
+              <w:bottom w:val="none" w:sz="0" w:space="0" w:color="000000"/>
+              <w:top w:val="none" w:sz="0" w:space="0" w:color="000000"/>
+              <w:left w:val="none" w:sz="0" w:space="0" w:color="000000"/>
+              <w:right w:val="none" w:sz="0" w:space="0" w:color="000000"/>
+            </w:tcBorders>
+            <w:shd w:val="clear" w:color="auto" w:fill="FFFFFF"/>
+            <w:tcMar>
+              <w:top w:w="0" w:type="dxa"/>
+              <w:bottom w:w="0" w:type="dxa"/>
+              <w:left w:w="0" w:type="dxa"/>
+              <w:right w:w="0" w:type="dxa"/>
+            </w:tcMar>
+            <w:vAlign w:val="top"/>
+          </w:tcPr>
+          <w:p>
+            <w:pPr>
+              <w:pStyle w:val="Normal"/>
+              <w:jc w:val="center"/>
+              <w:pBdr>
+                <w:bottom w:val="none" w:sz="0" w:space="0" w:color="000000"/>
+                <w:top w:val="none" w:sz="0" w:space="0" w:color="000000"/>
+                <w:left w:val="none" w:sz="0" w:space="0" w:color="000000"/>
+                <w:right w:val="none" w:sz="0" w:space="0" w:color="000000"/>
+              </w:pBdr>
+              <w:spacing w:after="100" w:before="100" w:line="240"/>
+              <w:ind w:left="100" w:right="100" w:firstLine="0" w:firstLineChars="0"/>
+              <w:rPr>
+                <w:rFonts w:ascii="Helvetica" w:hAnsi="Helvetica" w:eastAsia="Helvetica" w:cs="Helvetica"/>
+                <w:i w:val="false"/>
+                <w:b w:val="false"/>
+                <w:u w:val="none"/>
+                <w:sz w:val="22"/>
+                <w:szCs w:val="22"/>
+                <w:color w:val="000000"/>
+              </w:rPr>
+            </w:pPr>
+            <w:r>
+              <w:rPr>
+                <w:rFonts w:ascii="Helvetica" w:hAnsi="Helvetica" w:eastAsia="Helvetica" w:cs="Helvetica"/>
+                <w:i w:val="false"/>
+                <w:b w:val="false"/>
+                <w:u w:val="none"/>
+                <w:sz w:val="22"/>
+                <w:szCs w:val="22"/>
+                <w:color w:val="000000"/>
+              </w:rPr>
+              <w:t xml:space="preserve">0.300</w:t>
             </w:r>
           </w:p>
         </w:tc>
@@ -11464,325 +11464,325 @@
                 <w:szCs w:val="22"/>
                 <w:color w:val="000000"/>
               </w:rPr>
-              <w:t xml:space="preserve">143</w:t>
-            </w:r>
-          </w:p>
-        </w:tc>
-        <w:tc>
-          <w:tcPr>
-            <w:tcBorders>
-              <w:bottom w:val="none" w:sz="0" w:space="0" w:color="000000"/>
-              <w:top w:val="none" w:sz="0" w:space="0" w:color="000000"/>
-              <w:left w:val="none" w:sz="0" w:space="0" w:color="000000"/>
-              <w:right w:val="none" w:sz="0" w:space="0" w:color="000000"/>
-            </w:tcBorders>
-            <w:shd w:val="clear" w:color="auto" w:fill="FFFFFF"/>
-            <w:tcMar>
-              <w:top w:w="0" w:type="dxa"/>
-              <w:bottom w:w="0" w:type="dxa"/>
-              <w:left w:w="0" w:type="dxa"/>
-              <w:right w:w="0" w:type="dxa"/>
-            </w:tcMar>
-            <w:vAlign w:val="top"/>
-          </w:tcPr>
-          <w:p>
-            <w:pPr>
-              <w:pStyle w:val="Normal"/>
-              <w:jc w:val="center"/>
-              <w:pBdr>
-                <w:bottom w:val="none" w:sz="0" w:space="0" w:color="000000"/>
-                <w:top w:val="none" w:sz="0" w:space="0" w:color="000000"/>
-                <w:left w:val="none" w:sz="0" w:space="0" w:color="000000"/>
-                <w:right w:val="none" w:sz="0" w:space="0" w:color="000000"/>
-              </w:pBdr>
-              <w:spacing w:after="100" w:before="100" w:line="240"/>
-              <w:ind w:left="100" w:right="100" w:firstLine="0" w:firstLineChars="0"/>
-              <w:rPr>
-                <w:rFonts w:ascii="Helvetica" w:hAnsi="Helvetica" w:eastAsia="Helvetica" w:cs="Helvetica"/>
-                <w:i w:val="false"/>
-                <w:b w:val="false"/>
-                <w:u w:val="none"/>
-                <w:sz w:val="22"/>
-                <w:szCs w:val="22"/>
-                <w:color w:val="000000"/>
-              </w:rPr>
-            </w:pPr>
-            <w:r>
-              <w:rPr>
-                <w:rFonts w:ascii="Helvetica" w:hAnsi="Helvetica" w:eastAsia="Helvetica" w:cs="Helvetica"/>
-                <w:i w:val="false"/>
-                <w:b w:val="false"/>
-                <w:u w:val="none"/>
-                <w:sz w:val="22"/>
-                <w:szCs w:val="22"/>
-                <w:color w:val="000000"/>
-              </w:rPr>
-              <w:t xml:space="preserve">1.71</w:t>
-            </w:r>
-          </w:p>
-        </w:tc>
-        <w:tc>
-          <w:tcPr>
-            <w:tcBorders>
-              <w:bottom w:val="none" w:sz="0" w:space="0" w:color="000000"/>
-              <w:top w:val="none" w:sz="0" w:space="0" w:color="000000"/>
-              <w:left w:val="none" w:sz="0" w:space="0" w:color="000000"/>
-              <w:right w:val="none" w:sz="0" w:space="0" w:color="000000"/>
-            </w:tcBorders>
-            <w:shd w:val="clear" w:color="auto" w:fill="FFFFFF"/>
-            <w:tcMar>
-              <w:top w:w="0" w:type="dxa"/>
-              <w:bottom w:w="0" w:type="dxa"/>
-              <w:left w:w="0" w:type="dxa"/>
-              <w:right w:w="0" w:type="dxa"/>
-            </w:tcMar>
-            <w:vAlign w:val="top"/>
-          </w:tcPr>
-          <w:p>
-            <w:pPr>
-              <w:pStyle w:val="Normal"/>
-              <w:jc w:val="center"/>
-              <w:pBdr>
-                <w:bottom w:val="none" w:sz="0" w:space="0" w:color="000000"/>
-                <w:top w:val="none" w:sz="0" w:space="0" w:color="000000"/>
-                <w:left w:val="none" w:sz="0" w:space="0" w:color="000000"/>
-                <w:right w:val="none" w:sz="0" w:space="0" w:color="000000"/>
-              </w:pBdr>
-              <w:spacing w:after="100" w:before="100" w:line="240"/>
-              <w:ind w:left="100" w:right="100" w:firstLine="0" w:firstLineChars="0"/>
-              <w:rPr>
-                <w:rFonts w:ascii="Helvetica" w:hAnsi="Helvetica" w:eastAsia="Helvetica" w:cs="Helvetica"/>
-                <w:i w:val="false"/>
-                <w:b w:val="false"/>
-                <w:u w:val="none"/>
-                <w:sz w:val="22"/>
-                <w:szCs w:val="22"/>
-                <w:color w:val="000000"/>
-              </w:rPr>
-            </w:pPr>
-            <w:r>
-              <w:rPr>
-                <w:rFonts w:ascii="Helvetica" w:hAnsi="Helvetica" w:eastAsia="Helvetica" w:cs="Helvetica"/>
-                <w:i w:val="false"/>
-                <w:b w:val="false"/>
-                <w:u w:val="none"/>
-                <w:sz w:val="22"/>
-                <w:szCs w:val="22"/>
-                <w:color w:val="000000"/>
-              </w:rPr>
-              <w:t xml:space="preserve">0.64, 4.60</w:t>
-            </w:r>
-          </w:p>
-        </w:tc>
-        <w:tc>
-          <w:tcPr>
-            <w:tcBorders>
-              <w:bottom w:val="none" w:sz="0" w:space="0" w:color="000000"/>
-              <w:top w:val="none" w:sz="0" w:space="0" w:color="000000"/>
-              <w:left w:val="none" w:sz="0" w:space="0" w:color="000000"/>
-              <w:right w:val="none" w:sz="0" w:space="0" w:color="000000"/>
-            </w:tcBorders>
-            <w:shd w:val="clear" w:color="auto" w:fill="FFFFFF"/>
-            <w:tcMar>
-              <w:top w:w="0" w:type="dxa"/>
-              <w:bottom w:w="0" w:type="dxa"/>
-              <w:left w:w="0" w:type="dxa"/>
-              <w:right w:w="0" w:type="dxa"/>
-            </w:tcMar>
-            <w:vAlign w:val="top"/>
-          </w:tcPr>
-          <w:p>
-            <w:pPr>
-              <w:pStyle w:val="Normal"/>
-              <w:jc w:val="center"/>
-              <w:pBdr>
-                <w:bottom w:val="none" w:sz="0" w:space="0" w:color="000000"/>
-                <w:top w:val="none" w:sz="0" w:space="0" w:color="000000"/>
-                <w:left w:val="none" w:sz="0" w:space="0" w:color="000000"/>
-                <w:right w:val="none" w:sz="0" w:space="0" w:color="000000"/>
-              </w:pBdr>
-              <w:spacing w:after="100" w:before="100" w:line="240"/>
-              <w:ind w:left="100" w:right="100" w:firstLine="0" w:firstLineChars="0"/>
-              <w:rPr>
-                <w:rFonts w:ascii="Helvetica" w:hAnsi="Helvetica" w:eastAsia="Helvetica" w:cs="Helvetica"/>
-                <w:i w:val="false"/>
-                <w:b w:val="false"/>
-                <w:u w:val="none"/>
-                <w:sz w:val="22"/>
-                <w:szCs w:val="22"/>
-                <w:color w:val="000000"/>
-              </w:rPr>
-            </w:pPr>
-            <w:r>
-              <w:rPr>
-                <w:rFonts w:ascii="Helvetica" w:hAnsi="Helvetica" w:eastAsia="Helvetica" w:cs="Helvetica"/>
-                <w:i w:val="false"/>
-                <w:b w:val="false"/>
-                <w:u w:val="none"/>
-                <w:sz w:val="22"/>
-                <w:szCs w:val="22"/>
-                <w:color w:val="000000"/>
-              </w:rPr>
-              <w:t xml:space="preserve">0.290</w:t>
-            </w:r>
-          </w:p>
-        </w:tc>
-        <w:tc>
-          <w:tcPr>
-            <w:tcBorders>
-              <w:bottom w:val="none" w:sz="0" w:space="0" w:color="000000"/>
-              <w:top w:val="none" w:sz="0" w:space="0" w:color="000000"/>
-              <w:left w:val="none" w:sz="0" w:space="0" w:color="000000"/>
-              <w:right w:val="none" w:sz="0" w:space="0" w:color="000000"/>
-            </w:tcBorders>
-            <w:shd w:val="clear" w:color="auto" w:fill="FFFFFF"/>
-            <w:tcMar>
-              <w:top w:w="0" w:type="dxa"/>
-              <w:bottom w:w="0" w:type="dxa"/>
-              <w:left w:w="0" w:type="dxa"/>
-              <w:right w:w="0" w:type="dxa"/>
-            </w:tcMar>
-            <w:vAlign w:val="top"/>
-          </w:tcPr>
-          <w:p>
-            <w:pPr>
-              <w:pStyle w:val="Normal"/>
-              <w:jc w:val="center"/>
-              <w:pBdr>
-                <w:bottom w:val="none" w:sz="0" w:space="0" w:color="000000"/>
-                <w:top w:val="none" w:sz="0" w:space="0" w:color="000000"/>
-                <w:left w:val="none" w:sz="0" w:space="0" w:color="000000"/>
-                <w:right w:val="none" w:sz="0" w:space="0" w:color="000000"/>
-              </w:pBdr>
-              <w:spacing w:after="100" w:before="100" w:line="240"/>
-              <w:ind w:left="100" w:right="100" w:firstLine="0" w:firstLineChars="0"/>
-              <w:rPr>
-                <w:rFonts w:ascii="Helvetica" w:hAnsi="Helvetica" w:eastAsia="Helvetica" w:cs="Helvetica"/>
-                <w:i w:val="false"/>
-                <w:b w:val="false"/>
-                <w:u w:val="none"/>
-                <w:sz w:val="22"/>
-                <w:szCs w:val="22"/>
-                <w:color w:val="000000"/>
-              </w:rPr>
-            </w:pPr>
-            <w:r>
-              <w:rPr>
-                <w:rFonts w:ascii="Helvetica" w:hAnsi="Helvetica" w:eastAsia="Helvetica" w:cs="Helvetica"/>
-                <w:i w:val="false"/>
-                <w:b w:val="false"/>
-                <w:u w:val="none"/>
-                <w:sz w:val="22"/>
-                <w:szCs w:val="22"/>
-                <w:color w:val="000000"/>
-              </w:rPr>
-              <w:t xml:space="preserve">143</w:t>
-            </w:r>
-          </w:p>
-        </w:tc>
-        <w:tc>
-          <w:tcPr>
-            <w:tcBorders>
-              <w:bottom w:val="none" w:sz="0" w:space="0" w:color="000000"/>
-              <w:top w:val="none" w:sz="0" w:space="0" w:color="000000"/>
-              <w:left w:val="none" w:sz="0" w:space="0" w:color="000000"/>
-              <w:right w:val="none" w:sz="0" w:space="0" w:color="000000"/>
-            </w:tcBorders>
-            <w:shd w:val="clear" w:color="auto" w:fill="FFFFFF"/>
-            <w:tcMar>
-              <w:top w:w="0" w:type="dxa"/>
-              <w:bottom w:w="0" w:type="dxa"/>
-              <w:left w:w="0" w:type="dxa"/>
-              <w:right w:w="0" w:type="dxa"/>
-            </w:tcMar>
-            <w:vAlign w:val="top"/>
-          </w:tcPr>
-          <w:p>
-            <w:pPr>
-              <w:pStyle w:val="Normal"/>
-              <w:jc w:val="center"/>
-              <w:pBdr>
-                <w:bottom w:val="none" w:sz="0" w:space="0" w:color="000000"/>
-                <w:top w:val="none" w:sz="0" w:space="0" w:color="000000"/>
-                <w:left w:val="none" w:sz="0" w:space="0" w:color="000000"/>
-                <w:right w:val="none" w:sz="0" w:space="0" w:color="000000"/>
-              </w:pBdr>
-              <w:spacing w:after="100" w:before="100" w:line="240"/>
-              <w:ind w:left="100" w:right="100" w:firstLine="0" w:firstLineChars="0"/>
-              <w:rPr>
-                <w:rFonts w:ascii="Helvetica" w:hAnsi="Helvetica" w:eastAsia="Helvetica" w:cs="Helvetica"/>
-                <w:i w:val="false"/>
-                <w:b w:val="false"/>
-                <w:u w:val="none"/>
-                <w:sz w:val="22"/>
-                <w:szCs w:val="22"/>
-                <w:color w:val="000000"/>
-              </w:rPr>
-            </w:pPr>
-            <w:r>
-              <w:rPr>
-                <w:rFonts w:ascii="Helvetica" w:hAnsi="Helvetica" w:eastAsia="Helvetica" w:cs="Helvetica"/>
-                <w:i w:val="false"/>
-                <w:b w:val="false"/>
-                <w:u w:val="none"/>
-                <w:sz w:val="22"/>
-                <w:szCs w:val="22"/>
-                <w:color w:val="000000"/>
-              </w:rPr>
-              <w:t xml:space="preserve">3.46</w:t>
-            </w:r>
-          </w:p>
-        </w:tc>
-        <w:tc>
-          <w:tcPr>
-            <w:tcBorders>
-              <w:bottom w:val="none" w:sz="0" w:space="0" w:color="000000"/>
-              <w:top w:val="none" w:sz="0" w:space="0" w:color="000000"/>
-              <w:left w:val="none" w:sz="0" w:space="0" w:color="000000"/>
-              <w:right w:val="none" w:sz="0" w:space="0" w:color="000000"/>
-            </w:tcBorders>
-            <w:shd w:val="clear" w:color="auto" w:fill="FFFFFF"/>
-            <w:tcMar>
-              <w:top w:w="0" w:type="dxa"/>
-              <w:bottom w:w="0" w:type="dxa"/>
-              <w:left w:w="0" w:type="dxa"/>
-              <w:right w:w="0" w:type="dxa"/>
-            </w:tcMar>
-            <w:vAlign w:val="top"/>
-          </w:tcPr>
-          <w:p>
-            <w:pPr>
-              <w:pStyle w:val="Normal"/>
-              <w:jc w:val="center"/>
-              <w:pBdr>
-                <w:bottom w:val="none" w:sz="0" w:space="0" w:color="000000"/>
-                <w:top w:val="none" w:sz="0" w:space="0" w:color="000000"/>
-                <w:left w:val="none" w:sz="0" w:space="0" w:color="000000"/>
-                <w:right w:val="none" w:sz="0" w:space="0" w:color="000000"/>
-              </w:pBdr>
-              <w:spacing w:after="100" w:before="100" w:line="240"/>
-              <w:ind w:left="100" w:right="100" w:firstLine="0" w:firstLineChars="0"/>
-              <w:rPr>
-                <w:rFonts w:ascii="Helvetica" w:hAnsi="Helvetica" w:eastAsia="Helvetica" w:cs="Helvetica"/>
-                <w:i w:val="false"/>
-                <w:b w:val="false"/>
-                <w:u w:val="none"/>
-                <w:sz w:val="22"/>
-                <w:szCs w:val="22"/>
-                <w:color w:val="000000"/>
-              </w:rPr>
-            </w:pPr>
-            <w:r>
-              <w:rPr>
-                <w:rFonts w:ascii="Helvetica" w:hAnsi="Helvetica" w:eastAsia="Helvetica" w:cs="Helvetica"/>
-                <w:i w:val="false"/>
-                <w:b w:val="false"/>
-                <w:u w:val="none"/>
-                <w:sz w:val="22"/>
-                <w:szCs w:val="22"/>
-                <w:color w:val="000000"/>
-              </w:rPr>
-              <w:t xml:space="preserve">0.70, 17.2</w:t>
+              <w:t xml:space="preserve">142</w:t>
+            </w:r>
+          </w:p>
+        </w:tc>
+        <w:tc>
+          <w:tcPr>
+            <w:tcBorders>
+              <w:bottom w:val="none" w:sz="0" w:space="0" w:color="000000"/>
+              <w:top w:val="none" w:sz="0" w:space="0" w:color="000000"/>
+              <w:left w:val="none" w:sz="0" w:space="0" w:color="000000"/>
+              <w:right w:val="none" w:sz="0" w:space="0" w:color="000000"/>
+            </w:tcBorders>
+            <w:shd w:val="clear" w:color="auto" w:fill="FFFFFF"/>
+            <w:tcMar>
+              <w:top w:w="0" w:type="dxa"/>
+              <w:bottom w:w="0" w:type="dxa"/>
+              <w:left w:w="0" w:type="dxa"/>
+              <w:right w:w="0" w:type="dxa"/>
+            </w:tcMar>
+            <w:vAlign w:val="top"/>
+          </w:tcPr>
+          <w:p>
+            <w:pPr>
+              <w:pStyle w:val="Normal"/>
+              <w:jc w:val="center"/>
+              <w:pBdr>
+                <w:bottom w:val="none" w:sz="0" w:space="0" w:color="000000"/>
+                <w:top w:val="none" w:sz="0" w:space="0" w:color="000000"/>
+                <w:left w:val="none" w:sz="0" w:space="0" w:color="000000"/>
+                <w:right w:val="none" w:sz="0" w:space="0" w:color="000000"/>
+              </w:pBdr>
+              <w:spacing w:after="100" w:before="100" w:line="240"/>
+              <w:ind w:left="100" w:right="100" w:firstLine="0" w:firstLineChars="0"/>
+              <w:rPr>
+                <w:rFonts w:ascii="Helvetica" w:hAnsi="Helvetica" w:eastAsia="Helvetica" w:cs="Helvetica"/>
+                <w:i w:val="false"/>
+                <w:b w:val="false"/>
+                <w:u w:val="none"/>
+                <w:sz w:val="22"/>
+                <w:szCs w:val="22"/>
+                <w:color w:val="000000"/>
+              </w:rPr>
+            </w:pPr>
+            <w:r>
+              <w:rPr>
+                <w:rFonts w:ascii="Helvetica" w:hAnsi="Helvetica" w:eastAsia="Helvetica" w:cs="Helvetica"/>
+                <w:i w:val="false"/>
+                <w:b w:val="false"/>
+                <w:u w:val="none"/>
+                <w:sz w:val="22"/>
+                <w:szCs w:val="22"/>
+                <w:color w:val="000000"/>
+              </w:rPr>
+              <w:t xml:space="preserve">1.74</w:t>
+            </w:r>
+          </w:p>
+        </w:tc>
+        <w:tc>
+          <w:tcPr>
+            <w:tcBorders>
+              <w:bottom w:val="none" w:sz="0" w:space="0" w:color="000000"/>
+              <w:top w:val="none" w:sz="0" w:space="0" w:color="000000"/>
+              <w:left w:val="none" w:sz="0" w:space="0" w:color="000000"/>
+              <w:right w:val="none" w:sz="0" w:space="0" w:color="000000"/>
+            </w:tcBorders>
+            <w:shd w:val="clear" w:color="auto" w:fill="FFFFFF"/>
+            <w:tcMar>
+              <w:top w:w="0" w:type="dxa"/>
+              <w:bottom w:w="0" w:type="dxa"/>
+              <w:left w:w="0" w:type="dxa"/>
+              <w:right w:w="0" w:type="dxa"/>
+            </w:tcMar>
+            <w:vAlign w:val="top"/>
+          </w:tcPr>
+          <w:p>
+            <w:pPr>
+              <w:pStyle w:val="Normal"/>
+              <w:jc w:val="center"/>
+              <w:pBdr>
+                <w:bottom w:val="none" w:sz="0" w:space="0" w:color="000000"/>
+                <w:top w:val="none" w:sz="0" w:space="0" w:color="000000"/>
+                <w:left w:val="none" w:sz="0" w:space="0" w:color="000000"/>
+                <w:right w:val="none" w:sz="0" w:space="0" w:color="000000"/>
+              </w:pBdr>
+              <w:spacing w:after="100" w:before="100" w:line="240"/>
+              <w:ind w:left="100" w:right="100" w:firstLine="0" w:firstLineChars="0"/>
+              <w:rPr>
+                <w:rFonts w:ascii="Helvetica" w:hAnsi="Helvetica" w:eastAsia="Helvetica" w:cs="Helvetica"/>
+                <w:i w:val="false"/>
+                <w:b w:val="false"/>
+                <w:u w:val="none"/>
+                <w:sz w:val="22"/>
+                <w:szCs w:val="22"/>
+                <w:color w:val="000000"/>
+              </w:rPr>
+            </w:pPr>
+            <w:r>
+              <w:rPr>
+                <w:rFonts w:ascii="Helvetica" w:hAnsi="Helvetica" w:eastAsia="Helvetica" w:cs="Helvetica"/>
+                <w:i w:val="false"/>
+                <w:b w:val="false"/>
+                <w:u w:val="none"/>
+                <w:sz w:val="22"/>
+                <w:szCs w:val="22"/>
+                <w:color w:val="000000"/>
+              </w:rPr>
+              <w:t xml:space="preserve">0.65, 4.67</w:t>
+            </w:r>
+          </w:p>
+        </w:tc>
+        <w:tc>
+          <w:tcPr>
+            <w:tcBorders>
+              <w:bottom w:val="none" w:sz="0" w:space="0" w:color="000000"/>
+              <w:top w:val="none" w:sz="0" w:space="0" w:color="000000"/>
+              <w:left w:val="none" w:sz="0" w:space="0" w:color="000000"/>
+              <w:right w:val="none" w:sz="0" w:space="0" w:color="000000"/>
+            </w:tcBorders>
+            <w:shd w:val="clear" w:color="auto" w:fill="FFFFFF"/>
+            <w:tcMar>
+              <w:top w:w="0" w:type="dxa"/>
+              <w:bottom w:w="0" w:type="dxa"/>
+              <w:left w:w="0" w:type="dxa"/>
+              <w:right w:w="0" w:type="dxa"/>
+            </w:tcMar>
+            <w:vAlign w:val="top"/>
+          </w:tcPr>
+          <w:p>
+            <w:pPr>
+              <w:pStyle w:val="Normal"/>
+              <w:jc w:val="center"/>
+              <w:pBdr>
+                <w:bottom w:val="none" w:sz="0" w:space="0" w:color="000000"/>
+                <w:top w:val="none" w:sz="0" w:space="0" w:color="000000"/>
+                <w:left w:val="none" w:sz="0" w:space="0" w:color="000000"/>
+                <w:right w:val="none" w:sz="0" w:space="0" w:color="000000"/>
+              </w:pBdr>
+              <w:spacing w:after="100" w:before="100" w:line="240"/>
+              <w:ind w:left="100" w:right="100" w:firstLine="0" w:firstLineChars="0"/>
+              <w:rPr>
+                <w:rFonts w:ascii="Helvetica" w:hAnsi="Helvetica" w:eastAsia="Helvetica" w:cs="Helvetica"/>
+                <w:i w:val="false"/>
+                <w:b w:val="false"/>
+                <w:u w:val="none"/>
+                <w:sz w:val="22"/>
+                <w:szCs w:val="22"/>
+                <w:color w:val="000000"/>
+              </w:rPr>
+            </w:pPr>
+            <w:r>
+              <w:rPr>
+                <w:rFonts w:ascii="Helvetica" w:hAnsi="Helvetica" w:eastAsia="Helvetica" w:cs="Helvetica"/>
+                <w:i w:val="false"/>
+                <w:b w:val="false"/>
+                <w:u w:val="none"/>
+                <w:sz w:val="22"/>
+                <w:szCs w:val="22"/>
+                <w:color w:val="000000"/>
+              </w:rPr>
+              <w:t xml:space="preserve">0.270</w:t>
+            </w:r>
+          </w:p>
+        </w:tc>
+        <w:tc>
+          <w:tcPr>
+            <w:tcBorders>
+              <w:bottom w:val="none" w:sz="0" w:space="0" w:color="000000"/>
+              <w:top w:val="none" w:sz="0" w:space="0" w:color="000000"/>
+              <w:left w:val="none" w:sz="0" w:space="0" w:color="000000"/>
+              <w:right w:val="none" w:sz="0" w:space="0" w:color="000000"/>
+            </w:tcBorders>
+            <w:shd w:val="clear" w:color="auto" w:fill="FFFFFF"/>
+            <w:tcMar>
+              <w:top w:w="0" w:type="dxa"/>
+              <w:bottom w:w="0" w:type="dxa"/>
+              <w:left w:w="0" w:type="dxa"/>
+              <w:right w:w="0" w:type="dxa"/>
+            </w:tcMar>
+            <w:vAlign w:val="top"/>
+          </w:tcPr>
+          <w:p>
+            <w:pPr>
+              <w:pStyle w:val="Normal"/>
+              <w:jc w:val="center"/>
+              <w:pBdr>
+                <w:bottom w:val="none" w:sz="0" w:space="0" w:color="000000"/>
+                <w:top w:val="none" w:sz="0" w:space="0" w:color="000000"/>
+                <w:left w:val="none" w:sz="0" w:space="0" w:color="000000"/>
+                <w:right w:val="none" w:sz="0" w:space="0" w:color="000000"/>
+              </w:pBdr>
+              <w:spacing w:after="100" w:before="100" w:line="240"/>
+              <w:ind w:left="100" w:right="100" w:firstLine="0" w:firstLineChars="0"/>
+              <w:rPr>
+                <w:rFonts w:ascii="Helvetica" w:hAnsi="Helvetica" w:eastAsia="Helvetica" w:cs="Helvetica"/>
+                <w:i w:val="false"/>
+                <w:b w:val="false"/>
+                <w:u w:val="none"/>
+                <w:sz w:val="22"/>
+                <w:szCs w:val="22"/>
+                <w:color w:val="000000"/>
+              </w:rPr>
+            </w:pPr>
+            <w:r>
+              <w:rPr>
+                <w:rFonts w:ascii="Helvetica" w:hAnsi="Helvetica" w:eastAsia="Helvetica" w:cs="Helvetica"/>
+                <w:i w:val="false"/>
+                <w:b w:val="false"/>
+                <w:u w:val="none"/>
+                <w:sz w:val="22"/>
+                <w:szCs w:val="22"/>
+                <w:color w:val="000000"/>
+              </w:rPr>
+              <w:t xml:space="preserve">142</w:t>
+            </w:r>
+          </w:p>
+        </w:tc>
+        <w:tc>
+          <w:tcPr>
+            <w:tcBorders>
+              <w:bottom w:val="none" w:sz="0" w:space="0" w:color="000000"/>
+              <w:top w:val="none" w:sz="0" w:space="0" w:color="000000"/>
+              <w:left w:val="none" w:sz="0" w:space="0" w:color="000000"/>
+              <w:right w:val="none" w:sz="0" w:space="0" w:color="000000"/>
+            </w:tcBorders>
+            <w:shd w:val="clear" w:color="auto" w:fill="FFFFFF"/>
+            <w:tcMar>
+              <w:top w:w="0" w:type="dxa"/>
+              <w:bottom w:w="0" w:type="dxa"/>
+              <w:left w:w="0" w:type="dxa"/>
+              <w:right w:w="0" w:type="dxa"/>
+            </w:tcMar>
+            <w:vAlign w:val="top"/>
+          </w:tcPr>
+          <w:p>
+            <w:pPr>
+              <w:pStyle w:val="Normal"/>
+              <w:jc w:val="center"/>
+              <w:pBdr>
+                <w:bottom w:val="none" w:sz="0" w:space="0" w:color="000000"/>
+                <w:top w:val="none" w:sz="0" w:space="0" w:color="000000"/>
+                <w:left w:val="none" w:sz="0" w:space="0" w:color="000000"/>
+                <w:right w:val="none" w:sz="0" w:space="0" w:color="000000"/>
+              </w:pBdr>
+              <w:spacing w:after="100" w:before="100" w:line="240"/>
+              <w:ind w:left="100" w:right="100" w:firstLine="0" w:firstLineChars="0"/>
+              <w:rPr>
+                <w:rFonts w:ascii="Helvetica" w:hAnsi="Helvetica" w:eastAsia="Helvetica" w:cs="Helvetica"/>
+                <w:i w:val="false"/>
+                <w:b w:val="false"/>
+                <w:u w:val="none"/>
+                <w:sz w:val="22"/>
+                <w:szCs w:val="22"/>
+                <w:color w:val="000000"/>
+              </w:rPr>
+            </w:pPr>
+            <w:r>
+              <w:rPr>
+                <w:rFonts w:ascii="Helvetica" w:hAnsi="Helvetica" w:eastAsia="Helvetica" w:cs="Helvetica"/>
+                <w:i w:val="false"/>
+                <w:b w:val="false"/>
+                <w:u w:val="none"/>
+                <w:sz w:val="22"/>
+                <w:szCs w:val="22"/>
+                <w:color w:val="000000"/>
+              </w:rPr>
+              <w:t xml:space="preserve">3.43</w:t>
+            </w:r>
+          </w:p>
+        </w:tc>
+        <w:tc>
+          <w:tcPr>
+            <w:tcBorders>
+              <w:bottom w:val="none" w:sz="0" w:space="0" w:color="000000"/>
+              <w:top w:val="none" w:sz="0" w:space="0" w:color="000000"/>
+              <w:left w:val="none" w:sz="0" w:space="0" w:color="000000"/>
+              <w:right w:val="none" w:sz="0" w:space="0" w:color="000000"/>
+            </w:tcBorders>
+            <w:shd w:val="clear" w:color="auto" w:fill="FFFFFF"/>
+            <w:tcMar>
+              <w:top w:w="0" w:type="dxa"/>
+              <w:bottom w:w="0" w:type="dxa"/>
+              <w:left w:w="0" w:type="dxa"/>
+              <w:right w:w="0" w:type="dxa"/>
+            </w:tcMar>
+            <w:vAlign w:val="top"/>
+          </w:tcPr>
+          <w:p>
+            <w:pPr>
+              <w:pStyle w:val="Normal"/>
+              <w:jc w:val="center"/>
+              <w:pBdr>
+                <w:bottom w:val="none" w:sz="0" w:space="0" w:color="000000"/>
+                <w:top w:val="none" w:sz="0" w:space="0" w:color="000000"/>
+                <w:left w:val="none" w:sz="0" w:space="0" w:color="000000"/>
+                <w:right w:val="none" w:sz="0" w:space="0" w:color="000000"/>
+              </w:pBdr>
+              <w:spacing w:after="100" w:before="100" w:line="240"/>
+              <w:ind w:left="100" w:right="100" w:firstLine="0" w:firstLineChars="0"/>
+              <w:rPr>
+                <w:rFonts w:ascii="Helvetica" w:hAnsi="Helvetica" w:eastAsia="Helvetica" w:cs="Helvetica"/>
+                <w:i w:val="false"/>
+                <w:b w:val="false"/>
+                <w:u w:val="none"/>
+                <w:sz w:val="22"/>
+                <w:szCs w:val="22"/>
+                <w:color w:val="000000"/>
+              </w:rPr>
+            </w:pPr>
+            <w:r>
+              <w:rPr>
+                <w:rFonts w:ascii="Helvetica" w:hAnsi="Helvetica" w:eastAsia="Helvetica" w:cs="Helvetica"/>
+                <w:i w:val="false"/>
+                <w:b w:val="false"/>
+                <w:u w:val="none"/>
+                <w:sz w:val="22"/>
+                <w:szCs w:val="22"/>
+                <w:color w:val="000000"/>
+              </w:rPr>
+              <w:t xml:space="preserve">0.70, 16.7</w:t>
             </w:r>
           </w:p>
         </w:tc>
@@ -11947,219 +11947,219 @@
                 <w:szCs w:val="22"/>
                 <w:color w:val="000000"/>
               </w:rPr>
-              <w:t xml:space="preserve">143</w:t>
-            </w:r>
-          </w:p>
-        </w:tc>
-        <w:tc>
-          <w:tcPr>
-            <w:tcBorders>
-              <w:bottom w:val="none" w:sz="0" w:space="0" w:color="000000"/>
-              <w:top w:val="none" w:sz="0" w:space="0" w:color="000000"/>
-              <w:left w:val="none" w:sz="0" w:space="0" w:color="000000"/>
-              <w:right w:val="none" w:sz="0" w:space="0" w:color="000000"/>
-            </w:tcBorders>
-            <w:shd w:val="clear" w:color="auto" w:fill="FFFFFF"/>
-            <w:tcMar>
-              <w:top w:w="0" w:type="dxa"/>
-              <w:bottom w:w="0" w:type="dxa"/>
-              <w:left w:w="0" w:type="dxa"/>
-              <w:right w:w="0" w:type="dxa"/>
-            </w:tcMar>
-            <w:vAlign w:val="top"/>
-          </w:tcPr>
-          <w:p>
-            <w:pPr>
-              <w:pStyle w:val="Normal"/>
-              <w:jc w:val="center"/>
-              <w:pBdr>
-                <w:bottom w:val="none" w:sz="0" w:space="0" w:color="000000"/>
-                <w:top w:val="none" w:sz="0" w:space="0" w:color="000000"/>
-                <w:left w:val="none" w:sz="0" w:space="0" w:color="000000"/>
-                <w:right w:val="none" w:sz="0" w:space="0" w:color="000000"/>
-              </w:pBdr>
-              <w:spacing w:after="100" w:before="100" w:line="240"/>
-              <w:ind w:left="100" w:right="100" w:firstLine="0" w:firstLineChars="0"/>
-              <w:rPr>
-                <w:rFonts w:ascii="Helvetica" w:hAnsi="Helvetica" w:eastAsia="Helvetica" w:cs="Helvetica"/>
-                <w:i w:val="false"/>
-                <w:b w:val="false"/>
-                <w:u w:val="none"/>
-                <w:sz w:val="22"/>
-                <w:szCs w:val="22"/>
-                <w:color w:val="000000"/>
-              </w:rPr>
-            </w:pPr>
-            <w:r>
-              <w:rPr>
-                <w:rFonts w:ascii="Helvetica" w:hAnsi="Helvetica" w:eastAsia="Helvetica" w:cs="Helvetica"/>
-                <w:i w:val="false"/>
-                <w:b w:val="false"/>
-                <w:u w:val="none"/>
-                <w:sz w:val="22"/>
-                <w:szCs w:val="22"/>
-                <w:color w:val="000000"/>
-              </w:rPr>
-              <w:t xml:space="preserve">0.99</w:t>
-            </w:r>
-          </w:p>
-        </w:tc>
-        <w:tc>
-          <w:tcPr>
-            <w:tcBorders>
-              <w:bottom w:val="none" w:sz="0" w:space="0" w:color="000000"/>
-              <w:top w:val="none" w:sz="0" w:space="0" w:color="000000"/>
-              <w:left w:val="none" w:sz="0" w:space="0" w:color="000000"/>
-              <w:right w:val="none" w:sz="0" w:space="0" w:color="000000"/>
-            </w:tcBorders>
-            <w:shd w:val="clear" w:color="auto" w:fill="FFFFFF"/>
-            <w:tcMar>
-              <w:top w:w="0" w:type="dxa"/>
-              <w:bottom w:w="0" w:type="dxa"/>
-              <w:left w:w="0" w:type="dxa"/>
-              <w:right w:w="0" w:type="dxa"/>
-            </w:tcMar>
-            <w:vAlign w:val="top"/>
-          </w:tcPr>
-          <w:p>
-            <w:pPr>
-              <w:pStyle w:val="Normal"/>
-              <w:jc w:val="center"/>
-              <w:pBdr>
-                <w:bottom w:val="none" w:sz="0" w:space="0" w:color="000000"/>
-                <w:top w:val="none" w:sz="0" w:space="0" w:color="000000"/>
-                <w:left w:val="none" w:sz="0" w:space="0" w:color="000000"/>
-                <w:right w:val="none" w:sz="0" w:space="0" w:color="000000"/>
-              </w:pBdr>
-              <w:spacing w:after="100" w:before="100" w:line="240"/>
-              <w:ind w:left="100" w:right="100" w:firstLine="0" w:firstLineChars="0"/>
-              <w:rPr>
-                <w:rFonts w:ascii="Helvetica" w:hAnsi="Helvetica" w:eastAsia="Helvetica" w:cs="Helvetica"/>
-                <w:i w:val="false"/>
-                <w:b w:val="false"/>
-                <w:u w:val="none"/>
-                <w:sz w:val="22"/>
-                <w:szCs w:val="22"/>
-                <w:color w:val="000000"/>
-              </w:rPr>
-            </w:pPr>
-            <w:r>
-              <w:rPr>
-                <w:rFonts w:ascii="Helvetica" w:hAnsi="Helvetica" w:eastAsia="Helvetica" w:cs="Helvetica"/>
-                <w:i w:val="false"/>
-                <w:b w:val="false"/>
-                <w:u w:val="none"/>
-                <w:sz w:val="22"/>
-                <w:szCs w:val="22"/>
-                <w:color w:val="000000"/>
-              </w:rPr>
-              <w:t xml:space="preserve">0.95, 1.03</w:t>
-            </w:r>
-          </w:p>
-        </w:tc>
-        <w:tc>
-          <w:tcPr>
-            <w:tcBorders>
-              <w:bottom w:val="none" w:sz="0" w:space="0" w:color="000000"/>
-              <w:top w:val="none" w:sz="0" w:space="0" w:color="000000"/>
-              <w:left w:val="none" w:sz="0" w:space="0" w:color="000000"/>
-              <w:right w:val="none" w:sz="0" w:space="0" w:color="000000"/>
-            </w:tcBorders>
-            <w:shd w:val="clear" w:color="auto" w:fill="FFFFFF"/>
-            <w:tcMar>
-              <w:top w:w="0" w:type="dxa"/>
-              <w:bottom w:w="0" w:type="dxa"/>
-              <w:left w:w="0" w:type="dxa"/>
-              <w:right w:w="0" w:type="dxa"/>
-            </w:tcMar>
-            <w:vAlign w:val="top"/>
-          </w:tcPr>
-          <w:p>
-            <w:pPr>
-              <w:pStyle w:val="Normal"/>
-              <w:jc w:val="center"/>
-              <w:pBdr>
-                <w:bottom w:val="none" w:sz="0" w:space="0" w:color="000000"/>
-                <w:top w:val="none" w:sz="0" w:space="0" w:color="000000"/>
-                <w:left w:val="none" w:sz="0" w:space="0" w:color="000000"/>
-                <w:right w:val="none" w:sz="0" w:space="0" w:color="000000"/>
-              </w:pBdr>
-              <w:spacing w:after="100" w:before="100" w:line="240"/>
-              <w:ind w:left="100" w:right="100" w:firstLine="0" w:firstLineChars="0"/>
-              <w:rPr>
-                <w:rFonts w:ascii="Helvetica" w:hAnsi="Helvetica" w:eastAsia="Helvetica" w:cs="Helvetica"/>
-                <w:i w:val="false"/>
-                <w:b w:val="false"/>
-                <w:u w:val="none"/>
-                <w:sz w:val="22"/>
-                <w:szCs w:val="22"/>
-                <w:color w:val="000000"/>
-              </w:rPr>
-            </w:pPr>
-            <w:r>
-              <w:rPr>
-                <w:rFonts w:ascii="Helvetica" w:hAnsi="Helvetica" w:eastAsia="Helvetica" w:cs="Helvetica"/>
-                <w:i w:val="false"/>
-                <w:b w:val="false"/>
-                <w:u w:val="none"/>
-                <w:sz w:val="22"/>
-                <w:szCs w:val="22"/>
-                <w:color w:val="000000"/>
-              </w:rPr>
-              <w:t xml:space="preserve">0.500</w:t>
-            </w:r>
-          </w:p>
-        </w:tc>
-        <w:tc>
-          <w:tcPr>
-            <w:tcBorders>
-              <w:bottom w:val="none" w:sz="0" w:space="0" w:color="000000"/>
-              <w:top w:val="none" w:sz="0" w:space="0" w:color="000000"/>
-              <w:left w:val="none" w:sz="0" w:space="0" w:color="000000"/>
-              <w:right w:val="none" w:sz="0" w:space="0" w:color="000000"/>
-            </w:tcBorders>
-            <w:shd w:val="clear" w:color="auto" w:fill="FFFFFF"/>
-            <w:tcMar>
-              <w:top w:w="0" w:type="dxa"/>
-              <w:bottom w:w="0" w:type="dxa"/>
-              <w:left w:w="0" w:type="dxa"/>
-              <w:right w:w="0" w:type="dxa"/>
-            </w:tcMar>
-            <w:vAlign w:val="top"/>
-          </w:tcPr>
-          <w:p>
-            <w:pPr>
-              <w:pStyle w:val="Normal"/>
-              <w:jc w:val="center"/>
-              <w:pBdr>
-                <w:bottom w:val="none" w:sz="0" w:space="0" w:color="000000"/>
-                <w:top w:val="none" w:sz="0" w:space="0" w:color="000000"/>
-                <w:left w:val="none" w:sz="0" w:space="0" w:color="000000"/>
-                <w:right w:val="none" w:sz="0" w:space="0" w:color="000000"/>
-              </w:pBdr>
-              <w:spacing w:after="100" w:before="100" w:line="240"/>
-              <w:ind w:left="100" w:right="100" w:firstLine="0" w:firstLineChars="0"/>
-              <w:rPr>
-                <w:rFonts w:ascii="Helvetica" w:hAnsi="Helvetica" w:eastAsia="Helvetica" w:cs="Helvetica"/>
-                <w:i w:val="false"/>
-                <w:b w:val="false"/>
-                <w:u w:val="none"/>
-                <w:sz w:val="22"/>
-                <w:szCs w:val="22"/>
-                <w:color w:val="000000"/>
-              </w:rPr>
-            </w:pPr>
-            <w:r>
-              <w:rPr>
-                <w:rFonts w:ascii="Helvetica" w:hAnsi="Helvetica" w:eastAsia="Helvetica" w:cs="Helvetica"/>
-                <w:i w:val="false"/>
-                <w:b w:val="false"/>
-                <w:u w:val="none"/>
-                <w:sz w:val="22"/>
-                <w:szCs w:val="22"/>
-                <w:color w:val="000000"/>
-              </w:rPr>
-              <w:t xml:space="preserve">143</w:t>
+              <w:t xml:space="preserve">142</w:t>
+            </w:r>
+          </w:p>
+        </w:tc>
+        <w:tc>
+          <w:tcPr>
+            <w:tcBorders>
+              <w:bottom w:val="none" w:sz="0" w:space="0" w:color="000000"/>
+              <w:top w:val="none" w:sz="0" w:space="0" w:color="000000"/>
+              <w:left w:val="none" w:sz="0" w:space="0" w:color="000000"/>
+              <w:right w:val="none" w:sz="0" w:space="0" w:color="000000"/>
+            </w:tcBorders>
+            <w:shd w:val="clear" w:color="auto" w:fill="FFFFFF"/>
+            <w:tcMar>
+              <w:top w:w="0" w:type="dxa"/>
+              <w:bottom w:w="0" w:type="dxa"/>
+              <w:left w:w="0" w:type="dxa"/>
+              <w:right w:w="0" w:type="dxa"/>
+            </w:tcMar>
+            <w:vAlign w:val="top"/>
+          </w:tcPr>
+          <w:p>
+            <w:pPr>
+              <w:pStyle w:val="Normal"/>
+              <w:jc w:val="center"/>
+              <w:pBdr>
+                <w:bottom w:val="none" w:sz="0" w:space="0" w:color="000000"/>
+                <w:top w:val="none" w:sz="0" w:space="0" w:color="000000"/>
+                <w:left w:val="none" w:sz="0" w:space="0" w:color="000000"/>
+                <w:right w:val="none" w:sz="0" w:space="0" w:color="000000"/>
+              </w:pBdr>
+              <w:spacing w:after="100" w:before="100" w:line="240"/>
+              <w:ind w:left="100" w:right="100" w:firstLine="0" w:firstLineChars="0"/>
+              <w:rPr>
+                <w:rFonts w:ascii="Helvetica" w:hAnsi="Helvetica" w:eastAsia="Helvetica" w:cs="Helvetica"/>
+                <w:i w:val="false"/>
+                <w:b w:val="false"/>
+                <w:u w:val="none"/>
+                <w:sz w:val="22"/>
+                <w:szCs w:val="22"/>
+                <w:color w:val="000000"/>
+              </w:rPr>
+            </w:pPr>
+            <w:r>
+              <w:rPr>
+                <w:rFonts w:ascii="Helvetica" w:hAnsi="Helvetica" w:eastAsia="Helvetica" w:cs="Helvetica"/>
+                <w:i w:val="false"/>
+                <w:b w:val="false"/>
+                <w:u w:val="none"/>
+                <w:sz w:val="22"/>
+                <w:szCs w:val="22"/>
+                <w:color w:val="000000"/>
+              </w:rPr>
+              <w:t xml:space="preserve">0.98</w:t>
+            </w:r>
+          </w:p>
+        </w:tc>
+        <w:tc>
+          <w:tcPr>
+            <w:tcBorders>
+              <w:bottom w:val="none" w:sz="0" w:space="0" w:color="000000"/>
+              <w:top w:val="none" w:sz="0" w:space="0" w:color="000000"/>
+              <w:left w:val="none" w:sz="0" w:space="0" w:color="000000"/>
+              <w:right w:val="none" w:sz="0" w:space="0" w:color="000000"/>
+            </w:tcBorders>
+            <w:shd w:val="clear" w:color="auto" w:fill="FFFFFF"/>
+            <w:tcMar>
+              <w:top w:w="0" w:type="dxa"/>
+              <w:bottom w:w="0" w:type="dxa"/>
+              <w:left w:w="0" w:type="dxa"/>
+              <w:right w:w="0" w:type="dxa"/>
+            </w:tcMar>
+            <w:vAlign w:val="top"/>
+          </w:tcPr>
+          <w:p>
+            <w:pPr>
+              <w:pStyle w:val="Normal"/>
+              <w:jc w:val="center"/>
+              <w:pBdr>
+                <w:bottom w:val="none" w:sz="0" w:space="0" w:color="000000"/>
+                <w:top w:val="none" w:sz="0" w:space="0" w:color="000000"/>
+                <w:left w:val="none" w:sz="0" w:space="0" w:color="000000"/>
+                <w:right w:val="none" w:sz="0" w:space="0" w:color="000000"/>
+              </w:pBdr>
+              <w:spacing w:after="100" w:before="100" w:line="240"/>
+              <w:ind w:left="100" w:right="100" w:firstLine="0" w:firstLineChars="0"/>
+              <w:rPr>
+                <w:rFonts w:ascii="Helvetica" w:hAnsi="Helvetica" w:eastAsia="Helvetica" w:cs="Helvetica"/>
+                <w:i w:val="false"/>
+                <w:b w:val="false"/>
+                <w:u w:val="none"/>
+                <w:sz w:val="22"/>
+                <w:szCs w:val="22"/>
+                <w:color w:val="000000"/>
+              </w:rPr>
+            </w:pPr>
+            <w:r>
+              <w:rPr>
+                <w:rFonts w:ascii="Helvetica" w:hAnsi="Helvetica" w:eastAsia="Helvetica" w:cs="Helvetica"/>
+                <w:i w:val="false"/>
+                <w:b w:val="false"/>
+                <w:u w:val="none"/>
+                <w:sz w:val="22"/>
+                <w:szCs w:val="22"/>
+                <w:color w:val="000000"/>
+              </w:rPr>
+              <w:t xml:space="preserve">0.95, 1.02</w:t>
+            </w:r>
+          </w:p>
+        </w:tc>
+        <w:tc>
+          <w:tcPr>
+            <w:tcBorders>
+              <w:bottom w:val="none" w:sz="0" w:space="0" w:color="000000"/>
+              <w:top w:val="none" w:sz="0" w:space="0" w:color="000000"/>
+              <w:left w:val="none" w:sz="0" w:space="0" w:color="000000"/>
+              <w:right w:val="none" w:sz="0" w:space="0" w:color="000000"/>
+            </w:tcBorders>
+            <w:shd w:val="clear" w:color="auto" w:fill="FFFFFF"/>
+            <w:tcMar>
+              <w:top w:w="0" w:type="dxa"/>
+              <w:bottom w:w="0" w:type="dxa"/>
+              <w:left w:w="0" w:type="dxa"/>
+              <w:right w:w="0" w:type="dxa"/>
+            </w:tcMar>
+            <w:vAlign w:val="top"/>
+          </w:tcPr>
+          <w:p>
+            <w:pPr>
+              <w:pStyle w:val="Normal"/>
+              <w:jc w:val="center"/>
+              <w:pBdr>
+                <w:bottom w:val="none" w:sz="0" w:space="0" w:color="000000"/>
+                <w:top w:val="none" w:sz="0" w:space="0" w:color="000000"/>
+                <w:left w:val="none" w:sz="0" w:space="0" w:color="000000"/>
+                <w:right w:val="none" w:sz="0" w:space="0" w:color="000000"/>
+              </w:pBdr>
+              <w:spacing w:after="100" w:before="100" w:line="240"/>
+              <w:ind w:left="100" w:right="100" w:firstLine="0" w:firstLineChars="0"/>
+              <w:rPr>
+                <w:rFonts w:ascii="Helvetica" w:hAnsi="Helvetica" w:eastAsia="Helvetica" w:cs="Helvetica"/>
+                <w:i w:val="false"/>
+                <w:b w:val="false"/>
+                <w:u w:val="none"/>
+                <w:sz w:val="22"/>
+                <w:szCs w:val="22"/>
+                <w:color w:val="000000"/>
+              </w:rPr>
+            </w:pPr>
+            <w:r>
+              <w:rPr>
+                <w:rFonts w:ascii="Helvetica" w:hAnsi="Helvetica" w:eastAsia="Helvetica" w:cs="Helvetica"/>
+                <w:i w:val="false"/>
+                <w:b w:val="false"/>
+                <w:u w:val="none"/>
+                <w:sz w:val="22"/>
+                <w:szCs w:val="22"/>
+                <w:color w:val="000000"/>
+              </w:rPr>
+              <w:t xml:space="preserve">0.420</w:t>
+            </w:r>
+          </w:p>
+        </w:tc>
+        <w:tc>
+          <w:tcPr>
+            <w:tcBorders>
+              <w:bottom w:val="none" w:sz="0" w:space="0" w:color="000000"/>
+              <w:top w:val="none" w:sz="0" w:space="0" w:color="000000"/>
+              <w:left w:val="none" w:sz="0" w:space="0" w:color="000000"/>
+              <w:right w:val="none" w:sz="0" w:space="0" w:color="000000"/>
+            </w:tcBorders>
+            <w:shd w:val="clear" w:color="auto" w:fill="FFFFFF"/>
+            <w:tcMar>
+              <w:top w:w="0" w:type="dxa"/>
+              <w:bottom w:w="0" w:type="dxa"/>
+              <w:left w:w="0" w:type="dxa"/>
+              <w:right w:w="0" w:type="dxa"/>
+            </w:tcMar>
+            <w:vAlign w:val="top"/>
+          </w:tcPr>
+          <w:p>
+            <w:pPr>
+              <w:pStyle w:val="Normal"/>
+              <w:jc w:val="center"/>
+              <w:pBdr>
+                <w:bottom w:val="none" w:sz="0" w:space="0" w:color="000000"/>
+                <w:top w:val="none" w:sz="0" w:space="0" w:color="000000"/>
+                <w:left w:val="none" w:sz="0" w:space="0" w:color="000000"/>
+                <w:right w:val="none" w:sz="0" w:space="0" w:color="000000"/>
+              </w:pBdr>
+              <w:spacing w:after="100" w:before="100" w:line="240"/>
+              <w:ind w:left="100" w:right="100" w:firstLine="0" w:firstLineChars="0"/>
+              <w:rPr>
+                <w:rFonts w:ascii="Helvetica" w:hAnsi="Helvetica" w:eastAsia="Helvetica" w:cs="Helvetica"/>
+                <w:i w:val="false"/>
+                <w:b w:val="false"/>
+                <w:u w:val="none"/>
+                <w:sz w:val="22"/>
+                <w:szCs w:val="22"/>
+                <w:color w:val="000000"/>
+              </w:rPr>
+            </w:pPr>
+            <w:r>
+              <w:rPr>
+                <w:rFonts w:ascii="Helvetica" w:hAnsi="Helvetica" w:eastAsia="Helvetica" w:cs="Helvetica"/>
+                <w:i w:val="false"/>
+                <w:b w:val="false"/>
+                <w:u w:val="none"/>
+                <w:sz w:val="22"/>
+                <w:szCs w:val="22"/>
+                <w:color w:val="000000"/>
+              </w:rPr>
+              <w:t xml:space="preserve">142</w:t>
             </w:r>
           </w:p>
         </w:tc>
@@ -12265,60 +12265,60 @@
                 <w:szCs w:val="22"/>
                 <w:color w:val="000000"/>
               </w:rPr>
-              <w:t xml:space="preserve">0.91, 1.02</w:t>
-            </w:r>
-          </w:p>
-        </w:tc>
-        <w:tc>
-          <w:tcPr>
-            <w:tcBorders>
-              <w:bottom w:val="none" w:sz="0" w:space="0" w:color="000000"/>
-              <w:top w:val="none" w:sz="0" w:space="0" w:color="000000"/>
-              <w:left w:val="none" w:sz="0" w:space="0" w:color="000000"/>
-              <w:right w:val="none" w:sz="0" w:space="0" w:color="000000"/>
-            </w:tcBorders>
-            <w:shd w:val="clear" w:color="auto" w:fill="FFFFFF"/>
-            <w:tcMar>
-              <w:top w:w="0" w:type="dxa"/>
-              <w:bottom w:w="0" w:type="dxa"/>
-              <w:left w:w="0" w:type="dxa"/>
-              <w:right w:w="0" w:type="dxa"/>
-            </w:tcMar>
-            <w:vAlign w:val="top"/>
-          </w:tcPr>
-          <w:p>
-            <w:pPr>
-              <w:pStyle w:val="Normal"/>
-              <w:jc w:val="center"/>
-              <w:pBdr>
-                <w:bottom w:val="none" w:sz="0" w:space="0" w:color="000000"/>
-                <w:top w:val="none" w:sz="0" w:space="0" w:color="000000"/>
-                <w:left w:val="none" w:sz="0" w:space="0" w:color="000000"/>
-                <w:right w:val="none" w:sz="0" w:space="0" w:color="000000"/>
-              </w:pBdr>
-              <w:spacing w:after="100" w:before="100" w:line="240"/>
-              <w:ind w:left="100" w:right="100" w:firstLine="0" w:firstLineChars="0"/>
-              <w:rPr>
-                <w:rFonts w:ascii="Helvetica" w:hAnsi="Helvetica" w:eastAsia="Helvetica" w:cs="Helvetica"/>
-                <w:i w:val="false"/>
-                <w:b w:val="false"/>
-                <w:u w:val="none"/>
-                <w:sz w:val="22"/>
-                <w:szCs w:val="22"/>
-                <w:color w:val="000000"/>
-              </w:rPr>
-            </w:pPr>
-            <w:r>
-              <w:rPr>
-                <w:rFonts w:ascii="Helvetica" w:hAnsi="Helvetica" w:eastAsia="Helvetica" w:cs="Helvetica"/>
-                <w:i w:val="false"/>
-                <w:b w:val="false"/>
-                <w:u w:val="none"/>
-                <w:sz w:val="22"/>
-                <w:szCs w:val="22"/>
-                <w:color w:val="000000"/>
-              </w:rPr>
-              <w:t xml:space="preserve">0.210</w:t>
+              <w:t xml:space="preserve">0.90, 1.02</w:t>
+            </w:r>
+          </w:p>
+        </w:tc>
+        <w:tc>
+          <w:tcPr>
+            <w:tcBorders>
+              <w:bottom w:val="none" w:sz="0" w:space="0" w:color="000000"/>
+              <w:top w:val="none" w:sz="0" w:space="0" w:color="000000"/>
+              <w:left w:val="none" w:sz="0" w:space="0" w:color="000000"/>
+              <w:right w:val="none" w:sz="0" w:space="0" w:color="000000"/>
+            </w:tcBorders>
+            <w:shd w:val="clear" w:color="auto" w:fill="FFFFFF"/>
+            <w:tcMar>
+              <w:top w:w="0" w:type="dxa"/>
+              <w:bottom w:w="0" w:type="dxa"/>
+              <w:left w:w="0" w:type="dxa"/>
+              <w:right w:w="0" w:type="dxa"/>
+            </w:tcMar>
+            <w:vAlign w:val="top"/>
+          </w:tcPr>
+          <w:p>
+            <w:pPr>
+              <w:pStyle w:val="Normal"/>
+              <w:jc w:val="center"/>
+              <w:pBdr>
+                <w:bottom w:val="none" w:sz="0" w:space="0" w:color="000000"/>
+                <w:top w:val="none" w:sz="0" w:space="0" w:color="000000"/>
+                <w:left w:val="none" w:sz="0" w:space="0" w:color="000000"/>
+                <w:right w:val="none" w:sz="0" w:space="0" w:color="000000"/>
+              </w:pBdr>
+              <w:spacing w:after="100" w:before="100" w:line="240"/>
+              <w:ind w:left="100" w:right="100" w:firstLine="0" w:firstLineChars="0"/>
+              <w:rPr>
+                <w:rFonts w:ascii="Helvetica" w:hAnsi="Helvetica" w:eastAsia="Helvetica" w:cs="Helvetica"/>
+                <w:i w:val="false"/>
+                <w:b w:val="false"/>
+                <w:u w:val="none"/>
+                <w:sz w:val="22"/>
+                <w:szCs w:val="22"/>
+                <w:color w:val="000000"/>
+              </w:rPr>
+            </w:pPr>
+            <w:r>
+              <w:rPr>
+                <w:rFonts w:ascii="Helvetica" w:hAnsi="Helvetica" w:eastAsia="Helvetica" w:cs="Helvetica"/>
+                <w:i w:val="false"/>
+                <w:b w:val="false"/>
+                <w:u w:val="none"/>
+                <w:sz w:val="22"/>
+                <w:szCs w:val="22"/>
+                <w:color w:val="000000"/>
+              </w:rPr>
+              <w:t xml:space="preserve">0.170</w:t>
             </w:r>
           </w:p>
         </w:tc>
@@ -12430,325 +12430,325 @@
                 <w:szCs w:val="22"/>
                 <w:color w:val="000000"/>
               </w:rPr>
-              <w:t xml:space="preserve">143</w:t>
-            </w:r>
-          </w:p>
-        </w:tc>
-        <w:tc>
-          <w:tcPr>
-            <w:tcBorders>
-              <w:bottom w:val="none" w:sz="0" w:space="0" w:color="000000"/>
-              <w:top w:val="none" w:sz="0" w:space="0" w:color="000000"/>
-              <w:left w:val="none" w:sz="0" w:space="0" w:color="000000"/>
-              <w:right w:val="none" w:sz="0" w:space="0" w:color="000000"/>
-            </w:tcBorders>
-            <w:shd w:val="clear" w:color="auto" w:fill="FFFFFF"/>
-            <w:tcMar>
-              <w:top w:w="0" w:type="dxa"/>
-              <w:bottom w:w="0" w:type="dxa"/>
-              <w:left w:w="0" w:type="dxa"/>
-              <w:right w:w="0" w:type="dxa"/>
-            </w:tcMar>
-            <w:vAlign w:val="top"/>
-          </w:tcPr>
-          <w:p>
-            <w:pPr>
-              <w:pStyle w:val="Normal"/>
-              <w:jc w:val="center"/>
-              <w:pBdr>
-                <w:bottom w:val="none" w:sz="0" w:space="0" w:color="000000"/>
-                <w:top w:val="none" w:sz="0" w:space="0" w:color="000000"/>
-                <w:left w:val="none" w:sz="0" w:space="0" w:color="000000"/>
-                <w:right w:val="none" w:sz="0" w:space="0" w:color="000000"/>
-              </w:pBdr>
-              <w:spacing w:after="100" w:before="100" w:line="240"/>
-              <w:ind w:left="100" w:right="100" w:firstLine="0" w:firstLineChars="0"/>
-              <w:rPr>
-                <w:rFonts w:ascii="Helvetica" w:hAnsi="Helvetica" w:eastAsia="Helvetica" w:cs="Helvetica"/>
-                <w:i w:val="false"/>
-                <w:b w:val="false"/>
-                <w:u w:val="none"/>
-                <w:sz w:val="22"/>
-                <w:szCs w:val="22"/>
-                <w:color w:val="000000"/>
-              </w:rPr>
-            </w:pPr>
-            <w:r>
-              <w:rPr>
-                <w:rFonts w:ascii="Helvetica" w:hAnsi="Helvetica" w:eastAsia="Helvetica" w:cs="Helvetica"/>
-                <w:i w:val="false"/>
-                <w:b w:val="false"/>
-                <w:u w:val="none"/>
-                <w:sz w:val="22"/>
-                <w:szCs w:val="22"/>
-                <w:color w:val="000000"/>
-              </w:rPr>
-              <w:t xml:space="preserve">0.93</w:t>
-            </w:r>
-          </w:p>
-        </w:tc>
-        <w:tc>
-          <w:tcPr>
-            <w:tcBorders>
-              <w:bottom w:val="none" w:sz="0" w:space="0" w:color="000000"/>
-              <w:top w:val="none" w:sz="0" w:space="0" w:color="000000"/>
-              <w:left w:val="none" w:sz="0" w:space="0" w:color="000000"/>
-              <w:right w:val="none" w:sz="0" w:space="0" w:color="000000"/>
-            </w:tcBorders>
-            <w:shd w:val="clear" w:color="auto" w:fill="FFFFFF"/>
-            <w:tcMar>
-              <w:top w:w="0" w:type="dxa"/>
-              <w:bottom w:w="0" w:type="dxa"/>
-              <w:left w:w="0" w:type="dxa"/>
-              <w:right w:w="0" w:type="dxa"/>
-            </w:tcMar>
-            <w:vAlign w:val="top"/>
-          </w:tcPr>
-          <w:p>
-            <w:pPr>
-              <w:pStyle w:val="Normal"/>
-              <w:jc w:val="center"/>
-              <w:pBdr>
-                <w:bottom w:val="none" w:sz="0" w:space="0" w:color="000000"/>
-                <w:top w:val="none" w:sz="0" w:space="0" w:color="000000"/>
-                <w:left w:val="none" w:sz="0" w:space="0" w:color="000000"/>
-                <w:right w:val="none" w:sz="0" w:space="0" w:color="000000"/>
-              </w:pBdr>
-              <w:spacing w:after="100" w:before="100" w:line="240"/>
-              <w:ind w:left="100" w:right="100" w:firstLine="0" w:firstLineChars="0"/>
-              <w:rPr>
-                <w:rFonts w:ascii="Helvetica" w:hAnsi="Helvetica" w:eastAsia="Helvetica" w:cs="Helvetica"/>
-                <w:i w:val="false"/>
-                <w:b w:val="false"/>
-                <w:u w:val="none"/>
-                <w:sz w:val="22"/>
-                <w:szCs w:val="22"/>
-                <w:color w:val="000000"/>
-              </w:rPr>
-            </w:pPr>
-            <w:r>
-              <w:rPr>
-                <w:rFonts w:ascii="Helvetica" w:hAnsi="Helvetica" w:eastAsia="Helvetica" w:cs="Helvetica"/>
-                <w:i w:val="false"/>
-                <w:b w:val="false"/>
-                <w:u w:val="none"/>
-                <w:sz w:val="22"/>
-                <w:szCs w:val="22"/>
-                <w:color w:val="000000"/>
-              </w:rPr>
-              <w:t xml:space="preserve">0.52, 1.66</w:t>
-            </w:r>
-          </w:p>
-        </w:tc>
-        <w:tc>
-          <w:tcPr>
-            <w:tcBorders>
-              <w:bottom w:val="none" w:sz="0" w:space="0" w:color="000000"/>
-              <w:top w:val="none" w:sz="0" w:space="0" w:color="000000"/>
-              <w:left w:val="none" w:sz="0" w:space="0" w:color="000000"/>
-              <w:right w:val="none" w:sz="0" w:space="0" w:color="000000"/>
-            </w:tcBorders>
-            <w:shd w:val="clear" w:color="auto" w:fill="FFFFFF"/>
-            <w:tcMar>
-              <w:top w:w="0" w:type="dxa"/>
-              <w:bottom w:w="0" w:type="dxa"/>
-              <w:left w:w="0" w:type="dxa"/>
-              <w:right w:w="0" w:type="dxa"/>
-            </w:tcMar>
-            <w:vAlign w:val="top"/>
-          </w:tcPr>
-          <w:p>
-            <w:pPr>
-              <w:pStyle w:val="Normal"/>
-              <w:jc w:val="center"/>
-              <w:pBdr>
-                <w:bottom w:val="none" w:sz="0" w:space="0" w:color="000000"/>
-                <w:top w:val="none" w:sz="0" w:space="0" w:color="000000"/>
-                <w:left w:val="none" w:sz="0" w:space="0" w:color="000000"/>
-                <w:right w:val="none" w:sz="0" w:space="0" w:color="000000"/>
-              </w:pBdr>
-              <w:spacing w:after="100" w:before="100" w:line="240"/>
-              <w:ind w:left="100" w:right="100" w:firstLine="0" w:firstLineChars="0"/>
-              <w:rPr>
-                <w:rFonts w:ascii="Helvetica" w:hAnsi="Helvetica" w:eastAsia="Helvetica" w:cs="Helvetica"/>
-                <w:i w:val="false"/>
-                <w:b w:val="false"/>
-                <w:u w:val="none"/>
-                <w:sz w:val="22"/>
-                <w:szCs w:val="22"/>
-                <w:color w:val="000000"/>
-              </w:rPr>
-            </w:pPr>
-            <w:r>
-              <w:rPr>
-                <w:rFonts w:ascii="Helvetica" w:hAnsi="Helvetica" w:eastAsia="Helvetica" w:cs="Helvetica"/>
-                <w:i w:val="false"/>
-                <w:b w:val="false"/>
-                <w:u w:val="none"/>
-                <w:sz w:val="22"/>
-                <w:szCs w:val="22"/>
-                <w:color w:val="000000"/>
-              </w:rPr>
-              <w:t xml:space="preserve">0.810</w:t>
-            </w:r>
-          </w:p>
-        </w:tc>
-        <w:tc>
-          <w:tcPr>
-            <w:tcBorders>
-              <w:bottom w:val="none" w:sz="0" w:space="0" w:color="000000"/>
-              <w:top w:val="none" w:sz="0" w:space="0" w:color="000000"/>
-              <w:left w:val="none" w:sz="0" w:space="0" w:color="000000"/>
-              <w:right w:val="none" w:sz="0" w:space="0" w:color="000000"/>
-            </w:tcBorders>
-            <w:shd w:val="clear" w:color="auto" w:fill="FFFFFF"/>
-            <w:tcMar>
-              <w:top w:w="0" w:type="dxa"/>
-              <w:bottom w:w="0" w:type="dxa"/>
-              <w:left w:w="0" w:type="dxa"/>
-              <w:right w:w="0" w:type="dxa"/>
-            </w:tcMar>
-            <w:vAlign w:val="top"/>
-          </w:tcPr>
-          <w:p>
-            <w:pPr>
-              <w:pStyle w:val="Normal"/>
-              <w:jc w:val="center"/>
-              <w:pBdr>
-                <w:bottom w:val="none" w:sz="0" w:space="0" w:color="000000"/>
-                <w:top w:val="none" w:sz="0" w:space="0" w:color="000000"/>
-                <w:left w:val="none" w:sz="0" w:space="0" w:color="000000"/>
-                <w:right w:val="none" w:sz="0" w:space="0" w:color="000000"/>
-              </w:pBdr>
-              <w:spacing w:after="100" w:before="100" w:line="240"/>
-              <w:ind w:left="100" w:right="100" w:firstLine="0" w:firstLineChars="0"/>
-              <w:rPr>
-                <w:rFonts w:ascii="Helvetica" w:hAnsi="Helvetica" w:eastAsia="Helvetica" w:cs="Helvetica"/>
-                <w:i w:val="false"/>
-                <w:b w:val="false"/>
-                <w:u w:val="none"/>
-                <w:sz w:val="22"/>
-                <w:szCs w:val="22"/>
-                <w:color w:val="000000"/>
-              </w:rPr>
-            </w:pPr>
-            <w:r>
-              <w:rPr>
-                <w:rFonts w:ascii="Helvetica" w:hAnsi="Helvetica" w:eastAsia="Helvetica" w:cs="Helvetica"/>
-                <w:i w:val="false"/>
-                <w:b w:val="false"/>
-                <w:u w:val="none"/>
-                <w:sz w:val="22"/>
-                <w:szCs w:val="22"/>
-                <w:color w:val="000000"/>
-              </w:rPr>
-              <w:t xml:space="preserve">143</w:t>
-            </w:r>
-          </w:p>
-        </w:tc>
-        <w:tc>
-          <w:tcPr>
-            <w:tcBorders>
-              <w:bottom w:val="none" w:sz="0" w:space="0" w:color="000000"/>
-              <w:top w:val="none" w:sz="0" w:space="0" w:color="000000"/>
-              <w:left w:val="none" w:sz="0" w:space="0" w:color="000000"/>
-              <w:right w:val="none" w:sz="0" w:space="0" w:color="000000"/>
-            </w:tcBorders>
-            <w:shd w:val="clear" w:color="auto" w:fill="FFFFFF"/>
-            <w:tcMar>
-              <w:top w:w="0" w:type="dxa"/>
-              <w:bottom w:w="0" w:type="dxa"/>
-              <w:left w:w="0" w:type="dxa"/>
-              <w:right w:w="0" w:type="dxa"/>
-            </w:tcMar>
-            <w:vAlign w:val="top"/>
-          </w:tcPr>
-          <w:p>
-            <w:pPr>
-              <w:pStyle w:val="Normal"/>
-              <w:jc w:val="center"/>
-              <w:pBdr>
-                <w:bottom w:val="none" w:sz="0" w:space="0" w:color="000000"/>
-                <w:top w:val="none" w:sz="0" w:space="0" w:color="000000"/>
-                <w:left w:val="none" w:sz="0" w:space="0" w:color="000000"/>
-                <w:right w:val="none" w:sz="0" w:space="0" w:color="000000"/>
-              </w:pBdr>
-              <w:spacing w:after="100" w:before="100" w:line="240"/>
-              <w:ind w:left="100" w:right="100" w:firstLine="0" w:firstLineChars="0"/>
-              <w:rPr>
-                <w:rFonts w:ascii="Helvetica" w:hAnsi="Helvetica" w:eastAsia="Helvetica" w:cs="Helvetica"/>
-                <w:i w:val="false"/>
-                <w:b w:val="false"/>
-                <w:u w:val="none"/>
-                <w:sz w:val="22"/>
-                <w:szCs w:val="22"/>
-                <w:color w:val="000000"/>
-              </w:rPr>
-            </w:pPr>
-            <w:r>
-              <w:rPr>
-                <w:rFonts w:ascii="Helvetica" w:hAnsi="Helvetica" w:eastAsia="Helvetica" w:cs="Helvetica"/>
-                <w:i w:val="false"/>
-                <w:b w:val="false"/>
-                <w:u w:val="none"/>
-                <w:sz w:val="22"/>
-                <w:szCs w:val="22"/>
-                <w:color w:val="000000"/>
-              </w:rPr>
-              <w:t xml:space="preserve">0.99</w:t>
-            </w:r>
-          </w:p>
-        </w:tc>
-        <w:tc>
-          <w:tcPr>
-            <w:tcBorders>
-              <w:bottom w:val="none" w:sz="0" w:space="0" w:color="000000"/>
-              <w:top w:val="none" w:sz="0" w:space="0" w:color="000000"/>
-              <w:left w:val="none" w:sz="0" w:space="0" w:color="000000"/>
-              <w:right w:val="none" w:sz="0" w:space="0" w:color="000000"/>
-            </w:tcBorders>
-            <w:shd w:val="clear" w:color="auto" w:fill="FFFFFF"/>
-            <w:tcMar>
-              <w:top w:w="0" w:type="dxa"/>
-              <w:bottom w:w="0" w:type="dxa"/>
-              <w:left w:w="0" w:type="dxa"/>
-              <w:right w:w="0" w:type="dxa"/>
-            </w:tcMar>
-            <w:vAlign w:val="top"/>
-          </w:tcPr>
-          <w:p>
-            <w:pPr>
-              <w:pStyle w:val="Normal"/>
-              <w:jc w:val="center"/>
-              <w:pBdr>
-                <w:bottom w:val="none" w:sz="0" w:space="0" w:color="000000"/>
-                <w:top w:val="none" w:sz="0" w:space="0" w:color="000000"/>
-                <w:left w:val="none" w:sz="0" w:space="0" w:color="000000"/>
-                <w:right w:val="none" w:sz="0" w:space="0" w:color="000000"/>
-              </w:pBdr>
-              <w:spacing w:after="100" w:before="100" w:line="240"/>
-              <w:ind w:left="100" w:right="100" w:firstLine="0" w:firstLineChars="0"/>
-              <w:rPr>
-                <w:rFonts w:ascii="Helvetica" w:hAnsi="Helvetica" w:eastAsia="Helvetica" w:cs="Helvetica"/>
-                <w:i w:val="false"/>
-                <w:b w:val="false"/>
-                <w:u w:val="none"/>
-                <w:sz w:val="22"/>
-                <w:szCs w:val="22"/>
-                <w:color w:val="000000"/>
-              </w:rPr>
-            </w:pPr>
-            <w:r>
-              <w:rPr>
-                <w:rFonts w:ascii="Helvetica" w:hAnsi="Helvetica" w:eastAsia="Helvetica" w:cs="Helvetica"/>
-                <w:i w:val="false"/>
-                <w:b w:val="false"/>
-                <w:u w:val="none"/>
-                <w:sz w:val="22"/>
-                <w:szCs w:val="22"/>
-                <w:color w:val="000000"/>
-              </w:rPr>
-              <w:t xml:space="preserve">0.56, 1.74</w:t>
+              <w:t xml:space="preserve">142</w:t>
+            </w:r>
+          </w:p>
+        </w:tc>
+        <w:tc>
+          <w:tcPr>
+            <w:tcBorders>
+              <w:bottom w:val="none" w:sz="0" w:space="0" w:color="000000"/>
+              <w:top w:val="none" w:sz="0" w:space="0" w:color="000000"/>
+              <w:left w:val="none" w:sz="0" w:space="0" w:color="000000"/>
+              <w:right w:val="none" w:sz="0" w:space="0" w:color="000000"/>
+            </w:tcBorders>
+            <w:shd w:val="clear" w:color="auto" w:fill="FFFFFF"/>
+            <w:tcMar>
+              <w:top w:w="0" w:type="dxa"/>
+              <w:bottom w:w="0" w:type="dxa"/>
+              <w:left w:w="0" w:type="dxa"/>
+              <w:right w:w="0" w:type="dxa"/>
+            </w:tcMar>
+            <w:vAlign w:val="top"/>
+          </w:tcPr>
+          <w:p>
+            <w:pPr>
+              <w:pStyle w:val="Normal"/>
+              <w:jc w:val="center"/>
+              <w:pBdr>
+                <w:bottom w:val="none" w:sz="0" w:space="0" w:color="000000"/>
+                <w:top w:val="none" w:sz="0" w:space="0" w:color="000000"/>
+                <w:left w:val="none" w:sz="0" w:space="0" w:color="000000"/>
+                <w:right w:val="none" w:sz="0" w:space="0" w:color="000000"/>
+              </w:pBdr>
+              <w:spacing w:after="100" w:before="100" w:line="240"/>
+              <w:ind w:left="100" w:right="100" w:firstLine="0" w:firstLineChars="0"/>
+              <w:rPr>
+                <w:rFonts w:ascii="Helvetica" w:hAnsi="Helvetica" w:eastAsia="Helvetica" w:cs="Helvetica"/>
+                <w:i w:val="false"/>
+                <w:b w:val="false"/>
+                <w:u w:val="none"/>
+                <w:sz w:val="22"/>
+                <w:szCs w:val="22"/>
+                <w:color w:val="000000"/>
+              </w:rPr>
+            </w:pPr>
+            <w:r>
+              <w:rPr>
+                <w:rFonts w:ascii="Helvetica" w:hAnsi="Helvetica" w:eastAsia="Helvetica" w:cs="Helvetica"/>
+                <w:i w:val="false"/>
+                <w:b w:val="false"/>
+                <w:u w:val="none"/>
+                <w:sz w:val="22"/>
+                <w:szCs w:val="22"/>
+                <w:color w:val="000000"/>
+              </w:rPr>
+              <w:t xml:space="preserve">0.95</w:t>
+            </w:r>
+          </w:p>
+        </w:tc>
+        <w:tc>
+          <w:tcPr>
+            <w:tcBorders>
+              <w:bottom w:val="none" w:sz="0" w:space="0" w:color="000000"/>
+              <w:top w:val="none" w:sz="0" w:space="0" w:color="000000"/>
+              <w:left w:val="none" w:sz="0" w:space="0" w:color="000000"/>
+              <w:right w:val="none" w:sz="0" w:space="0" w:color="000000"/>
+            </w:tcBorders>
+            <w:shd w:val="clear" w:color="auto" w:fill="FFFFFF"/>
+            <w:tcMar>
+              <w:top w:w="0" w:type="dxa"/>
+              <w:bottom w:w="0" w:type="dxa"/>
+              <w:left w:w="0" w:type="dxa"/>
+              <w:right w:w="0" w:type="dxa"/>
+            </w:tcMar>
+            <w:vAlign w:val="top"/>
+          </w:tcPr>
+          <w:p>
+            <w:pPr>
+              <w:pStyle w:val="Normal"/>
+              <w:jc w:val="center"/>
+              <w:pBdr>
+                <w:bottom w:val="none" w:sz="0" w:space="0" w:color="000000"/>
+                <w:top w:val="none" w:sz="0" w:space="0" w:color="000000"/>
+                <w:left w:val="none" w:sz="0" w:space="0" w:color="000000"/>
+                <w:right w:val="none" w:sz="0" w:space="0" w:color="000000"/>
+              </w:pBdr>
+              <w:spacing w:after="100" w:before="100" w:line="240"/>
+              <w:ind w:left="100" w:right="100" w:firstLine="0" w:firstLineChars="0"/>
+              <w:rPr>
+                <w:rFonts w:ascii="Helvetica" w:hAnsi="Helvetica" w:eastAsia="Helvetica" w:cs="Helvetica"/>
+                <w:i w:val="false"/>
+                <w:b w:val="false"/>
+                <w:u w:val="none"/>
+                <w:sz w:val="22"/>
+                <w:szCs w:val="22"/>
+                <w:color w:val="000000"/>
+              </w:rPr>
+            </w:pPr>
+            <w:r>
+              <w:rPr>
+                <w:rFonts w:ascii="Helvetica" w:hAnsi="Helvetica" w:eastAsia="Helvetica" w:cs="Helvetica"/>
+                <w:i w:val="false"/>
+                <w:b w:val="false"/>
+                <w:u w:val="none"/>
+                <w:sz w:val="22"/>
+                <w:szCs w:val="22"/>
+                <w:color w:val="000000"/>
+              </w:rPr>
+              <w:t xml:space="preserve">0.53, 1.69</w:t>
+            </w:r>
+          </w:p>
+        </w:tc>
+        <w:tc>
+          <w:tcPr>
+            <w:tcBorders>
+              <w:bottom w:val="none" w:sz="0" w:space="0" w:color="000000"/>
+              <w:top w:val="none" w:sz="0" w:space="0" w:color="000000"/>
+              <w:left w:val="none" w:sz="0" w:space="0" w:color="000000"/>
+              <w:right w:val="none" w:sz="0" w:space="0" w:color="000000"/>
+            </w:tcBorders>
+            <w:shd w:val="clear" w:color="auto" w:fill="FFFFFF"/>
+            <w:tcMar>
+              <w:top w:w="0" w:type="dxa"/>
+              <w:bottom w:w="0" w:type="dxa"/>
+              <w:left w:w="0" w:type="dxa"/>
+              <w:right w:w="0" w:type="dxa"/>
+            </w:tcMar>
+            <w:vAlign w:val="top"/>
+          </w:tcPr>
+          <w:p>
+            <w:pPr>
+              <w:pStyle w:val="Normal"/>
+              <w:jc w:val="center"/>
+              <w:pBdr>
+                <w:bottom w:val="none" w:sz="0" w:space="0" w:color="000000"/>
+                <w:top w:val="none" w:sz="0" w:space="0" w:color="000000"/>
+                <w:left w:val="none" w:sz="0" w:space="0" w:color="000000"/>
+                <w:right w:val="none" w:sz="0" w:space="0" w:color="000000"/>
+              </w:pBdr>
+              <w:spacing w:after="100" w:before="100" w:line="240"/>
+              <w:ind w:left="100" w:right="100" w:firstLine="0" w:firstLineChars="0"/>
+              <w:rPr>
+                <w:rFonts w:ascii="Helvetica" w:hAnsi="Helvetica" w:eastAsia="Helvetica" w:cs="Helvetica"/>
+                <w:i w:val="false"/>
+                <w:b w:val="false"/>
+                <w:u w:val="none"/>
+                <w:sz w:val="22"/>
+                <w:szCs w:val="22"/>
+                <w:color w:val="000000"/>
+              </w:rPr>
+            </w:pPr>
+            <w:r>
+              <w:rPr>
+                <w:rFonts w:ascii="Helvetica" w:hAnsi="Helvetica" w:eastAsia="Helvetica" w:cs="Helvetica"/>
+                <w:i w:val="false"/>
+                <w:b w:val="false"/>
+                <w:u w:val="none"/>
+                <w:sz w:val="22"/>
+                <w:szCs w:val="22"/>
+                <w:color w:val="000000"/>
+              </w:rPr>
+              <w:t xml:space="preserve">0.850</w:t>
+            </w:r>
+          </w:p>
+        </w:tc>
+        <w:tc>
+          <w:tcPr>
+            <w:tcBorders>
+              <w:bottom w:val="none" w:sz="0" w:space="0" w:color="000000"/>
+              <w:top w:val="none" w:sz="0" w:space="0" w:color="000000"/>
+              <w:left w:val="none" w:sz="0" w:space="0" w:color="000000"/>
+              <w:right w:val="none" w:sz="0" w:space="0" w:color="000000"/>
+            </w:tcBorders>
+            <w:shd w:val="clear" w:color="auto" w:fill="FFFFFF"/>
+            <w:tcMar>
+              <w:top w:w="0" w:type="dxa"/>
+              <w:bottom w:w="0" w:type="dxa"/>
+              <w:left w:w="0" w:type="dxa"/>
+              <w:right w:w="0" w:type="dxa"/>
+            </w:tcMar>
+            <w:vAlign w:val="top"/>
+          </w:tcPr>
+          <w:p>
+            <w:pPr>
+              <w:pStyle w:val="Normal"/>
+              <w:jc w:val="center"/>
+              <w:pBdr>
+                <w:bottom w:val="none" w:sz="0" w:space="0" w:color="000000"/>
+                <w:top w:val="none" w:sz="0" w:space="0" w:color="000000"/>
+                <w:left w:val="none" w:sz="0" w:space="0" w:color="000000"/>
+                <w:right w:val="none" w:sz="0" w:space="0" w:color="000000"/>
+              </w:pBdr>
+              <w:spacing w:after="100" w:before="100" w:line="240"/>
+              <w:ind w:left="100" w:right="100" w:firstLine="0" w:firstLineChars="0"/>
+              <w:rPr>
+                <w:rFonts w:ascii="Helvetica" w:hAnsi="Helvetica" w:eastAsia="Helvetica" w:cs="Helvetica"/>
+                <w:i w:val="false"/>
+                <w:b w:val="false"/>
+                <w:u w:val="none"/>
+                <w:sz w:val="22"/>
+                <w:szCs w:val="22"/>
+                <w:color w:val="000000"/>
+              </w:rPr>
+            </w:pPr>
+            <w:r>
+              <w:rPr>
+                <w:rFonts w:ascii="Helvetica" w:hAnsi="Helvetica" w:eastAsia="Helvetica" w:cs="Helvetica"/>
+                <w:i w:val="false"/>
+                <w:b w:val="false"/>
+                <w:u w:val="none"/>
+                <w:sz w:val="22"/>
+                <w:szCs w:val="22"/>
+                <w:color w:val="000000"/>
+              </w:rPr>
+              <w:t xml:space="preserve">142</w:t>
+            </w:r>
+          </w:p>
+        </w:tc>
+        <w:tc>
+          <w:tcPr>
+            <w:tcBorders>
+              <w:bottom w:val="none" w:sz="0" w:space="0" w:color="000000"/>
+              <w:top w:val="none" w:sz="0" w:space="0" w:color="000000"/>
+              <w:left w:val="none" w:sz="0" w:space="0" w:color="000000"/>
+              <w:right w:val="none" w:sz="0" w:space="0" w:color="000000"/>
+            </w:tcBorders>
+            <w:shd w:val="clear" w:color="auto" w:fill="FFFFFF"/>
+            <w:tcMar>
+              <w:top w:w="0" w:type="dxa"/>
+              <w:bottom w:w="0" w:type="dxa"/>
+              <w:left w:w="0" w:type="dxa"/>
+              <w:right w:w="0" w:type="dxa"/>
+            </w:tcMar>
+            <w:vAlign w:val="top"/>
+          </w:tcPr>
+          <w:p>
+            <w:pPr>
+              <w:pStyle w:val="Normal"/>
+              <w:jc w:val="center"/>
+              <w:pBdr>
+                <w:bottom w:val="none" w:sz="0" w:space="0" w:color="000000"/>
+                <w:top w:val="none" w:sz="0" w:space="0" w:color="000000"/>
+                <w:left w:val="none" w:sz="0" w:space="0" w:color="000000"/>
+                <w:right w:val="none" w:sz="0" w:space="0" w:color="000000"/>
+              </w:pBdr>
+              <w:spacing w:after="100" w:before="100" w:line="240"/>
+              <w:ind w:left="100" w:right="100" w:firstLine="0" w:firstLineChars="0"/>
+              <w:rPr>
+                <w:rFonts w:ascii="Helvetica" w:hAnsi="Helvetica" w:eastAsia="Helvetica" w:cs="Helvetica"/>
+                <w:i w:val="false"/>
+                <w:b w:val="false"/>
+                <w:u w:val="none"/>
+                <w:sz w:val="22"/>
+                <w:szCs w:val="22"/>
+                <w:color w:val="000000"/>
+              </w:rPr>
+            </w:pPr>
+            <w:r>
+              <w:rPr>
+                <w:rFonts w:ascii="Helvetica" w:hAnsi="Helvetica" w:eastAsia="Helvetica" w:cs="Helvetica"/>
+                <w:i w:val="false"/>
+                <w:b w:val="false"/>
+                <w:u w:val="none"/>
+                <w:sz w:val="22"/>
+                <w:szCs w:val="22"/>
+                <w:color w:val="000000"/>
+              </w:rPr>
+              <w:t xml:space="preserve">1.01</w:t>
+            </w:r>
+          </w:p>
+        </w:tc>
+        <w:tc>
+          <w:tcPr>
+            <w:tcBorders>
+              <w:bottom w:val="none" w:sz="0" w:space="0" w:color="000000"/>
+              <w:top w:val="none" w:sz="0" w:space="0" w:color="000000"/>
+              <w:left w:val="none" w:sz="0" w:space="0" w:color="000000"/>
+              <w:right w:val="none" w:sz="0" w:space="0" w:color="000000"/>
+            </w:tcBorders>
+            <w:shd w:val="clear" w:color="auto" w:fill="FFFFFF"/>
+            <w:tcMar>
+              <w:top w:w="0" w:type="dxa"/>
+              <w:bottom w:w="0" w:type="dxa"/>
+              <w:left w:w="0" w:type="dxa"/>
+              <w:right w:w="0" w:type="dxa"/>
+            </w:tcMar>
+            <w:vAlign w:val="top"/>
+          </w:tcPr>
+          <w:p>
+            <w:pPr>
+              <w:pStyle w:val="Normal"/>
+              <w:jc w:val="center"/>
+              <w:pBdr>
+                <w:bottom w:val="none" w:sz="0" w:space="0" w:color="000000"/>
+                <w:top w:val="none" w:sz="0" w:space="0" w:color="000000"/>
+                <w:left w:val="none" w:sz="0" w:space="0" w:color="000000"/>
+                <w:right w:val="none" w:sz="0" w:space="0" w:color="000000"/>
+              </w:pBdr>
+              <w:spacing w:after="100" w:before="100" w:line="240"/>
+              <w:ind w:left="100" w:right="100" w:firstLine="0" w:firstLineChars="0"/>
+              <w:rPr>
+                <w:rFonts w:ascii="Helvetica" w:hAnsi="Helvetica" w:eastAsia="Helvetica" w:cs="Helvetica"/>
+                <w:i w:val="false"/>
+                <w:b w:val="false"/>
+                <w:u w:val="none"/>
+                <w:sz w:val="22"/>
+                <w:szCs w:val="22"/>
+                <w:color w:val="000000"/>
+              </w:rPr>
+            </w:pPr>
+            <w:r>
+              <w:rPr>
+                <w:rFonts w:ascii="Helvetica" w:hAnsi="Helvetica" w:eastAsia="Helvetica" w:cs="Helvetica"/>
+                <w:i w:val="false"/>
+                <w:b w:val="false"/>
+                <w:u w:val="none"/>
+                <w:sz w:val="22"/>
+                <w:szCs w:val="22"/>
+                <w:color w:val="000000"/>
+              </w:rPr>
+              <w:t xml:space="preserve">0.57, 1.78</w:t>
             </w:r>
           </w:p>
         </w:tc>
@@ -12913,378 +12913,378 @@
                 <w:szCs w:val="22"/>
                 <w:color w:val="000000"/>
               </w:rPr>
-              <w:t xml:space="preserve">143</w:t>
-            </w:r>
-          </w:p>
-        </w:tc>
-        <w:tc>
-          <w:tcPr>
-            <w:tcBorders>
-              <w:bottom w:val="none" w:sz="0" w:space="0" w:color="000000"/>
-              <w:top w:val="none" w:sz="0" w:space="0" w:color="000000"/>
-              <w:left w:val="none" w:sz="0" w:space="0" w:color="000000"/>
-              <w:right w:val="none" w:sz="0" w:space="0" w:color="000000"/>
-            </w:tcBorders>
-            <w:shd w:val="clear" w:color="auto" w:fill="FFFFFF"/>
-            <w:tcMar>
-              <w:top w:w="0" w:type="dxa"/>
-              <w:bottom w:w="0" w:type="dxa"/>
-              <w:left w:w="0" w:type="dxa"/>
-              <w:right w:w="0" w:type="dxa"/>
-            </w:tcMar>
-            <w:vAlign w:val="top"/>
-          </w:tcPr>
-          <w:p>
-            <w:pPr>
-              <w:pStyle w:val="Normal"/>
-              <w:jc w:val="center"/>
-              <w:pBdr>
-                <w:bottom w:val="none" w:sz="0" w:space="0" w:color="000000"/>
-                <w:top w:val="none" w:sz="0" w:space="0" w:color="000000"/>
-                <w:left w:val="none" w:sz="0" w:space="0" w:color="000000"/>
-                <w:right w:val="none" w:sz="0" w:space="0" w:color="000000"/>
-              </w:pBdr>
-              <w:spacing w:after="100" w:before="100" w:line="240"/>
-              <w:ind w:left="100" w:right="100" w:firstLine="0" w:firstLineChars="0"/>
-              <w:rPr>
-                <w:rFonts w:ascii="Helvetica" w:hAnsi="Helvetica" w:eastAsia="Helvetica" w:cs="Helvetica"/>
-                <w:i w:val="false"/>
-                <w:b w:val="false"/>
-                <w:u w:val="none"/>
-                <w:sz w:val="22"/>
-                <w:szCs w:val="22"/>
-                <w:color w:val="000000"/>
-              </w:rPr>
-            </w:pPr>
-            <w:r>
-              <w:rPr>
-                <w:rFonts w:ascii="Helvetica" w:hAnsi="Helvetica" w:eastAsia="Helvetica" w:cs="Helvetica"/>
-                <w:i w:val="false"/>
-                <w:b w:val="false"/>
-                <w:u w:val="none"/>
-                <w:sz w:val="22"/>
-                <w:szCs w:val="22"/>
-                <w:color w:val="000000"/>
-              </w:rPr>
-              <w:t xml:space="preserve">1.37</w:t>
-            </w:r>
-          </w:p>
-        </w:tc>
-        <w:tc>
-          <w:tcPr>
-            <w:tcBorders>
-              <w:bottom w:val="none" w:sz="0" w:space="0" w:color="000000"/>
-              <w:top w:val="none" w:sz="0" w:space="0" w:color="000000"/>
-              <w:left w:val="none" w:sz="0" w:space="0" w:color="000000"/>
-              <w:right w:val="none" w:sz="0" w:space="0" w:color="000000"/>
-            </w:tcBorders>
-            <w:shd w:val="clear" w:color="auto" w:fill="FFFFFF"/>
-            <w:tcMar>
-              <w:top w:w="0" w:type="dxa"/>
-              <w:bottom w:w="0" w:type="dxa"/>
-              <w:left w:w="0" w:type="dxa"/>
-              <w:right w:w="0" w:type="dxa"/>
-            </w:tcMar>
-            <w:vAlign w:val="top"/>
-          </w:tcPr>
-          <w:p>
-            <w:pPr>
-              <w:pStyle w:val="Normal"/>
-              <w:jc w:val="center"/>
-              <w:pBdr>
-                <w:bottom w:val="none" w:sz="0" w:space="0" w:color="000000"/>
-                <w:top w:val="none" w:sz="0" w:space="0" w:color="000000"/>
-                <w:left w:val="none" w:sz="0" w:space="0" w:color="000000"/>
-                <w:right w:val="none" w:sz="0" w:space="0" w:color="000000"/>
-              </w:pBdr>
-              <w:spacing w:after="100" w:before="100" w:line="240"/>
-              <w:ind w:left="100" w:right="100" w:firstLine="0" w:firstLineChars="0"/>
-              <w:rPr>
-                <w:rFonts w:ascii="Helvetica" w:hAnsi="Helvetica" w:eastAsia="Helvetica" w:cs="Helvetica"/>
-                <w:i w:val="false"/>
-                <w:b w:val="false"/>
-                <w:u w:val="none"/>
-                <w:sz w:val="22"/>
-                <w:szCs w:val="22"/>
-                <w:color w:val="000000"/>
-              </w:rPr>
-            </w:pPr>
-            <w:r>
-              <w:rPr>
-                <w:rFonts w:ascii="Helvetica" w:hAnsi="Helvetica" w:eastAsia="Helvetica" w:cs="Helvetica"/>
-                <w:i w:val="false"/>
-                <w:b w:val="false"/>
-                <w:u w:val="none"/>
-                <w:sz w:val="22"/>
-                <w:szCs w:val="22"/>
-                <w:color w:val="000000"/>
-              </w:rPr>
-              <w:t xml:space="preserve">0.79, 2.37</w:t>
-            </w:r>
-          </w:p>
-        </w:tc>
-        <w:tc>
-          <w:tcPr>
-            <w:tcBorders>
-              <w:bottom w:val="none" w:sz="0" w:space="0" w:color="000000"/>
-              <w:top w:val="none" w:sz="0" w:space="0" w:color="000000"/>
-              <w:left w:val="none" w:sz="0" w:space="0" w:color="000000"/>
-              <w:right w:val="none" w:sz="0" w:space="0" w:color="000000"/>
-            </w:tcBorders>
-            <w:shd w:val="clear" w:color="auto" w:fill="FFFFFF"/>
-            <w:tcMar>
-              <w:top w:w="0" w:type="dxa"/>
-              <w:bottom w:w="0" w:type="dxa"/>
-              <w:left w:w="0" w:type="dxa"/>
-              <w:right w:w="0" w:type="dxa"/>
-            </w:tcMar>
-            <w:vAlign w:val="top"/>
-          </w:tcPr>
-          <w:p>
-            <w:pPr>
-              <w:pStyle w:val="Normal"/>
-              <w:jc w:val="center"/>
-              <w:pBdr>
-                <w:bottom w:val="none" w:sz="0" w:space="0" w:color="000000"/>
-                <w:top w:val="none" w:sz="0" w:space="0" w:color="000000"/>
-                <w:left w:val="none" w:sz="0" w:space="0" w:color="000000"/>
-                <w:right w:val="none" w:sz="0" w:space="0" w:color="000000"/>
-              </w:pBdr>
-              <w:spacing w:after="100" w:before="100" w:line="240"/>
-              <w:ind w:left="100" w:right="100" w:firstLine="0" w:firstLineChars="0"/>
-              <w:rPr>
-                <w:rFonts w:ascii="Helvetica" w:hAnsi="Helvetica" w:eastAsia="Helvetica" w:cs="Helvetica"/>
-                <w:i w:val="false"/>
-                <w:b w:val="false"/>
-                <w:u w:val="none"/>
-                <w:sz w:val="22"/>
-                <w:szCs w:val="22"/>
-                <w:color w:val="000000"/>
-              </w:rPr>
-            </w:pPr>
-            <w:r>
-              <w:rPr>
-                <w:rFonts w:ascii="Helvetica" w:hAnsi="Helvetica" w:eastAsia="Helvetica" w:cs="Helvetica"/>
-                <w:i w:val="false"/>
-                <w:b w:val="false"/>
-                <w:u w:val="none"/>
-                <w:sz w:val="22"/>
-                <w:szCs w:val="22"/>
-                <w:color w:val="000000"/>
-              </w:rPr>
-              <w:t xml:space="preserve">0.260</w:t>
-            </w:r>
-          </w:p>
-        </w:tc>
-        <w:tc>
-          <w:tcPr>
-            <w:tcBorders>
-              <w:bottom w:val="none" w:sz="0" w:space="0" w:color="000000"/>
-              <w:top w:val="none" w:sz="0" w:space="0" w:color="000000"/>
-              <w:left w:val="none" w:sz="0" w:space="0" w:color="000000"/>
-              <w:right w:val="none" w:sz="0" w:space="0" w:color="000000"/>
-            </w:tcBorders>
-            <w:shd w:val="clear" w:color="auto" w:fill="FFFFFF"/>
-            <w:tcMar>
-              <w:top w:w="0" w:type="dxa"/>
-              <w:bottom w:w="0" w:type="dxa"/>
-              <w:left w:w="0" w:type="dxa"/>
-              <w:right w:w="0" w:type="dxa"/>
-            </w:tcMar>
-            <w:vAlign w:val="top"/>
-          </w:tcPr>
-          <w:p>
-            <w:pPr>
-              <w:pStyle w:val="Normal"/>
-              <w:jc w:val="center"/>
-              <w:pBdr>
-                <w:bottom w:val="none" w:sz="0" w:space="0" w:color="000000"/>
-                <w:top w:val="none" w:sz="0" w:space="0" w:color="000000"/>
-                <w:left w:val="none" w:sz="0" w:space="0" w:color="000000"/>
-                <w:right w:val="none" w:sz="0" w:space="0" w:color="000000"/>
-              </w:pBdr>
-              <w:spacing w:after="100" w:before="100" w:line="240"/>
-              <w:ind w:left="100" w:right="100" w:firstLine="0" w:firstLineChars="0"/>
-              <w:rPr>
-                <w:rFonts w:ascii="Helvetica" w:hAnsi="Helvetica" w:eastAsia="Helvetica" w:cs="Helvetica"/>
-                <w:i w:val="false"/>
-                <w:b w:val="false"/>
-                <w:u w:val="none"/>
-                <w:sz w:val="22"/>
-                <w:szCs w:val="22"/>
-                <w:color w:val="000000"/>
-              </w:rPr>
-            </w:pPr>
-            <w:r>
-              <w:rPr>
-                <w:rFonts w:ascii="Helvetica" w:hAnsi="Helvetica" w:eastAsia="Helvetica" w:cs="Helvetica"/>
-                <w:i w:val="false"/>
-                <w:b w:val="false"/>
-                <w:u w:val="none"/>
-                <w:sz w:val="22"/>
-                <w:szCs w:val="22"/>
-                <w:color w:val="000000"/>
-              </w:rPr>
-              <w:t xml:space="preserve">143</w:t>
-            </w:r>
-          </w:p>
-        </w:tc>
-        <w:tc>
-          <w:tcPr>
-            <w:tcBorders>
-              <w:bottom w:val="none" w:sz="0" w:space="0" w:color="000000"/>
-              <w:top w:val="none" w:sz="0" w:space="0" w:color="000000"/>
-              <w:left w:val="none" w:sz="0" w:space="0" w:color="000000"/>
-              <w:right w:val="none" w:sz="0" w:space="0" w:color="000000"/>
-            </w:tcBorders>
-            <w:shd w:val="clear" w:color="auto" w:fill="FFFFFF"/>
-            <w:tcMar>
-              <w:top w:w="0" w:type="dxa"/>
-              <w:bottom w:w="0" w:type="dxa"/>
-              <w:left w:w="0" w:type="dxa"/>
-              <w:right w:w="0" w:type="dxa"/>
-            </w:tcMar>
-            <w:vAlign w:val="top"/>
-          </w:tcPr>
-          <w:p>
-            <w:pPr>
-              <w:pStyle w:val="Normal"/>
-              <w:jc w:val="center"/>
-              <w:pBdr>
-                <w:bottom w:val="none" w:sz="0" w:space="0" w:color="000000"/>
-                <w:top w:val="none" w:sz="0" w:space="0" w:color="000000"/>
-                <w:left w:val="none" w:sz="0" w:space="0" w:color="000000"/>
-                <w:right w:val="none" w:sz="0" w:space="0" w:color="000000"/>
-              </w:pBdr>
-              <w:spacing w:after="100" w:before="100" w:line="240"/>
-              <w:ind w:left="100" w:right="100" w:firstLine="0" w:firstLineChars="0"/>
-              <w:rPr>
-                <w:rFonts w:ascii="Helvetica" w:hAnsi="Helvetica" w:eastAsia="Helvetica" w:cs="Helvetica"/>
-                <w:i w:val="false"/>
-                <w:b w:val="false"/>
-                <w:u w:val="none"/>
-                <w:sz w:val="22"/>
-                <w:szCs w:val="22"/>
-                <w:color w:val="000000"/>
-              </w:rPr>
-            </w:pPr>
-            <w:r>
-              <w:rPr>
-                <w:rFonts w:ascii="Helvetica" w:hAnsi="Helvetica" w:eastAsia="Helvetica" w:cs="Helvetica"/>
-                <w:i w:val="false"/>
-                <w:b w:val="false"/>
-                <w:u w:val="none"/>
-                <w:sz w:val="22"/>
-                <w:szCs w:val="22"/>
-                <w:color w:val="000000"/>
-              </w:rPr>
-              <w:t xml:space="preserve">1.50</w:t>
-            </w:r>
-          </w:p>
-        </w:tc>
-        <w:tc>
-          <w:tcPr>
-            <w:tcBorders>
-              <w:bottom w:val="none" w:sz="0" w:space="0" w:color="000000"/>
-              <w:top w:val="none" w:sz="0" w:space="0" w:color="000000"/>
-              <w:left w:val="none" w:sz="0" w:space="0" w:color="000000"/>
-              <w:right w:val="none" w:sz="0" w:space="0" w:color="000000"/>
-            </w:tcBorders>
-            <w:shd w:val="clear" w:color="auto" w:fill="FFFFFF"/>
-            <w:tcMar>
-              <w:top w:w="0" w:type="dxa"/>
-              <w:bottom w:w="0" w:type="dxa"/>
-              <w:left w:w="0" w:type="dxa"/>
-              <w:right w:w="0" w:type="dxa"/>
-            </w:tcMar>
-            <w:vAlign w:val="top"/>
-          </w:tcPr>
-          <w:p>
-            <w:pPr>
-              <w:pStyle w:val="Normal"/>
-              <w:jc w:val="center"/>
-              <w:pBdr>
-                <w:bottom w:val="none" w:sz="0" w:space="0" w:color="000000"/>
-                <w:top w:val="none" w:sz="0" w:space="0" w:color="000000"/>
-                <w:left w:val="none" w:sz="0" w:space="0" w:color="000000"/>
-                <w:right w:val="none" w:sz="0" w:space="0" w:color="000000"/>
-              </w:pBdr>
-              <w:spacing w:after="100" w:before="100" w:line="240"/>
-              <w:ind w:left="100" w:right="100" w:firstLine="0" w:firstLineChars="0"/>
-              <w:rPr>
-                <w:rFonts w:ascii="Helvetica" w:hAnsi="Helvetica" w:eastAsia="Helvetica" w:cs="Helvetica"/>
-                <w:i w:val="false"/>
-                <w:b w:val="false"/>
-                <w:u w:val="none"/>
-                <w:sz w:val="22"/>
-                <w:szCs w:val="22"/>
-                <w:color w:val="000000"/>
-              </w:rPr>
-            </w:pPr>
-            <w:r>
-              <w:rPr>
-                <w:rFonts w:ascii="Helvetica" w:hAnsi="Helvetica" w:eastAsia="Helvetica" w:cs="Helvetica"/>
-                <w:i w:val="false"/>
-                <w:b w:val="false"/>
-                <w:u w:val="none"/>
-                <w:sz w:val="22"/>
-                <w:szCs w:val="22"/>
-                <w:color w:val="000000"/>
-              </w:rPr>
-              <w:t xml:space="preserve">0.80, 2.80</w:t>
-            </w:r>
-          </w:p>
-        </w:tc>
-        <w:tc>
-          <w:tcPr>
-            <w:tcBorders>
-              <w:bottom w:val="none" w:sz="0" w:space="0" w:color="000000"/>
-              <w:top w:val="none" w:sz="0" w:space="0" w:color="000000"/>
-              <w:left w:val="none" w:sz="0" w:space="0" w:color="000000"/>
-              <w:right w:val="none" w:sz="0" w:space="0" w:color="000000"/>
-            </w:tcBorders>
-            <w:shd w:val="clear" w:color="auto" w:fill="FFFFFF"/>
-            <w:tcMar>
-              <w:top w:w="0" w:type="dxa"/>
-              <w:bottom w:w="0" w:type="dxa"/>
-              <w:left w:w="0" w:type="dxa"/>
-              <w:right w:w="0" w:type="dxa"/>
-            </w:tcMar>
-            <w:vAlign w:val="top"/>
-          </w:tcPr>
-          <w:p>
-            <w:pPr>
-              <w:pStyle w:val="Normal"/>
-              <w:jc w:val="center"/>
-              <w:pBdr>
-                <w:bottom w:val="none" w:sz="0" w:space="0" w:color="000000"/>
-                <w:top w:val="none" w:sz="0" w:space="0" w:color="000000"/>
-                <w:left w:val="none" w:sz="0" w:space="0" w:color="000000"/>
-                <w:right w:val="none" w:sz="0" w:space="0" w:color="000000"/>
-              </w:pBdr>
-              <w:spacing w:after="100" w:before="100" w:line="240"/>
-              <w:ind w:left="100" w:right="100" w:firstLine="0" w:firstLineChars="0"/>
-              <w:rPr>
-                <w:rFonts w:ascii="Helvetica" w:hAnsi="Helvetica" w:eastAsia="Helvetica" w:cs="Helvetica"/>
-                <w:i w:val="false"/>
-                <w:b w:val="false"/>
-                <w:u w:val="none"/>
-                <w:sz w:val="22"/>
-                <w:szCs w:val="22"/>
-                <w:color w:val="000000"/>
-              </w:rPr>
-            </w:pPr>
-            <w:r>
-              <w:rPr>
-                <w:rFonts w:ascii="Helvetica" w:hAnsi="Helvetica" w:eastAsia="Helvetica" w:cs="Helvetica"/>
-                <w:i w:val="false"/>
-                <w:b w:val="false"/>
-                <w:u w:val="none"/>
-                <w:sz w:val="22"/>
-                <w:szCs w:val="22"/>
-                <w:color w:val="000000"/>
-              </w:rPr>
-              <w:t xml:space="preserve">0.210</w:t>
+              <w:t xml:space="preserve">142</w:t>
+            </w:r>
+          </w:p>
+        </w:tc>
+        <w:tc>
+          <w:tcPr>
+            <w:tcBorders>
+              <w:bottom w:val="none" w:sz="0" w:space="0" w:color="000000"/>
+              <w:top w:val="none" w:sz="0" w:space="0" w:color="000000"/>
+              <w:left w:val="none" w:sz="0" w:space="0" w:color="000000"/>
+              <w:right w:val="none" w:sz="0" w:space="0" w:color="000000"/>
+            </w:tcBorders>
+            <w:shd w:val="clear" w:color="auto" w:fill="FFFFFF"/>
+            <w:tcMar>
+              <w:top w:w="0" w:type="dxa"/>
+              <w:bottom w:w="0" w:type="dxa"/>
+              <w:left w:w="0" w:type="dxa"/>
+              <w:right w:w="0" w:type="dxa"/>
+            </w:tcMar>
+            <w:vAlign w:val="top"/>
+          </w:tcPr>
+          <w:p>
+            <w:pPr>
+              <w:pStyle w:val="Normal"/>
+              <w:jc w:val="center"/>
+              <w:pBdr>
+                <w:bottom w:val="none" w:sz="0" w:space="0" w:color="000000"/>
+                <w:top w:val="none" w:sz="0" w:space="0" w:color="000000"/>
+                <w:left w:val="none" w:sz="0" w:space="0" w:color="000000"/>
+                <w:right w:val="none" w:sz="0" w:space="0" w:color="000000"/>
+              </w:pBdr>
+              <w:spacing w:after="100" w:before="100" w:line="240"/>
+              <w:ind w:left="100" w:right="100" w:firstLine="0" w:firstLineChars="0"/>
+              <w:rPr>
+                <w:rFonts w:ascii="Helvetica" w:hAnsi="Helvetica" w:eastAsia="Helvetica" w:cs="Helvetica"/>
+                <w:i w:val="false"/>
+                <w:b w:val="false"/>
+                <w:u w:val="none"/>
+                <w:sz w:val="22"/>
+                <w:szCs w:val="22"/>
+                <w:color w:val="000000"/>
+              </w:rPr>
+            </w:pPr>
+            <w:r>
+              <w:rPr>
+                <w:rFonts w:ascii="Helvetica" w:hAnsi="Helvetica" w:eastAsia="Helvetica" w:cs="Helvetica"/>
+                <w:i w:val="false"/>
+                <w:b w:val="false"/>
+                <w:u w:val="none"/>
+                <w:sz w:val="22"/>
+                <w:szCs w:val="22"/>
+                <w:color w:val="000000"/>
+              </w:rPr>
+              <w:t xml:space="preserve">1.39</w:t>
+            </w:r>
+          </w:p>
+        </w:tc>
+        <w:tc>
+          <w:tcPr>
+            <w:tcBorders>
+              <w:bottom w:val="none" w:sz="0" w:space="0" w:color="000000"/>
+              <w:top w:val="none" w:sz="0" w:space="0" w:color="000000"/>
+              <w:left w:val="none" w:sz="0" w:space="0" w:color="000000"/>
+              <w:right w:val="none" w:sz="0" w:space="0" w:color="000000"/>
+            </w:tcBorders>
+            <w:shd w:val="clear" w:color="auto" w:fill="FFFFFF"/>
+            <w:tcMar>
+              <w:top w:w="0" w:type="dxa"/>
+              <w:bottom w:w="0" w:type="dxa"/>
+              <w:left w:w="0" w:type="dxa"/>
+              <w:right w:w="0" w:type="dxa"/>
+            </w:tcMar>
+            <w:vAlign w:val="top"/>
+          </w:tcPr>
+          <w:p>
+            <w:pPr>
+              <w:pStyle w:val="Normal"/>
+              <w:jc w:val="center"/>
+              <w:pBdr>
+                <w:bottom w:val="none" w:sz="0" w:space="0" w:color="000000"/>
+                <w:top w:val="none" w:sz="0" w:space="0" w:color="000000"/>
+                <w:left w:val="none" w:sz="0" w:space="0" w:color="000000"/>
+                <w:right w:val="none" w:sz="0" w:space="0" w:color="000000"/>
+              </w:pBdr>
+              <w:spacing w:after="100" w:before="100" w:line="240"/>
+              <w:ind w:left="100" w:right="100" w:firstLine="0" w:firstLineChars="0"/>
+              <w:rPr>
+                <w:rFonts w:ascii="Helvetica" w:hAnsi="Helvetica" w:eastAsia="Helvetica" w:cs="Helvetica"/>
+                <w:i w:val="false"/>
+                <w:b w:val="false"/>
+                <w:u w:val="none"/>
+                <w:sz w:val="22"/>
+                <w:szCs w:val="22"/>
+                <w:color w:val="000000"/>
+              </w:rPr>
+            </w:pPr>
+            <w:r>
+              <w:rPr>
+                <w:rFonts w:ascii="Helvetica" w:hAnsi="Helvetica" w:eastAsia="Helvetica" w:cs="Helvetica"/>
+                <w:i w:val="false"/>
+                <w:b w:val="false"/>
+                <w:u w:val="none"/>
+                <w:sz w:val="22"/>
+                <w:szCs w:val="22"/>
+                <w:color w:val="000000"/>
+              </w:rPr>
+              <w:t xml:space="preserve">0.80, 2.42</w:t>
+            </w:r>
+          </w:p>
+        </w:tc>
+        <w:tc>
+          <w:tcPr>
+            <w:tcBorders>
+              <w:bottom w:val="none" w:sz="0" w:space="0" w:color="000000"/>
+              <w:top w:val="none" w:sz="0" w:space="0" w:color="000000"/>
+              <w:left w:val="none" w:sz="0" w:space="0" w:color="000000"/>
+              <w:right w:val="none" w:sz="0" w:space="0" w:color="000000"/>
+            </w:tcBorders>
+            <w:shd w:val="clear" w:color="auto" w:fill="FFFFFF"/>
+            <w:tcMar>
+              <w:top w:w="0" w:type="dxa"/>
+              <w:bottom w:w="0" w:type="dxa"/>
+              <w:left w:w="0" w:type="dxa"/>
+              <w:right w:w="0" w:type="dxa"/>
+            </w:tcMar>
+            <w:vAlign w:val="top"/>
+          </w:tcPr>
+          <w:p>
+            <w:pPr>
+              <w:pStyle w:val="Normal"/>
+              <w:jc w:val="center"/>
+              <w:pBdr>
+                <w:bottom w:val="none" w:sz="0" w:space="0" w:color="000000"/>
+                <w:top w:val="none" w:sz="0" w:space="0" w:color="000000"/>
+                <w:left w:val="none" w:sz="0" w:space="0" w:color="000000"/>
+                <w:right w:val="none" w:sz="0" w:space="0" w:color="000000"/>
+              </w:pBdr>
+              <w:spacing w:after="100" w:before="100" w:line="240"/>
+              <w:ind w:left="100" w:right="100" w:firstLine="0" w:firstLineChars="0"/>
+              <w:rPr>
+                <w:rFonts w:ascii="Helvetica" w:hAnsi="Helvetica" w:eastAsia="Helvetica" w:cs="Helvetica"/>
+                <w:i w:val="false"/>
+                <w:b w:val="false"/>
+                <w:u w:val="none"/>
+                <w:sz w:val="22"/>
+                <w:szCs w:val="22"/>
+                <w:color w:val="000000"/>
+              </w:rPr>
+            </w:pPr>
+            <w:r>
+              <w:rPr>
+                <w:rFonts w:ascii="Helvetica" w:hAnsi="Helvetica" w:eastAsia="Helvetica" w:cs="Helvetica"/>
+                <w:i w:val="false"/>
+                <w:b w:val="false"/>
+                <w:u w:val="none"/>
+                <w:sz w:val="22"/>
+                <w:szCs w:val="22"/>
+                <w:color w:val="000000"/>
+              </w:rPr>
+              <w:t xml:space="preserve">0.240</w:t>
+            </w:r>
+          </w:p>
+        </w:tc>
+        <w:tc>
+          <w:tcPr>
+            <w:tcBorders>
+              <w:bottom w:val="none" w:sz="0" w:space="0" w:color="000000"/>
+              <w:top w:val="none" w:sz="0" w:space="0" w:color="000000"/>
+              <w:left w:val="none" w:sz="0" w:space="0" w:color="000000"/>
+              <w:right w:val="none" w:sz="0" w:space="0" w:color="000000"/>
+            </w:tcBorders>
+            <w:shd w:val="clear" w:color="auto" w:fill="FFFFFF"/>
+            <w:tcMar>
+              <w:top w:w="0" w:type="dxa"/>
+              <w:bottom w:w="0" w:type="dxa"/>
+              <w:left w:w="0" w:type="dxa"/>
+              <w:right w:w="0" w:type="dxa"/>
+            </w:tcMar>
+            <w:vAlign w:val="top"/>
+          </w:tcPr>
+          <w:p>
+            <w:pPr>
+              <w:pStyle w:val="Normal"/>
+              <w:jc w:val="center"/>
+              <w:pBdr>
+                <w:bottom w:val="none" w:sz="0" w:space="0" w:color="000000"/>
+                <w:top w:val="none" w:sz="0" w:space="0" w:color="000000"/>
+                <w:left w:val="none" w:sz="0" w:space="0" w:color="000000"/>
+                <w:right w:val="none" w:sz="0" w:space="0" w:color="000000"/>
+              </w:pBdr>
+              <w:spacing w:after="100" w:before="100" w:line="240"/>
+              <w:ind w:left="100" w:right="100" w:firstLine="0" w:firstLineChars="0"/>
+              <w:rPr>
+                <w:rFonts w:ascii="Helvetica" w:hAnsi="Helvetica" w:eastAsia="Helvetica" w:cs="Helvetica"/>
+                <w:i w:val="false"/>
+                <w:b w:val="false"/>
+                <w:u w:val="none"/>
+                <w:sz w:val="22"/>
+                <w:szCs w:val="22"/>
+                <w:color w:val="000000"/>
+              </w:rPr>
+            </w:pPr>
+            <w:r>
+              <w:rPr>
+                <w:rFonts w:ascii="Helvetica" w:hAnsi="Helvetica" w:eastAsia="Helvetica" w:cs="Helvetica"/>
+                <w:i w:val="false"/>
+                <w:b w:val="false"/>
+                <w:u w:val="none"/>
+                <w:sz w:val="22"/>
+                <w:szCs w:val="22"/>
+                <w:color w:val="000000"/>
+              </w:rPr>
+              <w:t xml:space="preserve">142</w:t>
+            </w:r>
+          </w:p>
+        </w:tc>
+        <w:tc>
+          <w:tcPr>
+            <w:tcBorders>
+              <w:bottom w:val="none" w:sz="0" w:space="0" w:color="000000"/>
+              <w:top w:val="none" w:sz="0" w:space="0" w:color="000000"/>
+              <w:left w:val="none" w:sz="0" w:space="0" w:color="000000"/>
+              <w:right w:val="none" w:sz="0" w:space="0" w:color="000000"/>
+            </w:tcBorders>
+            <w:shd w:val="clear" w:color="auto" w:fill="FFFFFF"/>
+            <w:tcMar>
+              <w:top w:w="0" w:type="dxa"/>
+              <w:bottom w:w="0" w:type="dxa"/>
+              <w:left w:w="0" w:type="dxa"/>
+              <w:right w:w="0" w:type="dxa"/>
+            </w:tcMar>
+            <w:vAlign w:val="top"/>
+          </w:tcPr>
+          <w:p>
+            <w:pPr>
+              <w:pStyle w:val="Normal"/>
+              <w:jc w:val="center"/>
+              <w:pBdr>
+                <w:bottom w:val="none" w:sz="0" w:space="0" w:color="000000"/>
+                <w:top w:val="none" w:sz="0" w:space="0" w:color="000000"/>
+                <w:left w:val="none" w:sz="0" w:space="0" w:color="000000"/>
+                <w:right w:val="none" w:sz="0" w:space="0" w:color="000000"/>
+              </w:pBdr>
+              <w:spacing w:after="100" w:before="100" w:line="240"/>
+              <w:ind w:left="100" w:right="100" w:firstLine="0" w:firstLineChars="0"/>
+              <w:rPr>
+                <w:rFonts w:ascii="Helvetica" w:hAnsi="Helvetica" w:eastAsia="Helvetica" w:cs="Helvetica"/>
+                <w:i w:val="false"/>
+                <w:b w:val="false"/>
+                <w:u w:val="none"/>
+                <w:sz w:val="22"/>
+                <w:szCs w:val="22"/>
+                <w:color w:val="000000"/>
+              </w:rPr>
+            </w:pPr>
+            <w:r>
+              <w:rPr>
+                <w:rFonts w:ascii="Helvetica" w:hAnsi="Helvetica" w:eastAsia="Helvetica" w:cs="Helvetica"/>
+                <w:i w:val="false"/>
+                <w:b w:val="false"/>
+                <w:u w:val="none"/>
+                <w:sz w:val="22"/>
+                <w:szCs w:val="22"/>
+                <w:color w:val="000000"/>
+              </w:rPr>
+              <w:t xml:space="preserve">1.51</w:t>
+            </w:r>
+          </w:p>
+        </w:tc>
+        <w:tc>
+          <w:tcPr>
+            <w:tcBorders>
+              <w:bottom w:val="none" w:sz="0" w:space="0" w:color="000000"/>
+              <w:top w:val="none" w:sz="0" w:space="0" w:color="000000"/>
+              <w:left w:val="none" w:sz="0" w:space="0" w:color="000000"/>
+              <w:right w:val="none" w:sz="0" w:space="0" w:color="000000"/>
+            </w:tcBorders>
+            <w:shd w:val="clear" w:color="auto" w:fill="FFFFFF"/>
+            <w:tcMar>
+              <w:top w:w="0" w:type="dxa"/>
+              <w:bottom w:w="0" w:type="dxa"/>
+              <w:left w:w="0" w:type="dxa"/>
+              <w:right w:w="0" w:type="dxa"/>
+            </w:tcMar>
+            <w:vAlign w:val="top"/>
+          </w:tcPr>
+          <w:p>
+            <w:pPr>
+              <w:pStyle w:val="Normal"/>
+              <w:jc w:val="center"/>
+              <w:pBdr>
+                <w:bottom w:val="none" w:sz="0" w:space="0" w:color="000000"/>
+                <w:top w:val="none" w:sz="0" w:space="0" w:color="000000"/>
+                <w:left w:val="none" w:sz="0" w:space="0" w:color="000000"/>
+                <w:right w:val="none" w:sz="0" w:space="0" w:color="000000"/>
+              </w:pBdr>
+              <w:spacing w:after="100" w:before="100" w:line="240"/>
+              <w:ind w:left="100" w:right="100" w:firstLine="0" w:firstLineChars="0"/>
+              <w:rPr>
+                <w:rFonts w:ascii="Helvetica" w:hAnsi="Helvetica" w:eastAsia="Helvetica" w:cs="Helvetica"/>
+                <w:i w:val="false"/>
+                <w:b w:val="false"/>
+                <w:u w:val="none"/>
+                <w:sz w:val="22"/>
+                <w:szCs w:val="22"/>
+                <w:color w:val="000000"/>
+              </w:rPr>
+            </w:pPr>
+            <w:r>
+              <w:rPr>
+                <w:rFonts w:ascii="Helvetica" w:hAnsi="Helvetica" w:eastAsia="Helvetica" w:cs="Helvetica"/>
+                <w:i w:val="false"/>
+                <w:b w:val="false"/>
+                <w:u w:val="none"/>
+                <w:sz w:val="22"/>
+                <w:szCs w:val="22"/>
+                <w:color w:val="000000"/>
+              </w:rPr>
+              <w:t xml:space="preserve">0.81, 2.81</w:t>
+            </w:r>
+          </w:p>
+        </w:tc>
+        <w:tc>
+          <w:tcPr>
+            <w:tcBorders>
+              <w:bottom w:val="none" w:sz="0" w:space="0" w:color="000000"/>
+              <w:top w:val="none" w:sz="0" w:space="0" w:color="000000"/>
+              <w:left w:val="none" w:sz="0" w:space="0" w:color="000000"/>
+              <w:right w:val="none" w:sz="0" w:space="0" w:color="000000"/>
+            </w:tcBorders>
+            <w:shd w:val="clear" w:color="auto" w:fill="FFFFFF"/>
+            <w:tcMar>
+              <w:top w:w="0" w:type="dxa"/>
+              <w:bottom w:w="0" w:type="dxa"/>
+              <w:left w:w="0" w:type="dxa"/>
+              <w:right w:w="0" w:type="dxa"/>
+            </w:tcMar>
+            <w:vAlign w:val="top"/>
+          </w:tcPr>
+          <w:p>
+            <w:pPr>
+              <w:pStyle w:val="Normal"/>
+              <w:jc w:val="center"/>
+              <w:pBdr>
+                <w:bottom w:val="none" w:sz="0" w:space="0" w:color="000000"/>
+                <w:top w:val="none" w:sz="0" w:space="0" w:color="000000"/>
+                <w:left w:val="none" w:sz="0" w:space="0" w:color="000000"/>
+                <w:right w:val="none" w:sz="0" w:space="0" w:color="000000"/>
+              </w:pBdr>
+              <w:spacing w:after="100" w:before="100" w:line="240"/>
+              <w:ind w:left="100" w:right="100" w:firstLine="0" w:firstLineChars="0"/>
+              <w:rPr>
+                <w:rFonts w:ascii="Helvetica" w:hAnsi="Helvetica" w:eastAsia="Helvetica" w:cs="Helvetica"/>
+                <w:i w:val="false"/>
+                <w:b w:val="false"/>
+                <w:u w:val="none"/>
+                <w:sz w:val="22"/>
+                <w:szCs w:val="22"/>
+                <w:color w:val="000000"/>
+              </w:rPr>
+            </w:pPr>
+            <w:r>
+              <w:rPr>
+                <w:rFonts w:ascii="Helvetica" w:hAnsi="Helvetica" w:eastAsia="Helvetica" w:cs="Helvetica"/>
+                <w:i w:val="false"/>
+                <w:b w:val="false"/>
+                <w:u w:val="none"/>
+                <w:sz w:val="22"/>
+                <w:szCs w:val="22"/>
+                <w:color w:val="000000"/>
+              </w:rPr>
+              <w:t xml:space="preserve">0.190</w:t>
             </w:r>
           </w:p>
         </w:tc>
@@ -13396,7 +13396,7 @@
                 <w:szCs w:val="22"/>
                 <w:color w:val="000000"/>
               </w:rPr>
-              <w:t xml:space="preserve">143</w:t>
+              <w:t xml:space="preserve">142</w:t>
             </w:r>
           </w:p>
         </w:tc>
@@ -13555,219 +13555,219 @@
                 <w:szCs w:val="22"/>
                 <w:color w:val="000000"/>
               </w:rPr>
+              <w:t xml:space="preserve">0.069</w:t>
+            </w:r>
+          </w:p>
+        </w:tc>
+        <w:tc>
+          <w:tcPr>
+            <w:tcBorders>
+              <w:bottom w:val="single" w:sz="8" w:space="0" w:color="000000"/>
+              <w:top w:val="none" w:sz="0" w:space="0" w:color="000000"/>
+              <w:left w:val="none" w:sz="0" w:space="0" w:color="000000"/>
+              <w:right w:val="none" w:sz="0" w:space="0" w:color="000000"/>
+            </w:tcBorders>
+            <w:shd w:val="clear" w:color="auto" w:fill="FFFFFF"/>
+            <w:tcMar>
+              <w:top w:w="0" w:type="dxa"/>
+              <w:bottom w:w="0" w:type="dxa"/>
+              <w:left w:w="0" w:type="dxa"/>
+              <w:right w:w="0" w:type="dxa"/>
+            </w:tcMar>
+            <w:vAlign w:val="top"/>
+          </w:tcPr>
+          <w:p>
+            <w:pPr>
+              <w:pStyle w:val="Normal"/>
+              <w:jc w:val="center"/>
+              <w:pBdr>
+                <w:bottom w:val="none" w:sz="0" w:space="0" w:color="000000"/>
+                <w:top w:val="none" w:sz="0" w:space="0" w:color="000000"/>
+                <w:left w:val="none" w:sz="0" w:space="0" w:color="000000"/>
+                <w:right w:val="none" w:sz="0" w:space="0" w:color="000000"/>
+              </w:pBdr>
+              <w:spacing w:after="100" w:before="100" w:line="240"/>
+              <w:ind w:left="100" w:right="100" w:firstLine="0" w:firstLineChars="0"/>
+              <w:rPr>
+                <w:rFonts w:ascii="Helvetica" w:hAnsi="Helvetica" w:eastAsia="Helvetica" w:cs="Helvetica"/>
+                <w:i w:val="false"/>
+                <w:b w:val="false"/>
+                <w:u w:val="none"/>
+                <w:sz w:val="22"/>
+                <w:szCs w:val="22"/>
+                <w:color w:val="000000"/>
+              </w:rPr>
+            </w:pPr>
+            <w:r>
+              <w:rPr>
+                <w:rFonts w:ascii="Helvetica" w:hAnsi="Helvetica" w:eastAsia="Helvetica" w:cs="Helvetica"/>
+                <w:i w:val="false"/>
+                <w:b w:val="false"/>
+                <w:u w:val="none"/>
+                <w:sz w:val="22"/>
+                <w:szCs w:val="22"/>
+                <w:color w:val="000000"/>
+              </w:rPr>
+              <w:t xml:space="preserve">142</w:t>
+            </w:r>
+          </w:p>
+        </w:tc>
+        <w:tc>
+          <w:tcPr>
+            <w:tcBorders>
+              <w:bottom w:val="single" w:sz="8" w:space="0" w:color="000000"/>
+              <w:top w:val="none" w:sz="0" w:space="0" w:color="000000"/>
+              <w:left w:val="none" w:sz="0" w:space="0" w:color="000000"/>
+              <w:right w:val="none" w:sz="0" w:space="0" w:color="000000"/>
+            </w:tcBorders>
+            <w:shd w:val="clear" w:color="auto" w:fill="FFFFFF"/>
+            <w:tcMar>
+              <w:top w:w="0" w:type="dxa"/>
+              <w:bottom w:w="0" w:type="dxa"/>
+              <w:left w:w="0" w:type="dxa"/>
+              <w:right w:w="0" w:type="dxa"/>
+            </w:tcMar>
+            <w:vAlign w:val="top"/>
+          </w:tcPr>
+          <w:p>
+            <w:pPr>
+              <w:pStyle w:val="Normal"/>
+              <w:jc w:val="center"/>
+              <w:pBdr>
+                <w:bottom w:val="none" w:sz="0" w:space="0" w:color="000000"/>
+                <w:top w:val="none" w:sz="0" w:space="0" w:color="000000"/>
+                <w:left w:val="none" w:sz="0" w:space="0" w:color="000000"/>
+                <w:right w:val="none" w:sz="0" w:space="0" w:color="000000"/>
+              </w:pBdr>
+              <w:spacing w:after="100" w:before="100" w:line="240"/>
+              <w:ind w:left="100" w:right="100" w:firstLine="0" w:firstLineChars="0"/>
+              <w:rPr>
+                <w:rFonts w:ascii="Helvetica" w:hAnsi="Helvetica" w:eastAsia="Helvetica" w:cs="Helvetica"/>
+                <w:i w:val="false"/>
+                <w:b w:val="false"/>
+                <w:u w:val="none"/>
+                <w:sz w:val="22"/>
+                <w:szCs w:val="22"/>
+                <w:color w:val="000000"/>
+              </w:rPr>
+            </w:pPr>
+            <w:r>
+              <w:rPr>
+                <w:rFonts w:ascii="Helvetica" w:hAnsi="Helvetica" w:eastAsia="Helvetica" w:cs="Helvetica"/>
+                <w:i w:val="false"/>
+                <w:b w:val="false"/>
+                <w:u w:val="none"/>
+                <w:sz w:val="22"/>
+                <w:szCs w:val="22"/>
+                <w:color w:val="000000"/>
+              </w:rPr>
+              <w:t xml:space="preserve">0.98</w:t>
+            </w:r>
+          </w:p>
+        </w:tc>
+        <w:tc>
+          <w:tcPr>
+            <w:tcBorders>
+              <w:bottom w:val="single" w:sz="8" w:space="0" w:color="000000"/>
+              <w:top w:val="none" w:sz="0" w:space="0" w:color="000000"/>
+              <w:left w:val="none" w:sz="0" w:space="0" w:color="000000"/>
+              <w:right w:val="none" w:sz="0" w:space="0" w:color="000000"/>
+            </w:tcBorders>
+            <w:shd w:val="clear" w:color="auto" w:fill="FFFFFF"/>
+            <w:tcMar>
+              <w:top w:w="0" w:type="dxa"/>
+              <w:bottom w:w="0" w:type="dxa"/>
+              <w:left w:w="0" w:type="dxa"/>
+              <w:right w:w="0" w:type="dxa"/>
+            </w:tcMar>
+            <w:vAlign w:val="top"/>
+          </w:tcPr>
+          <w:p>
+            <w:pPr>
+              <w:pStyle w:val="Normal"/>
+              <w:jc w:val="center"/>
+              <w:pBdr>
+                <w:bottom w:val="none" w:sz="0" w:space="0" w:color="000000"/>
+                <w:top w:val="none" w:sz="0" w:space="0" w:color="000000"/>
+                <w:left w:val="none" w:sz="0" w:space="0" w:color="000000"/>
+                <w:right w:val="none" w:sz="0" w:space="0" w:color="000000"/>
+              </w:pBdr>
+              <w:spacing w:after="100" w:before="100" w:line="240"/>
+              <w:ind w:left="100" w:right="100" w:firstLine="0" w:firstLineChars="0"/>
+              <w:rPr>
+                <w:rFonts w:ascii="Helvetica" w:hAnsi="Helvetica" w:eastAsia="Helvetica" w:cs="Helvetica"/>
+                <w:i w:val="false"/>
+                <w:b w:val="false"/>
+                <w:u w:val="none"/>
+                <w:sz w:val="22"/>
+                <w:szCs w:val="22"/>
+                <w:color w:val="000000"/>
+              </w:rPr>
+            </w:pPr>
+            <w:r>
+              <w:rPr>
+                <w:rFonts w:ascii="Helvetica" w:hAnsi="Helvetica" w:eastAsia="Helvetica" w:cs="Helvetica"/>
+                <w:i w:val="false"/>
+                <w:b w:val="false"/>
+                <w:u w:val="none"/>
+                <w:sz w:val="22"/>
+                <w:szCs w:val="22"/>
+                <w:color w:val="000000"/>
+              </w:rPr>
+              <w:t xml:space="preserve">0.97, 1.00</w:t>
+            </w:r>
+          </w:p>
+        </w:tc>
+        <w:tc>
+          <w:tcPr>
+            <w:tcBorders>
+              <w:bottom w:val="single" w:sz="8" w:space="0" w:color="000000"/>
+              <w:top w:val="none" w:sz="0" w:space="0" w:color="000000"/>
+              <w:left w:val="none" w:sz="0" w:space="0" w:color="000000"/>
+              <w:right w:val="none" w:sz="0" w:space="0" w:color="000000"/>
+            </w:tcBorders>
+            <w:shd w:val="clear" w:color="auto" w:fill="FFFFFF"/>
+            <w:tcMar>
+              <w:top w:w="0" w:type="dxa"/>
+              <w:bottom w:w="0" w:type="dxa"/>
+              <w:left w:w="0" w:type="dxa"/>
+              <w:right w:w="0" w:type="dxa"/>
+            </w:tcMar>
+            <w:vAlign w:val="top"/>
+          </w:tcPr>
+          <w:p>
+            <w:pPr>
+              <w:pStyle w:val="Normal"/>
+              <w:jc w:val="center"/>
+              <w:pBdr>
+                <w:bottom w:val="none" w:sz="0" w:space="0" w:color="000000"/>
+                <w:top w:val="none" w:sz="0" w:space="0" w:color="000000"/>
+                <w:left w:val="none" w:sz="0" w:space="0" w:color="000000"/>
+                <w:right w:val="none" w:sz="0" w:space="0" w:color="000000"/>
+              </w:pBdr>
+              <w:spacing w:after="100" w:before="100" w:line="240"/>
+              <w:ind w:left="100" w:right="100" w:firstLine="0" w:firstLineChars="0"/>
+              <w:rPr>
+                <w:rFonts w:ascii="Helvetica" w:hAnsi="Helvetica" w:eastAsia="Helvetica" w:cs="Helvetica"/>
+                <w:i w:val="false"/>
+                <w:b w:val="false"/>
+                <w:u w:val="none"/>
+                <w:sz w:val="22"/>
+                <w:szCs w:val="22"/>
+                <w:color w:val="000000"/>
+              </w:rPr>
+            </w:pPr>
+            <w:r>
+              <w:rPr>
+                <w:rFonts w:ascii="Helvetica" w:hAnsi="Helvetica" w:eastAsia="Helvetica" w:cs="Helvetica"/>
+                <w:i w:val="false"/>
+                <w:b w:val="false"/>
+                <w:u w:val="none"/>
+                <w:sz w:val="22"/>
+                <w:szCs w:val="22"/>
+                <w:color w:val="000000"/>
+              </w:rPr>
               <w:t xml:space="preserve">0.059</w:t>
-            </w:r>
-          </w:p>
-        </w:tc>
-        <w:tc>
-          <w:tcPr>
-            <w:tcBorders>
-              <w:bottom w:val="single" w:sz="8" w:space="0" w:color="000000"/>
-              <w:top w:val="none" w:sz="0" w:space="0" w:color="000000"/>
-              <w:left w:val="none" w:sz="0" w:space="0" w:color="000000"/>
-              <w:right w:val="none" w:sz="0" w:space="0" w:color="000000"/>
-            </w:tcBorders>
-            <w:shd w:val="clear" w:color="auto" w:fill="FFFFFF"/>
-            <w:tcMar>
-              <w:top w:w="0" w:type="dxa"/>
-              <w:bottom w:w="0" w:type="dxa"/>
-              <w:left w:w="0" w:type="dxa"/>
-              <w:right w:w="0" w:type="dxa"/>
-            </w:tcMar>
-            <w:vAlign w:val="top"/>
-          </w:tcPr>
-          <w:p>
-            <w:pPr>
-              <w:pStyle w:val="Normal"/>
-              <w:jc w:val="center"/>
-              <w:pBdr>
-                <w:bottom w:val="none" w:sz="0" w:space="0" w:color="000000"/>
-                <w:top w:val="none" w:sz="0" w:space="0" w:color="000000"/>
-                <w:left w:val="none" w:sz="0" w:space="0" w:color="000000"/>
-                <w:right w:val="none" w:sz="0" w:space="0" w:color="000000"/>
-              </w:pBdr>
-              <w:spacing w:after="100" w:before="100" w:line="240"/>
-              <w:ind w:left="100" w:right="100" w:firstLine="0" w:firstLineChars="0"/>
-              <w:rPr>
-                <w:rFonts w:ascii="Helvetica" w:hAnsi="Helvetica" w:eastAsia="Helvetica" w:cs="Helvetica"/>
-                <w:i w:val="false"/>
-                <w:b w:val="false"/>
-                <w:u w:val="none"/>
-                <w:sz w:val="22"/>
-                <w:szCs w:val="22"/>
-                <w:color w:val="000000"/>
-              </w:rPr>
-            </w:pPr>
-            <w:r>
-              <w:rPr>
-                <w:rFonts w:ascii="Helvetica" w:hAnsi="Helvetica" w:eastAsia="Helvetica" w:cs="Helvetica"/>
-                <w:i w:val="false"/>
-                <w:b w:val="false"/>
-                <w:u w:val="none"/>
-                <w:sz w:val="22"/>
-                <w:szCs w:val="22"/>
-                <w:color w:val="000000"/>
-              </w:rPr>
-              <w:t xml:space="preserve">143</w:t>
-            </w:r>
-          </w:p>
-        </w:tc>
-        <w:tc>
-          <w:tcPr>
-            <w:tcBorders>
-              <w:bottom w:val="single" w:sz="8" w:space="0" w:color="000000"/>
-              <w:top w:val="none" w:sz="0" w:space="0" w:color="000000"/>
-              <w:left w:val="none" w:sz="0" w:space="0" w:color="000000"/>
-              <w:right w:val="none" w:sz="0" w:space="0" w:color="000000"/>
-            </w:tcBorders>
-            <w:shd w:val="clear" w:color="auto" w:fill="FFFFFF"/>
-            <w:tcMar>
-              <w:top w:w="0" w:type="dxa"/>
-              <w:bottom w:w="0" w:type="dxa"/>
-              <w:left w:w="0" w:type="dxa"/>
-              <w:right w:w="0" w:type="dxa"/>
-            </w:tcMar>
-            <w:vAlign w:val="top"/>
-          </w:tcPr>
-          <w:p>
-            <w:pPr>
-              <w:pStyle w:val="Normal"/>
-              <w:jc w:val="center"/>
-              <w:pBdr>
-                <w:bottom w:val="none" w:sz="0" w:space="0" w:color="000000"/>
-                <w:top w:val="none" w:sz="0" w:space="0" w:color="000000"/>
-                <w:left w:val="none" w:sz="0" w:space="0" w:color="000000"/>
-                <w:right w:val="none" w:sz="0" w:space="0" w:color="000000"/>
-              </w:pBdr>
-              <w:spacing w:after="100" w:before="100" w:line="240"/>
-              <w:ind w:left="100" w:right="100" w:firstLine="0" w:firstLineChars="0"/>
-              <w:rPr>
-                <w:rFonts w:ascii="Helvetica" w:hAnsi="Helvetica" w:eastAsia="Helvetica" w:cs="Helvetica"/>
-                <w:i w:val="false"/>
-                <w:b w:val="false"/>
-                <w:u w:val="none"/>
-                <w:sz w:val="22"/>
-                <w:szCs w:val="22"/>
-                <w:color w:val="000000"/>
-              </w:rPr>
-            </w:pPr>
-            <w:r>
-              <w:rPr>
-                <w:rFonts w:ascii="Helvetica" w:hAnsi="Helvetica" w:eastAsia="Helvetica" w:cs="Helvetica"/>
-                <w:i w:val="false"/>
-                <w:b w:val="false"/>
-                <w:u w:val="none"/>
-                <w:sz w:val="22"/>
-                <w:szCs w:val="22"/>
-                <w:color w:val="000000"/>
-              </w:rPr>
-              <w:t xml:space="preserve">0.98</w:t>
-            </w:r>
-          </w:p>
-        </w:tc>
-        <w:tc>
-          <w:tcPr>
-            <w:tcBorders>
-              <w:bottom w:val="single" w:sz="8" w:space="0" w:color="000000"/>
-              <w:top w:val="none" w:sz="0" w:space="0" w:color="000000"/>
-              <w:left w:val="none" w:sz="0" w:space="0" w:color="000000"/>
-              <w:right w:val="none" w:sz="0" w:space="0" w:color="000000"/>
-            </w:tcBorders>
-            <w:shd w:val="clear" w:color="auto" w:fill="FFFFFF"/>
-            <w:tcMar>
-              <w:top w:w="0" w:type="dxa"/>
-              <w:bottom w:w="0" w:type="dxa"/>
-              <w:left w:w="0" w:type="dxa"/>
-              <w:right w:w="0" w:type="dxa"/>
-            </w:tcMar>
-            <w:vAlign w:val="top"/>
-          </w:tcPr>
-          <w:p>
-            <w:pPr>
-              <w:pStyle w:val="Normal"/>
-              <w:jc w:val="center"/>
-              <w:pBdr>
-                <w:bottom w:val="none" w:sz="0" w:space="0" w:color="000000"/>
-                <w:top w:val="none" w:sz="0" w:space="0" w:color="000000"/>
-                <w:left w:val="none" w:sz="0" w:space="0" w:color="000000"/>
-                <w:right w:val="none" w:sz="0" w:space="0" w:color="000000"/>
-              </w:pBdr>
-              <w:spacing w:after="100" w:before="100" w:line="240"/>
-              <w:ind w:left="100" w:right="100" w:firstLine="0" w:firstLineChars="0"/>
-              <w:rPr>
-                <w:rFonts w:ascii="Helvetica" w:hAnsi="Helvetica" w:eastAsia="Helvetica" w:cs="Helvetica"/>
-                <w:i w:val="false"/>
-                <w:b w:val="false"/>
-                <w:u w:val="none"/>
-                <w:sz w:val="22"/>
-                <w:szCs w:val="22"/>
-                <w:color w:val="000000"/>
-              </w:rPr>
-            </w:pPr>
-            <w:r>
-              <w:rPr>
-                <w:rFonts w:ascii="Helvetica" w:hAnsi="Helvetica" w:eastAsia="Helvetica" w:cs="Helvetica"/>
-                <w:i w:val="false"/>
-                <w:b w:val="false"/>
-                <w:u w:val="none"/>
-                <w:sz w:val="22"/>
-                <w:szCs w:val="22"/>
-                <w:color w:val="000000"/>
-              </w:rPr>
-              <w:t xml:space="preserve">0.97, 1.00</w:t>
-            </w:r>
-          </w:p>
-        </w:tc>
-        <w:tc>
-          <w:tcPr>
-            <w:tcBorders>
-              <w:bottom w:val="single" w:sz="8" w:space="0" w:color="000000"/>
-              <w:top w:val="none" w:sz="0" w:space="0" w:color="000000"/>
-              <w:left w:val="none" w:sz="0" w:space="0" w:color="000000"/>
-              <w:right w:val="none" w:sz="0" w:space="0" w:color="000000"/>
-            </w:tcBorders>
-            <w:shd w:val="clear" w:color="auto" w:fill="FFFFFF"/>
-            <w:tcMar>
-              <w:top w:w="0" w:type="dxa"/>
-              <w:bottom w:w="0" w:type="dxa"/>
-              <w:left w:w="0" w:type="dxa"/>
-              <w:right w:w="0" w:type="dxa"/>
-            </w:tcMar>
-            <w:vAlign w:val="top"/>
-          </w:tcPr>
-          <w:p>
-            <w:pPr>
-              <w:pStyle w:val="Normal"/>
-              <w:jc w:val="center"/>
-              <w:pBdr>
-                <w:bottom w:val="none" w:sz="0" w:space="0" w:color="000000"/>
-                <w:top w:val="none" w:sz="0" w:space="0" w:color="000000"/>
-                <w:left w:val="none" w:sz="0" w:space="0" w:color="000000"/>
-                <w:right w:val="none" w:sz="0" w:space="0" w:color="000000"/>
-              </w:pBdr>
-              <w:spacing w:after="100" w:before="100" w:line="240"/>
-              <w:ind w:left="100" w:right="100" w:firstLine="0" w:firstLineChars="0"/>
-              <w:rPr>
-                <w:rFonts w:ascii="Helvetica" w:hAnsi="Helvetica" w:eastAsia="Helvetica" w:cs="Helvetica"/>
-                <w:i w:val="false"/>
-                <w:b w:val="false"/>
-                <w:u w:val="none"/>
-                <w:sz w:val="22"/>
-                <w:szCs w:val="22"/>
-                <w:color w:val="000000"/>
-              </w:rPr>
-            </w:pPr>
-            <w:r>
-              <w:rPr>
-                <w:rFonts w:ascii="Helvetica" w:hAnsi="Helvetica" w:eastAsia="Helvetica" w:cs="Helvetica"/>
-                <w:i w:val="false"/>
-                <w:b w:val="false"/>
-                <w:u w:val="none"/>
-                <w:sz w:val="22"/>
-                <w:szCs w:val="22"/>
-                <w:color w:val="000000"/>
-              </w:rPr>
-              <w:t xml:space="preserve">0.041</w:t>
             </w:r>
           </w:p>
         </w:tc>
